--- a/Sem2/Vc/Cycle1-co1.docx
+++ b/Sem2/Vc/Cycle1-co1.docx
@@ -63,61 +63,49 @@
         <w:jc w:val="both"/>
         <w:rPr>
           <w:rFonts w:ascii="Times New Roman" w:hAnsi="Times New Roman" w:cs="Times New Roman"/>
-          <w:b/>
-          <w:bCs/>
-          <w:sz w:val="24"/>
-          <w:szCs w:val="24"/>
-        </w:rPr>
-      </w:pPr>
-      <w:r>
-        <w:rPr>
-          <w:rFonts w:ascii="Times New Roman" w:hAnsi="Times New Roman" w:cs="Times New Roman"/>
-          <w:b/>
-          <w:bCs/>
-          <w:sz w:val="24"/>
-          <w:szCs w:val="24"/>
-        </w:rPr>
-        <w:t>Q: Familiarization</w:t>
-      </w:r>
-      <w:r>
-        <w:rPr>
-          <w:rFonts w:ascii="Times New Roman" w:hAnsi="Times New Roman" w:cs="Times New Roman"/>
-          <w:b/>
-          <w:bCs/>
-          <w:sz w:val="24"/>
-          <w:szCs w:val="24"/>
-        </w:rPr>
-        <w:t xml:space="preserve"> to computer hardware such as CPU, Memory, Motherboard </w:t>
-      </w:r>
-      <w:r>
-        <w:rPr>
-          <w:rFonts w:ascii="Times New Roman" w:hAnsi="Times New Roman" w:cs="Times New Roman"/>
-          <w:b/>
-          <w:bCs/>
-          <w:sz w:val="24"/>
-          <w:szCs w:val="24"/>
-        </w:rPr>
-        <w:t>etc.</w:t>
-      </w:r>
-    </w:p>
-    <w:p>
-      <w:pPr>
-        <w:jc w:val="both"/>
-        <w:rPr>
-          <w:rFonts w:ascii="Times New Roman" w:hAnsi="Times New Roman" w:cs="Times New Roman"/>
-          <w:sz w:val="24"/>
-          <w:szCs w:val="24"/>
-        </w:rPr>
-      </w:pPr>
-      <w:r>
-        <w:rPr>
-          <w:rFonts w:ascii="Times New Roman" w:hAnsi="Times New Roman" w:cs="Times New Roman"/>
-          <w:b/>
-          <w:bCs/>
-          <w:sz w:val="24"/>
-          <w:szCs w:val="24"/>
-        </w:rPr>
-        <w:t>Aim:</w:t>
+          <w:bCs/>
+          <w:sz w:val="28"/>
+          <w:szCs w:val="24"/>
+        </w:rPr>
+      </w:pPr>
+      <w:r>
+        <w:rPr>
+          <w:rFonts w:ascii="Times New Roman" w:hAnsi="Times New Roman" w:cs="Times New Roman"/>
+          <w:bCs/>
+          <w:sz w:val="28"/>
+          <w:szCs w:val="24"/>
+        </w:rPr>
+        <w:t>Q: Familiarization to computer hardware such as CPU, Memory, Motherboard etc.</w:t>
+      </w:r>
+    </w:p>
+    <w:p>
+      <w:pPr>
+        <w:jc w:val="both"/>
+        <w:rPr>
+          <w:rFonts w:ascii="Times New Roman" w:hAnsi="Times New Roman" w:cs="Times New Roman"/>
+          <w:sz w:val="24"/>
+          <w:szCs w:val="24"/>
+        </w:rPr>
+      </w:pPr>
+      <w:r>
+        <w:rPr>
+          <w:rFonts w:ascii="Times New Roman" w:hAnsi="Times New Roman" w:cs="Times New Roman"/>
+          <w:b/>
+          <w:bCs/>
+          <w:sz w:val="28"/>
+          <w:szCs w:val="24"/>
+        </w:rPr>
+        <w:t>AIM</w:t>
+      </w:r>
+      <w:r>
+        <w:rPr>
+          <w:rFonts w:ascii="Times New Roman" w:hAnsi="Times New Roman" w:cs="Times New Roman"/>
+          <w:b/>
+          <w:bCs/>
+          <w:sz w:val="24"/>
+          <w:szCs w:val="24"/>
+        </w:rPr>
+        <w:t>:</w:t>
       </w:r>
       <w:r>
         <w:rPr>
@@ -156,7 +144,7 @@
           <w:u w:val="single"/>
         </w:rPr>
         <w:drawing>
-          <wp:anchor distT="0" distB="0" distL="114300" distR="114300" simplePos="0" relativeHeight="251659264" behindDoc="0" locked="0" layoutInCell="1" allowOverlap="1" wp14:anchorId="687C94E5" wp14:editId="026CE9A4">
+          <wp:anchor distT="0" distB="0" distL="114300" distR="114300" simplePos="0" relativeHeight="251659264" behindDoc="0" locked="0" layoutInCell="1" allowOverlap="1" wp14:anchorId="687C94E5" wp14:editId="60146014">
             <wp:simplePos x="0" y="0"/>
             <wp:positionH relativeFrom="column">
               <wp:posOffset>2571750</wp:posOffset>
@@ -604,6 +592,7 @@
           <w:sz w:val="24"/>
           <w:szCs w:val="24"/>
         </w:rPr>
+        <w:lastRenderedPageBreak/>
         <w:t>Ram is the temporary memory used to store data while programs are running. It increases</w:t>
       </w:r>
       <w:r>
@@ -650,7 +639,6 @@
           <w:szCs w:val="24"/>
           <w:u w:val="single"/>
         </w:rPr>
-        <w:lastRenderedPageBreak/>
         <w:drawing>
           <wp:anchor distT="0" distB="0" distL="114300" distR="114300" simplePos="0" relativeHeight="251661312" behindDoc="0" locked="0" layoutInCell="1" allowOverlap="1" wp14:anchorId="6CB41765" wp14:editId="512FE1B2">
             <wp:simplePos x="0" y="0"/>
@@ -1221,7 +1209,6 @@
           <w:szCs w:val="24"/>
           <w:u w:val="single"/>
         </w:rPr>
-        <w:lastRenderedPageBreak/>
         <w:drawing>
           <wp:anchor distT="0" distB="0" distL="114300" distR="114300" simplePos="0" relativeHeight="251667456" behindDoc="0" locked="0" layoutInCell="1" allowOverlap="1" wp14:anchorId="6DFC4022" wp14:editId="1CD3C8B4">
             <wp:simplePos x="0" y="0"/>
@@ -1568,6 +1555,2242 @@
         </w:rPr>
       </w:pPr>
     </w:p>
+    <w:p>
+      <w:pPr>
+        <w:jc w:val="both"/>
+        <w:rPr>
+          <w:rFonts w:ascii="Times New Roman" w:hAnsi="Times New Roman" w:cs="Times New Roman"/>
+          <w:sz w:val="28"/>
+          <w:szCs w:val="28"/>
+        </w:rPr>
+      </w:pPr>
+    </w:p>
+    <w:p>
+      <w:pPr>
+        <w:jc w:val="both"/>
+        <w:rPr>
+          <w:rFonts w:ascii="Times New Roman" w:hAnsi="Times New Roman" w:cs="Times New Roman"/>
+          <w:sz w:val="28"/>
+          <w:szCs w:val="28"/>
+        </w:rPr>
+      </w:pPr>
+    </w:p>
+    <w:p>
+      <w:pPr>
+        <w:jc w:val="both"/>
+        <w:rPr>
+          <w:rFonts w:ascii="Times New Roman" w:hAnsi="Times New Roman" w:cs="Times New Roman"/>
+          <w:sz w:val="28"/>
+          <w:szCs w:val="28"/>
+        </w:rPr>
+      </w:pPr>
+    </w:p>
+    <w:p>
+      <w:pPr>
+        <w:jc w:val="both"/>
+        <w:rPr>
+          <w:rFonts w:ascii="Times New Roman" w:hAnsi="Times New Roman" w:cs="Times New Roman"/>
+          <w:sz w:val="28"/>
+          <w:szCs w:val="28"/>
+        </w:rPr>
+      </w:pPr>
+    </w:p>
+    <w:p>
+      <w:pPr>
+        <w:jc w:val="both"/>
+        <w:rPr>
+          <w:rFonts w:ascii="Times New Roman" w:hAnsi="Times New Roman" w:cs="Times New Roman"/>
+          <w:sz w:val="28"/>
+          <w:szCs w:val="28"/>
+        </w:rPr>
+      </w:pPr>
+    </w:p>
+    <w:p>
+      <w:pPr>
+        <w:jc w:val="both"/>
+        <w:rPr>
+          <w:rFonts w:ascii="Times New Roman" w:hAnsi="Times New Roman" w:cs="Times New Roman"/>
+          <w:sz w:val="28"/>
+          <w:szCs w:val="28"/>
+        </w:rPr>
+      </w:pPr>
+    </w:p>
+    <w:p>
+      <w:pPr>
+        <w:jc w:val="both"/>
+        <w:rPr>
+          <w:rFonts w:ascii="Times New Roman" w:hAnsi="Times New Roman" w:cs="Times New Roman"/>
+          <w:sz w:val="28"/>
+          <w:szCs w:val="28"/>
+        </w:rPr>
+      </w:pPr>
+    </w:p>
+    <w:p>
+      <w:pPr>
+        <w:pStyle w:val="Heading1"/>
+        <w:jc w:val="center"/>
+        <w:rPr>
+          <w:sz w:val="56"/>
+          <w:szCs w:val="56"/>
+        </w:rPr>
+      </w:pPr>
+      <w:r>
+        <w:rPr>
+          <w:sz w:val="56"/>
+          <w:szCs w:val="56"/>
+        </w:rPr>
+        <w:lastRenderedPageBreak/>
+        <w:t>Cycle-2</w:t>
+      </w:r>
+    </w:p>
+    <w:p>
+      <w:pPr>
+        <w:jc w:val="both"/>
+        <w:rPr>
+          <w:b/>
+          <w:bCs/>
+          <w:sz w:val="24"/>
+          <w:szCs w:val="24"/>
+          <w:u w:val="single"/>
+        </w:rPr>
+      </w:pPr>
+    </w:p>
+    <w:p>
+      <w:pPr>
+        <w:pStyle w:val="Heading1"/>
+        <w:jc w:val="both"/>
+        <w:rPr>
+          <w:b/>
+          <w:bCs/>
+          <w:u w:val="single"/>
+        </w:rPr>
+      </w:pPr>
+      <w:r>
+        <w:rPr>
+          <w:b/>
+          <w:bCs/>
+          <w:u w:val="single"/>
+        </w:rPr>
+        <w:t>Experiment-2</w:t>
+      </w:r>
+    </w:p>
+    <w:p>
+      <w:pPr>
+        <w:jc w:val="both"/>
+        <w:rPr>
+          <w:rFonts w:ascii="Times New Roman" w:hAnsi="Times New Roman" w:cs="Times New Roman"/>
+          <w:bCs/>
+          <w:sz w:val="28"/>
+          <w:szCs w:val="24"/>
+        </w:rPr>
+      </w:pPr>
+      <w:r>
+        <w:rPr>
+          <w:rFonts w:ascii="Times New Roman" w:hAnsi="Times New Roman" w:cs="Times New Roman"/>
+          <w:bCs/>
+          <w:sz w:val="28"/>
+          <w:szCs w:val="24"/>
+        </w:rPr>
+        <w:t>Q: Study hardware specification of AI powered computers (2025)</w:t>
+      </w:r>
+    </w:p>
+    <w:p>
+      <w:pPr>
+        <w:jc w:val="both"/>
+        <w:rPr>
+          <w:rFonts w:ascii="Times New Roman" w:hAnsi="Times New Roman" w:cs="Times New Roman"/>
+          <w:bCs/>
+          <w:sz w:val="24"/>
+          <w:szCs w:val="24"/>
+        </w:rPr>
+      </w:pPr>
+      <w:r>
+        <w:rPr>
+          <w:rFonts w:ascii="Times New Roman" w:hAnsi="Times New Roman" w:cs="Times New Roman"/>
+          <w:b/>
+          <w:bCs/>
+          <w:sz w:val="28"/>
+          <w:szCs w:val="24"/>
+        </w:rPr>
+        <w:t>AIM</w:t>
+      </w:r>
+      <w:r>
+        <w:rPr>
+          <w:rFonts w:ascii="Times New Roman" w:hAnsi="Times New Roman" w:cs="Times New Roman"/>
+          <w:bCs/>
+          <w:sz w:val="24"/>
+          <w:szCs w:val="24"/>
+        </w:rPr>
+        <w:t>: TO analyze and compare the hardware specification of modern AI powered computer systems and understand how these specifications supports AI and machine learning workloads.</w:t>
+      </w:r>
+    </w:p>
+    <w:p>
+      <w:pPr>
+        <w:jc w:val="both"/>
+        <w:rPr>
+          <w:rFonts w:ascii="Times New Roman" w:hAnsi="Times New Roman" w:cs="Times New Roman"/>
+          <w:b/>
+          <w:bCs/>
+          <w:sz w:val="28"/>
+          <w:szCs w:val="24"/>
+          <w:u w:val="single"/>
+        </w:rPr>
+      </w:pPr>
+      <w:r>
+        <w:rPr>
+          <w:rFonts w:ascii="Times New Roman" w:hAnsi="Times New Roman" w:cs="Times New Roman"/>
+          <w:b/>
+          <w:bCs/>
+          <w:sz w:val="28"/>
+          <w:szCs w:val="24"/>
+          <w:u w:val="single"/>
+        </w:rPr>
+        <w:t>Theory</w:t>
+      </w:r>
+    </w:p>
+    <w:p>
+      <w:pPr>
+        <w:jc w:val="both"/>
+        <w:rPr>
+          <w:rFonts w:ascii="Times New Roman" w:hAnsi="Times New Roman" w:cs="Times New Roman"/>
+          <w:bCs/>
+          <w:sz w:val="24"/>
+          <w:szCs w:val="24"/>
+        </w:rPr>
+      </w:pPr>
+      <w:r>
+        <w:rPr>
+          <w:rFonts w:ascii="Times New Roman" w:hAnsi="Times New Roman" w:cs="Times New Roman"/>
+          <w:bCs/>
+          <w:sz w:val="24"/>
+          <w:szCs w:val="24"/>
+        </w:rPr>
+        <w:t>AI-powered systems require specialized hardware because Ai and Machine Learning applications performs large amount of data processing’s.</w:t>
+      </w:r>
+    </w:p>
+    <w:p>
+      <w:pPr>
+        <w:jc w:val="both"/>
+        <w:rPr>
+          <w:rFonts w:ascii="Times New Roman" w:hAnsi="Times New Roman" w:cs="Times New Roman"/>
+          <w:bCs/>
+          <w:sz w:val="24"/>
+          <w:szCs w:val="24"/>
+        </w:rPr>
+      </w:pPr>
+      <w:r>
+        <w:rPr>
+          <w:rFonts w:ascii="Times New Roman" w:hAnsi="Times New Roman" w:cs="Times New Roman"/>
+          <w:bCs/>
+          <w:sz w:val="24"/>
+          <w:szCs w:val="24"/>
+        </w:rPr>
+        <w:t>The main hardware components are:</w:t>
+      </w:r>
+    </w:p>
+    <w:p>
+      <w:pPr>
+        <w:pStyle w:val="ListParagraph"/>
+        <w:numPr>
+          <w:ilvl w:val="0"/>
+          <w:numId w:val="5"/>
+        </w:numPr>
+        <w:jc w:val="both"/>
+        <w:rPr>
+          <w:rFonts w:ascii="Times New Roman" w:hAnsi="Times New Roman" w:cs="Times New Roman"/>
+          <w:bCs/>
+          <w:sz w:val="24"/>
+          <w:szCs w:val="24"/>
+        </w:rPr>
+      </w:pPr>
+      <w:r>
+        <w:rPr>
+          <w:rFonts w:ascii="Times New Roman" w:hAnsi="Times New Roman" w:cs="Times New Roman"/>
+          <w:bCs/>
+          <w:sz w:val="24"/>
+          <w:szCs w:val="24"/>
+        </w:rPr>
+        <w:t>High-core CPU’s: Used for parallel processing and data preparation.</w:t>
+      </w:r>
+    </w:p>
+    <w:p>
+      <w:pPr>
+        <w:pStyle w:val="ListParagraph"/>
+        <w:numPr>
+          <w:ilvl w:val="0"/>
+          <w:numId w:val="5"/>
+        </w:numPr>
+        <w:jc w:val="both"/>
+        <w:rPr>
+          <w:rFonts w:ascii="Times New Roman" w:hAnsi="Times New Roman" w:cs="Times New Roman"/>
+          <w:bCs/>
+          <w:sz w:val="24"/>
+          <w:szCs w:val="24"/>
+        </w:rPr>
+      </w:pPr>
+      <w:r>
+        <w:rPr>
+          <w:rFonts w:ascii="Times New Roman" w:hAnsi="Times New Roman" w:cs="Times New Roman"/>
+          <w:bCs/>
+          <w:sz w:val="24"/>
+          <w:szCs w:val="24"/>
+        </w:rPr>
+        <w:t>GPU’s with CUDA cores: Used to accelerate Machine Learning and Deep Learning algorithms.</w:t>
+      </w:r>
+    </w:p>
+    <w:p>
+      <w:pPr>
+        <w:pStyle w:val="ListParagraph"/>
+        <w:numPr>
+          <w:ilvl w:val="0"/>
+          <w:numId w:val="5"/>
+        </w:numPr>
+        <w:jc w:val="both"/>
+        <w:rPr>
+          <w:rFonts w:ascii="Times New Roman" w:hAnsi="Times New Roman" w:cs="Times New Roman"/>
+          <w:bCs/>
+          <w:sz w:val="24"/>
+          <w:szCs w:val="24"/>
+        </w:rPr>
+      </w:pPr>
+      <w:r>
+        <w:rPr>
+          <w:rFonts w:ascii="Times New Roman" w:hAnsi="Times New Roman" w:cs="Times New Roman"/>
+          <w:bCs/>
+          <w:sz w:val="24"/>
+          <w:szCs w:val="24"/>
+        </w:rPr>
+        <w:t>High capacity RAM: Used to handle large datasets and model date.</w:t>
+      </w:r>
+    </w:p>
+    <w:p>
+      <w:pPr>
+        <w:pStyle w:val="ListParagraph"/>
+        <w:numPr>
+          <w:ilvl w:val="0"/>
+          <w:numId w:val="5"/>
+        </w:numPr>
+        <w:jc w:val="both"/>
+        <w:rPr>
+          <w:rFonts w:ascii="Times New Roman" w:hAnsi="Times New Roman" w:cs="Times New Roman"/>
+          <w:bCs/>
+          <w:sz w:val="24"/>
+          <w:szCs w:val="24"/>
+        </w:rPr>
+      </w:pPr>
+      <w:r>
+        <w:rPr>
+          <w:rFonts w:ascii="Times New Roman" w:hAnsi="Times New Roman" w:cs="Times New Roman"/>
+          <w:bCs/>
+          <w:sz w:val="24"/>
+          <w:szCs w:val="24"/>
+        </w:rPr>
+        <w:t>NVMe SSDs: Used for fast data access and storage.</w:t>
+      </w:r>
+    </w:p>
+    <w:p>
+      <w:pPr>
+        <w:jc w:val="both"/>
+        <w:rPr>
+          <w:rFonts w:ascii="Times New Roman" w:hAnsi="Times New Roman" w:cs="Times New Roman"/>
+          <w:b/>
+          <w:bCs/>
+          <w:sz w:val="28"/>
+          <w:szCs w:val="24"/>
+          <w:u w:val="single"/>
+        </w:rPr>
+      </w:pPr>
+      <w:r>
+        <w:rPr>
+          <w:rFonts w:ascii="Times New Roman" w:hAnsi="Times New Roman" w:cs="Times New Roman"/>
+          <w:b/>
+          <w:bCs/>
+          <w:sz w:val="28"/>
+          <w:szCs w:val="24"/>
+          <w:u w:val="single"/>
+        </w:rPr>
+        <w:t>Procedure</w:t>
+      </w:r>
+    </w:p>
+    <w:p>
+      <w:pPr>
+        <w:pStyle w:val="ListParagraph"/>
+        <w:numPr>
+          <w:ilvl w:val="0"/>
+          <w:numId w:val="6"/>
+        </w:numPr>
+        <w:jc w:val="both"/>
+        <w:rPr>
+          <w:rFonts w:ascii="Times New Roman" w:hAnsi="Times New Roman" w:cs="Times New Roman"/>
+          <w:bCs/>
+          <w:sz w:val="24"/>
+          <w:szCs w:val="24"/>
+        </w:rPr>
+      </w:pPr>
+      <w:r>
+        <w:rPr>
+          <w:rFonts w:ascii="Times New Roman" w:hAnsi="Times New Roman" w:cs="Times New Roman"/>
+          <w:bCs/>
+          <w:sz w:val="24"/>
+          <w:szCs w:val="24"/>
+        </w:rPr>
+        <w:t>The latest AI powered desktop and server systems available in 2025 were studied.</w:t>
+      </w:r>
+    </w:p>
+    <w:p>
+      <w:pPr>
+        <w:pStyle w:val="ListParagraph"/>
+        <w:numPr>
+          <w:ilvl w:val="0"/>
+          <w:numId w:val="6"/>
+        </w:numPr>
+        <w:jc w:val="both"/>
+        <w:rPr>
+          <w:rFonts w:ascii="Times New Roman" w:hAnsi="Times New Roman" w:cs="Times New Roman"/>
+          <w:bCs/>
+          <w:sz w:val="24"/>
+          <w:szCs w:val="24"/>
+        </w:rPr>
+      </w:pPr>
+      <w:r>
+        <w:rPr>
+          <w:rFonts w:ascii="Times New Roman" w:hAnsi="Times New Roman" w:cs="Times New Roman"/>
+          <w:bCs/>
+          <w:sz w:val="24"/>
+          <w:szCs w:val="24"/>
+        </w:rPr>
+        <w:t xml:space="preserve">Their CPU, </w:t>
+      </w:r>
+      <w:r>
+        <w:rPr>
+          <w:rFonts w:ascii="Times New Roman" w:hAnsi="Times New Roman" w:cs="Times New Roman"/>
+          <w:bCs/>
+          <w:sz w:val="24"/>
+          <w:szCs w:val="24"/>
+        </w:rPr>
+        <w:t>GPU</w:t>
+      </w:r>
+      <w:r>
+        <w:rPr>
+          <w:rFonts w:ascii="Times New Roman" w:hAnsi="Times New Roman" w:cs="Times New Roman"/>
+          <w:bCs/>
+          <w:sz w:val="24"/>
+          <w:szCs w:val="24"/>
+        </w:rPr>
+        <w:t>, and ram and storage specifications were collected.</w:t>
+      </w:r>
+    </w:p>
+    <w:p>
+      <w:pPr>
+        <w:pStyle w:val="ListParagraph"/>
+        <w:numPr>
+          <w:ilvl w:val="0"/>
+          <w:numId w:val="6"/>
+        </w:numPr>
+        <w:jc w:val="both"/>
+        <w:rPr>
+          <w:rFonts w:ascii="Times New Roman" w:hAnsi="Times New Roman" w:cs="Times New Roman"/>
+          <w:bCs/>
+          <w:sz w:val="24"/>
+          <w:szCs w:val="24"/>
+        </w:rPr>
+      </w:pPr>
+      <w:r>
+        <w:rPr>
+          <w:rFonts w:ascii="Times New Roman" w:hAnsi="Times New Roman" w:cs="Times New Roman"/>
+          <w:bCs/>
+          <w:sz w:val="24"/>
+          <w:szCs w:val="24"/>
+        </w:rPr>
+        <w:t>The specifications were compared.</w:t>
+      </w:r>
+    </w:p>
+    <w:p>
+      <w:pPr>
+        <w:pStyle w:val="ListParagraph"/>
+        <w:numPr>
+          <w:ilvl w:val="0"/>
+          <w:numId w:val="6"/>
+        </w:numPr>
+        <w:jc w:val="both"/>
+        <w:rPr>
+          <w:rFonts w:ascii="Times New Roman" w:hAnsi="Times New Roman" w:cs="Times New Roman"/>
+          <w:bCs/>
+          <w:sz w:val="24"/>
+          <w:szCs w:val="24"/>
+        </w:rPr>
+      </w:pPr>
+      <w:r>
+        <w:rPr>
+          <w:rFonts w:ascii="Times New Roman" w:hAnsi="Times New Roman" w:cs="Times New Roman"/>
+          <w:bCs/>
+          <w:sz w:val="24"/>
+          <w:szCs w:val="24"/>
+        </w:rPr>
+        <w:t>The effects of these specifications on AI and Machine-Learning workloads were analyzed.</w:t>
+      </w:r>
+    </w:p>
+    <w:p>
+      <w:pPr>
+        <w:jc w:val="both"/>
+        <w:rPr>
+          <w:rFonts w:ascii="Times New Roman" w:hAnsi="Times New Roman" w:cs="Times New Roman"/>
+          <w:b/>
+          <w:bCs/>
+          <w:sz w:val="28"/>
+          <w:szCs w:val="24"/>
+          <w:u w:val="single"/>
+        </w:rPr>
+      </w:pPr>
+      <w:r>
+        <w:rPr>
+          <w:rFonts w:ascii="Times New Roman" w:hAnsi="Times New Roman" w:cs="Times New Roman"/>
+          <w:b/>
+          <w:bCs/>
+          <w:sz w:val="28"/>
+          <w:szCs w:val="24"/>
+          <w:u w:val="single"/>
+        </w:rPr>
+        <w:t>Observation</w:t>
+      </w:r>
+    </w:p>
+    <w:p>
+      <w:pPr>
+        <w:jc w:val="both"/>
+        <w:rPr>
+          <w:rFonts w:ascii="Times New Roman" w:hAnsi="Times New Roman" w:cs="Times New Roman"/>
+          <w:bCs/>
+          <w:sz w:val="24"/>
+          <w:szCs w:val="24"/>
+        </w:rPr>
+      </w:pPr>
+      <w:r>
+        <w:rPr>
+          <w:rFonts w:ascii="Times New Roman" w:hAnsi="Times New Roman" w:cs="Times New Roman"/>
+          <w:bCs/>
+          <w:sz w:val="24"/>
+          <w:szCs w:val="24"/>
+        </w:rPr>
+        <w:t>For this study, AI powered systems from leading manufactures such as NVIDIA, Dell Technologies and AMD were considered.</w:t>
+      </w:r>
+    </w:p>
+    <w:p>
+      <w:pPr>
+        <w:jc w:val="both"/>
+        <w:rPr>
+          <w:rFonts w:ascii="Times New Roman" w:hAnsi="Times New Roman" w:cs="Times New Roman"/>
+          <w:b/>
+          <w:bCs/>
+          <w:sz w:val="28"/>
+          <w:szCs w:val="24"/>
+          <w:u w:val="single"/>
+        </w:rPr>
+      </w:pPr>
+    </w:p>
+    <w:p>
+      <w:pPr>
+        <w:jc w:val="both"/>
+        <w:rPr>
+          <w:rFonts w:ascii="Times New Roman" w:hAnsi="Times New Roman" w:cs="Times New Roman"/>
+          <w:b/>
+          <w:bCs/>
+          <w:sz w:val="28"/>
+          <w:szCs w:val="24"/>
+          <w:u w:val="single"/>
+        </w:rPr>
+      </w:pPr>
+    </w:p>
+    <w:p>
+      <w:pPr>
+        <w:jc w:val="both"/>
+        <w:rPr>
+          <w:rFonts w:ascii="Times New Roman" w:hAnsi="Times New Roman" w:cs="Times New Roman"/>
+          <w:b/>
+          <w:bCs/>
+          <w:sz w:val="28"/>
+          <w:szCs w:val="24"/>
+          <w:u w:val="single"/>
+        </w:rPr>
+      </w:pPr>
+    </w:p>
+    <w:p>
+      <w:pPr>
+        <w:jc w:val="both"/>
+        <w:rPr>
+          <w:rFonts w:ascii="Times New Roman" w:hAnsi="Times New Roman" w:cs="Times New Roman"/>
+          <w:b/>
+          <w:bCs/>
+          <w:sz w:val="28"/>
+          <w:szCs w:val="24"/>
+          <w:u w:val="single"/>
+        </w:rPr>
+      </w:pPr>
+    </w:p>
+    <w:p>
+      <w:pPr>
+        <w:jc w:val="both"/>
+        <w:rPr>
+          <w:rFonts w:ascii="Times New Roman" w:hAnsi="Times New Roman" w:cs="Times New Roman"/>
+          <w:b/>
+          <w:bCs/>
+          <w:sz w:val="28"/>
+          <w:szCs w:val="24"/>
+          <w:u w:val="single"/>
+        </w:rPr>
+      </w:pPr>
+      <w:r>
+        <w:rPr>
+          <w:rFonts w:ascii="Times New Roman" w:hAnsi="Times New Roman" w:cs="Times New Roman"/>
+          <w:b/>
+          <w:bCs/>
+          <w:sz w:val="28"/>
+          <w:szCs w:val="24"/>
+          <w:u w:val="single"/>
+        </w:rPr>
+        <w:lastRenderedPageBreak/>
+        <w:t>Comparison chart of hardware specifications</w:t>
+      </w:r>
+    </w:p>
+    <w:tbl>
+      <w:tblPr>
+        <w:tblStyle w:val="TableGrid"/>
+        <w:tblW w:w="0" w:type="auto"/>
+        <w:tblLook w:val="04A0" w:firstRow="1" w:lastRow="0" w:firstColumn="1" w:lastColumn="0" w:noHBand="0" w:noVBand="1"/>
+      </w:tblPr>
+      <w:tblGrid>
+        <w:gridCol w:w="1791"/>
+        <w:gridCol w:w="1564"/>
+        <w:gridCol w:w="1580"/>
+        <w:gridCol w:w="1550"/>
+        <w:gridCol w:w="1546"/>
+        <w:gridCol w:w="1545"/>
+      </w:tblGrid>
+      <w:tr>
+        <w:trPr>
+          <w:trHeight w:val="953"/>
+        </w:trPr>
+        <w:tc>
+          <w:tcPr>
+            <w:tcW w:w="1596" w:type="dxa"/>
+          </w:tcPr>
+          <w:p>
+            <w:pPr>
+              <w:jc w:val="center"/>
+              <w:rPr>
+                <w:rFonts w:ascii="Times New Roman" w:hAnsi="Times New Roman" w:cs="Times New Roman"/>
+                <w:b/>
+                <w:bCs/>
+                <w:sz w:val="24"/>
+                <w:szCs w:val="24"/>
+              </w:rPr>
+            </w:pPr>
+          </w:p>
+          <w:p>
+            <w:pPr>
+              <w:jc w:val="center"/>
+              <w:rPr>
+                <w:rFonts w:ascii="Times New Roman" w:hAnsi="Times New Roman" w:cs="Times New Roman"/>
+                <w:b/>
+                <w:bCs/>
+                <w:sz w:val="24"/>
+                <w:szCs w:val="24"/>
+              </w:rPr>
+            </w:pPr>
+            <w:r>
+              <w:rPr>
+                <w:rFonts w:ascii="Times New Roman" w:hAnsi="Times New Roman" w:cs="Times New Roman"/>
+                <w:b/>
+                <w:bCs/>
+                <w:sz w:val="24"/>
+                <w:szCs w:val="24"/>
+              </w:rPr>
+              <w:t>System studied</w:t>
+            </w:r>
+          </w:p>
+        </w:tc>
+        <w:tc>
+          <w:tcPr>
+            <w:tcW w:w="1596" w:type="dxa"/>
+          </w:tcPr>
+          <w:p>
+            <w:pPr>
+              <w:jc w:val="center"/>
+              <w:rPr>
+                <w:rFonts w:ascii="Times New Roman" w:hAnsi="Times New Roman" w:cs="Times New Roman"/>
+                <w:b/>
+                <w:bCs/>
+                <w:sz w:val="24"/>
+                <w:szCs w:val="24"/>
+              </w:rPr>
+            </w:pPr>
+          </w:p>
+          <w:p>
+            <w:pPr>
+              <w:jc w:val="center"/>
+              <w:rPr>
+                <w:rFonts w:ascii="Times New Roman" w:hAnsi="Times New Roman" w:cs="Times New Roman"/>
+                <w:b/>
+                <w:bCs/>
+                <w:sz w:val="24"/>
+                <w:szCs w:val="24"/>
+              </w:rPr>
+            </w:pPr>
+            <w:r>
+              <w:rPr>
+                <w:rFonts w:ascii="Times New Roman" w:hAnsi="Times New Roman" w:cs="Times New Roman"/>
+                <w:b/>
+                <w:bCs/>
+                <w:sz w:val="24"/>
+                <w:szCs w:val="24"/>
+              </w:rPr>
+              <w:t>CPU</w:t>
+            </w:r>
+          </w:p>
+        </w:tc>
+        <w:tc>
+          <w:tcPr>
+            <w:tcW w:w="1596" w:type="dxa"/>
+          </w:tcPr>
+          <w:p>
+            <w:pPr>
+              <w:jc w:val="center"/>
+              <w:rPr>
+                <w:rFonts w:ascii="Times New Roman" w:hAnsi="Times New Roman" w:cs="Times New Roman"/>
+                <w:b/>
+                <w:bCs/>
+                <w:sz w:val="24"/>
+                <w:szCs w:val="24"/>
+              </w:rPr>
+            </w:pPr>
+          </w:p>
+          <w:p>
+            <w:pPr>
+              <w:jc w:val="center"/>
+              <w:rPr>
+                <w:rFonts w:ascii="Times New Roman" w:hAnsi="Times New Roman" w:cs="Times New Roman"/>
+                <w:b/>
+                <w:bCs/>
+                <w:sz w:val="24"/>
+                <w:szCs w:val="24"/>
+              </w:rPr>
+            </w:pPr>
+            <w:r>
+              <w:rPr>
+                <w:rFonts w:ascii="Times New Roman" w:hAnsi="Times New Roman" w:cs="Times New Roman"/>
+                <w:b/>
+                <w:bCs/>
+                <w:sz w:val="24"/>
+                <w:szCs w:val="24"/>
+              </w:rPr>
+              <w:t>GPU/</w:t>
+            </w:r>
+          </w:p>
+          <w:p>
+            <w:pPr>
+              <w:jc w:val="center"/>
+              <w:rPr>
+                <w:rFonts w:ascii="Times New Roman" w:hAnsi="Times New Roman" w:cs="Times New Roman"/>
+                <w:b/>
+                <w:bCs/>
+                <w:sz w:val="24"/>
+                <w:szCs w:val="24"/>
+              </w:rPr>
+            </w:pPr>
+            <w:r>
+              <w:rPr>
+                <w:rFonts w:ascii="Times New Roman" w:hAnsi="Times New Roman" w:cs="Times New Roman"/>
+                <w:b/>
+                <w:bCs/>
+                <w:sz w:val="24"/>
+                <w:szCs w:val="24"/>
+              </w:rPr>
+              <w:t>Accelerator</w:t>
+            </w:r>
+          </w:p>
+        </w:tc>
+        <w:tc>
+          <w:tcPr>
+            <w:tcW w:w="1596" w:type="dxa"/>
+          </w:tcPr>
+          <w:p>
+            <w:pPr>
+              <w:jc w:val="center"/>
+              <w:rPr>
+                <w:rFonts w:ascii="Times New Roman" w:hAnsi="Times New Roman" w:cs="Times New Roman"/>
+                <w:b/>
+                <w:bCs/>
+                <w:sz w:val="24"/>
+                <w:szCs w:val="24"/>
+              </w:rPr>
+            </w:pPr>
+          </w:p>
+          <w:p>
+            <w:pPr>
+              <w:jc w:val="center"/>
+              <w:rPr>
+                <w:rFonts w:ascii="Times New Roman" w:hAnsi="Times New Roman" w:cs="Times New Roman"/>
+                <w:b/>
+                <w:bCs/>
+                <w:sz w:val="24"/>
+                <w:szCs w:val="24"/>
+              </w:rPr>
+            </w:pPr>
+            <w:r>
+              <w:rPr>
+                <w:rFonts w:ascii="Times New Roman" w:hAnsi="Times New Roman" w:cs="Times New Roman"/>
+                <w:b/>
+                <w:bCs/>
+                <w:sz w:val="24"/>
+                <w:szCs w:val="24"/>
+              </w:rPr>
+              <w:t>GPU memory</w:t>
+            </w:r>
+          </w:p>
+        </w:tc>
+        <w:tc>
+          <w:tcPr>
+            <w:tcW w:w="1596" w:type="dxa"/>
+          </w:tcPr>
+          <w:p>
+            <w:pPr>
+              <w:jc w:val="center"/>
+              <w:rPr>
+                <w:rFonts w:ascii="Times New Roman" w:hAnsi="Times New Roman" w:cs="Times New Roman"/>
+                <w:b/>
+                <w:bCs/>
+                <w:sz w:val="24"/>
+                <w:szCs w:val="24"/>
+              </w:rPr>
+            </w:pPr>
+          </w:p>
+          <w:p>
+            <w:pPr>
+              <w:jc w:val="center"/>
+              <w:rPr>
+                <w:rFonts w:ascii="Times New Roman" w:hAnsi="Times New Roman" w:cs="Times New Roman"/>
+                <w:b/>
+                <w:bCs/>
+                <w:sz w:val="24"/>
+                <w:szCs w:val="24"/>
+              </w:rPr>
+            </w:pPr>
+            <w:r>
+              <w:rPr>
+                <w:rFonts w:ascii="Times New Roman" w:hAnsi="Times New Roman" w:cs="Times New Roman"/>
+                <w:b/>
+                <w:bCs/>
+                <w:sz w:val="24"/>
+                <w:szCs w:val="24"/>
+              </w:rPr>
+              <w:t>System</w:t>
+            </w:r>
+          </w:p>
+          <w:p>
+            <w:pPr>
+              <w:jc w:val="center"/>
+              <w:rPr>
+                <w:rFonts w:ascii="Times New Roman" w:hAnsi="Times New Roman" w:cs="Times New Roman"/>
+                <w:b/>
+                <w:bCs/>
+                <w:sz w:val="24"/>
+                <w:szCs w:val="24"/>
+              </w:rPr>
+            </w:pPr>
+            <w:r>
+              <w:rPr>
+                <w:rFonts w:ascii="Times New Roman" w:hAnsi="Times New Roman" w:cs="Times New Roman"/>
+                <w:b/>
+                <w:bCs/>
+                <w:sz w:val="24"/>
+                <w:szCs w:val="24"/>
+              </w:rPr>
+              <w:t>RAM</w:t>
+            </w:r>
+          </w:p>
+        </w:tc>
+        <w:tc>
+          <w:tcPr>
+            <w:tcW w:w="1596" w:type="dxa"/>
+          </w:tcPr>
+          <w:p>
+            <w:pPr>
+              <w:jc w:val="center"/>
+              <w:rPr>
+                <w:rFonts w:ascii="Times New Roman" w:hAnsi="Times New Roman" w:cs="Times New Roman"/>
+                <w:b/>
+                <w:bCs/>
+                <w:sz w:val="24"/>
+                <w:szCs w:val="24"/>
+              </w:rPr>
+            </w:pPr>
+          </w:p>
+          <w:p>
+            <w:pPr>
+              <w:jc w:val="center"/>
+              <w:rPr>
+                <w:rFonts w:ascii="Times New Roman" w:hAnsi="Times New Roman" w:cs="Times New Roman"/>
+                <w:b/>
+                <w:bCs/>
+                <w:sz w:val="24"/>
+                <w:szCs w:val="24"/>
+              </w:rPr>
+            </w:pPr>
+            <w:r>
+              <w:rPr>
+                <w:rFonts w:ascii="Times New Roman" w:hAnsi="Times New Roman" w:cs="Times New Roman"/>
+                <w:b/>
+                <w:bCs/>
+                <w:sz w:val="24"/>
+                <w:szCs w:val="24"/>
+              </w:rPr>
+              <w:t>Storage</w:t>
+            </w:r>
+          </w:p>
+        </w:tc>
+      </w:tr>
+      <w:tr>
+        <w:trPr>
+          <w:trHeight w:val="935"/>
+        </w:trPr>
+        <w:tc>
+          <w:tcPr>
+            <w:tcW w:w="1596" w:type="dxa"/>
+          </w:tcPr>
+          <w:p>
+            <w:pPr>
+              <w:jc w:val="center"/>
+              <w:rPr>
+                <w:rFonts w:ascii="Times New Roman" w:hAnsi="Times New Roman" w:cs="Times New Roman"/>
+                <w:bCs/>
+                <w:sz w:val="24"/>
+                <w:szCs w:val="24"/>
+              </w:rPr>
+            </w:pPr>
+          </w:p>
+          <w:p>
+            <w:pPr>
+              <w:jc w:val="center"/>
+              <w:rPr>
+                <w:rFonts w:ascii="Times New Roman" w:hAnsi="Times New Roman" w:cs="Times New Roman"/>
+                <w:bCs/>
+                <w:sz w:val="24"/>
+                <w:szCs w:val="24"/>
+              </w:rPr>
+            </w:pPr>
+            <w:r>
+              <w:rPr>
+                <w:rFonts w:ascii="Times New Roman" w:hAnsi="Times New Roman" w:cs="Times New Roman"/>
+                <w:bCs/>
+                <w:sz w:val="24"/>
+                <w:szCs w:val="24"/>
+              </w:rPr>
+              <w:t>NVDIA-AI server(DGX class)</w:t>
+            </w:r>
+          </w:p>
+        </w:tc>
+        <w:tc>
+          <w:tcPr>
+            <w:tcW w:w="1596" w:type="dxa"/>
+          </w:tcPr>
+          <w:p>
+            <w:pPr>
+              <w:jc w:val="center"/>
+              <w:rPr>
+                <w:rFonts w:ascii="Times New Roman" w:hAnsi="Times New Roman" w:cs="Times New Roman"/>
+                <w:bCs/>
+                <w:sz w:val="24"/>
+                <w:szCs w:val="24"/>
+              </w:rPr>
+            </w:pPr>
+          </w:p>
+          <w:p>
+            <w:pPr>
+              <w:jc w:val="center"/>
+              <w:rPr>
+                <w:rFonts w:ascii="Times New Roman" w:hAnsi="Times New Roman" w:cs="Times New Roman"/>
+                <w:bCs/>
+                <w:sz w:val="24"/>
+                <w:szCs w:val="24"/>
+              </w:rPr>
+            </w:pPr>
+            <w:r>
+              <w:rPr>
+                <w:rFonts w:ascii="Times New Roman" w:hAnsi="Times New Roman" w:cs="Times New Roman"/>
+                <w:bCs/>
+                <w:sz w:val="24"/>
+                <w:szCs w:val="24"/>
+              </w:rPr>
+              <w:t>Dual</w:t>
+            </w:r>
+          </w:p>
+          <w:p>
+            <w:pPr>
+              <w:jc w:val="center"/>
+              <w:rPr>
+                <w:rFonts w:ascii="Times New Roman" w:hAnsi="Times New Roman" w:cs="Times New Roman"/>
+                <w:bCs/>
+                <w:sz w:val="24"/>
+                <w:szCs w:val="24"/>
+              </w:rPr>
+            </w:pPr>
+            <w:r>
+              <w:rPr>
+                <w:rFonts w:ascii="Times New Roman" w:hAnsi="Times New Roman" w:cs="Times New Roman"/>
+                <w:bCs/>
+                <w:sz w:val="24"/>
+                <w:szCs w:val="24"/>
+              </w:rPr>
+              <w:t>high-</w:t>
+            </w:r>
+            <w:r>
+              <w:rPr>
+                <w:rFonts w:ascii="Times New Roman" w:hAnsi="Times New Roman" w:cs="Times New Roman"/>
+                <w:bCs/>
+                <w:sz w:val="24"/>
+                <w:szCs w:val="24"/>
+              </w:rPr>
+              <w:t>core</w:t>
+            </w:r>
+            <w:r>
+              <w:rPr>
+                <w:rFonts w:ascii="Times New Roman" w:hAnsi="Times New Roman" w:cs="Times New Roman"/>
+                <w:bCs/>
+                <w:sz w:val="24"/>
+                <w:szCs w:val="24"/>
+              </w:rPr>
+              <w:t xml:space="preserve"> server CPU</w:t>
+            </w:r>
+          </w:p>
+        </w:tc>
+        <w:tc>
+          <w:tcPr>
+            <w:tcW w:w="1596" w:type="dxa"/>
+          </w:tcPr>
+          <w:p>
+            <w:pPr>
+              <w:jc w:val="center"/>
+              <w:rPr>
+                <w:rFonts w:ascii="Times New Roman" w:hAnsi="Times New Roman" w:cs="Times New Roman"/>
+                <w:bCs/>
+                <w:sz w:val="24"/>
+                <w:szCs w:val="24"/>
+              </w:rPr>
+            </w:pPr>
+          </w:p>
+          <w:p>
+            <w:pPr>
+              <w:jc w:val="center"/>
+              <w:rPr>
+                <w:rFonts w:ascii="Times New Roman" w:hAnsi="Times New Roman" w:cs="Times New Roman"/>
+                <w:bCs/>
+                <w:sz w:val="24"/>
+                <w:szCs w:val="24"/>
+              </w:rPr>
+            </w:pPr>
+            <w:r>
+              <w:rPr>
+                <w:rFonts w:ascii="Times New Roman" w:hAnsi="Times New Roman" w:cs="Times New Roman"/>
+                <w:bCs/>
+                <w:sz w:val="24"/>
+                <w:szCs w:val="24"/>
+              </w:rPr>
+              <w:t>8x AI GPUs</w:t>
+            </w:r>
+          </w:p>
+        </w:tc>
+        <w:tc>
+          <w:tcPr>
+            <w:tcW w:w="1596" w:type="dxa"/>
+          </w:tcPr>
+          <w:p>
+            <w:pPr>
+              <w:jc w:val="both"/>
+              <w:rPr>
+                <w:rFonts w:ascii="Times New Roman" w:hAnsi="Times New Roman" w:cs="Times New Roman"/>
+                <w:bCs/>
+                <w:sz w:val="24"/>
+                <w:szCs w:val="24"/>
+              </w:rPr>
+            </w:pPr>
+          </w:p>
+          <w:p>
+            <w:pPr>
+              <w:jc w:val="both"/>
+              <w:rPr>
+                <w:rFonts w:ascii="Times New Roman" w:hAnsi="Times New Roman" w:cs="Times New Roman"/>
+                <w:bCs/>
+                <w:sz w:val="24"/>
+                <w:szCs w:val="24"/>
+              </w:rPr>
+            </w:pPr>
+            <w:r>
+              <w:rPr>
+                <w:rFonts w:ascii="Times New Roman" w:hAnsi="Times New Roman" w:cs="Times New Roman"/>
+                <w:bCs/>
+                <w:sz w:val="24"/>
+                <w:szCs w:val="24"/>
+              </w:rPr>
+              <w:t>80GB HBM per GPU</w:t>
+            </w:r>
+          </w:p>
+        </w:tc>
+        <w:tc>
+          <w:tcPr>
+            <w:tcW w:w="1596" w:type="dxa"/>
+          </w:tcPr>
+          <w:p>
+            <w:pPr>
+              <w:jc w:val="both"/>
+              <w:rPr>
+                <w:rFonts w:ascii="Times New Roman" w:hAnsi="Times New Roman" w:cs="Times New Roman"/>
+                <w:bCs/>
+                <w:sz w:val="24"/>
+                <w:szCs w:val="24"/>
+              </w:rPr>
+            </w:pPr>
+          </w:p>
+          <w:p>
+            <w:pPr>
+              <w:jc w:val="both"/>
+              <w:rPr>
+                <w:rFonts w:ascii="Times New Roman" w:hAnsi="Times New Roman" w:cs="Times New Roman"/>
+                <w:bCs/>
+                <w:sz w:val="24"/>
+                <w:szCs w:val="24"/>
+              </w:rPr>
+            </w:pPr>
+            <w:r>
+              <w:rPr>
+                <w:rFonts w:ascii="Times New Roman" w:hAnsi="Times New Roman" w:cs="Times New Roman"/>
+                <w:bCs/>
+                <w:sz w:val="24"/>
+                <w:szCs w:val="24"/>
+              </w:rPr>
+              <w:t xml:space="preserve">Up to </w:t>
+            </w:r>
+          </w:p>
+          <w:p>
+            <w:pPr>
+              <w:jc w:val="both"/>
+              <w:rPr>
+                <w:rFonts w:ascii="Times New Roman" w:hAnsi="Times New Roman" w:cs="Times New Roman"/>
+                <w:bCs/>
+                <w:sz w:val="24"/>
+                <w:szCs w:val="24"/>
+              </w:rPr>
+            </w:pPr>
+            <w:r>
+              <w:rPr>
+                <w:rFonts w:ascii="Times New Roman" w:hAnsi="Times New Roman" w:cs="Times New Roman"/>
+                <w:bCs/>
+                <w:sz w:val="24"/>
+                <w:szCs w:val="24"/>
+              </w:rPr>
+              <w:t>1 - 2 TB</w:t>
+            </w:r>
+          </w:p>
+        </w:tc>
+        <w:tc>
+          <w:tcPr>
+            <w:tcW w:w="1596" w:type="dxa"/>
+          </w:tcPr>
+          <w:p>
+            <w:pPr>
+              <w:jc w:val="both"/>
+              <w:rPr>
+                <w:rFonts w:ascii="Times New Roman" w:hAnsi="Times New Roman" w:cs="Times New Roman"/>
+                <w:bCs/>
+                <w:sz w:val="24"/>
+                <w:szCs w:val="24"/>
+              </w:rPr>
+            </w:pPr>
+          </w:p>
+          <w:p>
+            <w:pPr>
+              <w:jc w:val="both"/>
+              <w:rPr>
+                <w:rFonts w:ascii="Times New Roman" w:hAnsi="Times New Roman" w:cs="Times New Roman"/>
+                <w:bCs/>
+                <w:sz w:val="24"/>
+                <w:szCs w:val="24"/>
+              </w:rPr>
+            </w:pPr>
+          </w:p>
+          <w:p>
+            <w:pPr>
+              <w:jc w:val="both"/>
+              <w:rPr>
+                <w:rFonts w:ascii="Times New Roman" w:hAnsi="Times New Roman" w:cs="Times New Roman"/>
+                <w:bCs/>
+                <w:sz w:val="24"/>
+                <w:szCs w:val="24"/>
+              </w:rPr>
+            </w:pPr>
+            <w:r>
+              <w:rPr>
+                <w:rFonts w:ascii="Times New Roman" w:hAnsi="Times New Roman" w:cs="Times New Roman"/>
+                <w:bCs/>
+                <w:sz w:val="24"/>
+                <w:szCs w:val="24"/>
+              </w:rPr>
+              <w:t>NVMe SSD</w:t>
+            </w:r>
+          </w:p>
+        </w:tc>
+      </w:tr>
+      <w:tr>
+        <w:trPr>
+          <w:trHeight w:val="1115"/>
+        </w:trPr>
+        <w:tc>
+          <w:tcPr>
+            <w:tcW w:w="1596" w:type="dxa"/>
+          </w:tcPr>
+          <w:p>
+            <w:pPr>
+              <w:jc w:val="center"/>
+              <w:rPr>
+                <w:rFonts w:ascii="Times New Roman" w:hAnsi="Times New Roman" w:cs="Times New Roman"/>
+                <w:bCs/>
+                <w:sz w:val="24"/>
+                <w:szCs w:val="24"/>
+              </w:rPr>
+            </w:pPr>
+          </w:p>
+          <w:p>
+            <w:pPr>
+              <w:jc w:val="center"/>
+              <w:rPr>
+                <w:rFonts w:ascii="Times New Roman" w:hAnsi="Times New Roman" w:cs="Times New Roman"/>
+                <w:bCs/>
+                <w:sz w:val="24"/>
+                <w:szCs w:val="24"/>
+              </w:rPr>
+            </w:pPr>
+            <w:r>
+              <w:rPr>
+                <w:rFonts w:ascii="Times New Roman" w:hAnsi="Times New Roman" w:cs="Times New Roman"/>
+                <w:bCs/>
+                <w:sz w:val="24"/>
+                <w:szCs w:val="24"/>
+              </w:rPr>
+              <w:t>Dell-AI server(XE class)</w:t>
+            </w:r>
+          </w:p>
+        </w:tc>
+        <w:tc>
+          <w:tcPr>
+            <w:tcW w:w="1596" w:type="dxa"/>
+          </w:tcPr>
+          <w:p>
+            <w:pPr>
+              <w:jc w:val="center"/>
+              <w:rPr>
+                <w:rFonts w:ascii="Times New Roman" w:hAnsi="Times New Roman" w:cs="Times New Roman"/>
+                <w:bCs/>
+                <w:sz w:val="24"/>
+                <w:szCs w:val="24"/>
+              </w:rPr>
+            </w:pPr>
+          </w:p>
+          <w:p>
+            <w:pPr>
+              <w:jc w:val="center"/>
+              <w:rPr>
+                <w:rFonts w:ascii="Times New Roman" w:hAnsi="Times New Roman" w:cs="Times New Roman"/>
+                <w:bCs/>
+                <w:sz w:val="24"/>
+                <w:szCs w:val="24"/>
+              </w:rPr>
+            </w:pPr>
+            <w:r>
+              <w:rPr>
+                <w:rFonts w:ascii="Times New Roman" w:hAnsi="Times New Roman" w:cs="Times New Roman"/>
+                <w:bCs/>
+                <w:sz w:val="24"/>
+                <w:szCs w:val="24"/>
+              </w:rPr>
+              <w:t>Dual</w:t>
+            </w:r>
+          </w:p>
+          <w:p>
+            <w:pPr>
+              <w:jc w:val="center"/>
+              <w:rPr>
+                <w:rFonts w:ascii="Times New Roman" w:hAnsi="Times New Roman" w:cs="Times New Roman"/>
+                <w:bCs/>
+                <w:sz w:val="24"/>
+                <w:szCs w:val="24"/>
+              </w:rPr>
+            </w:pPr>
+            <w:r>
+              <w:rPr>
+                <w:rFonts w:ascii="Times New Roman" w:hAnsi="Times New Roman" w:cs="Times New Roman"/>
+                <w:bCs/>
+                <w:sz w:val="24"/>
+                <w:szCs w:val="24"/>
+              </w:rPr>
+              <w:t>Intel Xeon</w:t>
+            </w:r>
+          </w:p>
+          <w:p>
+            <w:pPr>
+              <w:jc w:val="center"/>
+              <w:rPr>
+                <w:rFonts w:ascii="Times New Roman" w:hAnsi="Times New Roman" w:cs="Times New Roman"/>
+                <w:bCs/>
+                <w:sz w:val="24"/>
+                <w:szCs w:val="24"/>
+              </w:rPr>
+            </w:pPr>
+            <w:r>
+              <w:rPr>
+                <w:rFonts w:ascii="Times New Roman" w:hAnsi="Times New Roman" w:cs="Times New Roman"/>
+                <w:bCs/>
+                <w:sz w:val="24"/>
+                <w:szCs w:val="24"/>
+              </w:rPr>
+              <w:t>processors</w:t>
+            </w:r>
+          </w:p>
+        </w:tc>
+        <w:tc>
+          <w:tcPr>
+            <w:tcW w:w="1596" w:type="dxa"/>
+          </w:tcPr>
+          <w:p>
+            <w:pPr>
+              <w:jc w:val="center"/>
+              <w:rPr>
+                <w:rFonts w:ascii="Times New Roman" w:hAnsi="Times New Roman" w:cs="Times New Roman"/>
+                <w:bCs/>
+                <w:sz w:val="24"/>
+                <w:szCs w:val="24"/>
+              </w:rPr>
+            </w:pPr>
+          </w:p>
+          <w:p>
+            <w:pPr>
+              <w:jc w:val="center"/>
+              <w:rPr>
+                <w:rFonts w:ascii="Times New Roman" w:hAnsi="Times New Roman" w:cs="Times New Roman"/>
+                <w:bCs/>
+                <w:sz w:val="24"/>
+                <w:szCs w:val="24"/>
+              </w:rPr>
+            </w:pPr>
+            <w:r>
+              <w:rPr>
+                <w:rFonts w:ascii="Times New Roman" w:hAnsi="Times New Roman" w:cs="Times New Roman"/>
+                <w:bCs/>
+                <w:sz w:val="24"/>
+                <w:szCs w:val="24"/>
+              </w:rPr>
+              <w:t>Up to 8 AI GPUs</w:t>
+            </w:r>
+          </w:p>
+        </w:tc>
+        <w:tc>
+          <w:tcPr>
+            <w:tcW w:w="1596" w:type="dxa"/>
+          </w:tcPr>
+          <w:p>
+            <w:pPr>
+              <w:jc w:val="both"/>
+              <w:rPr>
+                <w:rFonts w:ascii="Times New Roman" w:hAnsi="Times New Roman" w:cs="Times New Roman"/>
+                <w:bCs/>
+                <w:sz w:val="24"/>
+                <w:szCs w:val="24"/>
+              </w:rPr>
+            </w:pPr>
+          </w:p>
+          <w:p>
+            <w:pPr>
+              <w:jc w:val="both"/>
+              <w:rPr>
+                <w:rFonts w:ascii="Times New Roman" w:hAnsi="Times New Roman" w:cs="Times New Roman"/>
+                <w:bCs/>
+                <w:sz w:val="24"/>
+                <w:szCs w:val="24"/>
+              </w:rPr>
+            </w:pPr>
+            <w:r>
+              <w:rPr>
+                <w:rFonts w:ascii="Times New Roman" w:hAnsi="Times New Roman" w:cs="Times New Roman"/>
+                <w:bCs/>
+                <w:sz w:val="24"/>
+                <w:szCs w:val="24"/>
+              </w:rPr>
+              <w:t xml:space="preserve">80GB </w:t>
+            </w:r>
+          </w:p>
+          <w:p>
+            <w:pPr>
+              <w:jc w:val="both"/>
+              <w:rPr>
+                <w:rFonts w:ascii="Times New Roman" w:hAnsi="Times New Roman" w:cs="Times New Roman"/>
+                <w:bCs/>
+                <w:sz w:val="24"/>
+                <w:szCs w:val="24"/>
+              </w:rPr>
+            </w:pPr>
+            <w:r>
+              <w:rPr>
+                <w:rFonts w:ascii="Times New Roman" w:hAnsi="Times New Roman" w:cs="Times New Roman"/>
+                <w:bCs/>
+                <w:sz w:val="24"/>
+                <w:szCs w:val="24"/>
+              </w:rPr>
+              <w:t>per GPU</w:t>
+            </w:r>
+          </w:p>
+        </w:tc>
+        <w:tc>
+          <w:tcPr>
+            <w:tcW w:w="1596" w:type="dxa"/>
+          </w:tcPr>
+          <w:p>
+            <w:pPr>
+              <w:jc w:val="both"/>
+              <w:rPr>
+                <w:rFonts w:ascii="Times New Roman" w:hAnsi="Times New Roman" w:cs="Times New Roman"/>
+                <w:bCs/>
+                <w:sz w:val="24"/>
+                <w:szCs w:val="24"/>
+              </w:rPr>
+            </w:pPr>
+          </w:p>
+          <w:p>
+            <w:pPr>
+              <w:jc w:val="both"/>
+              <w:rPr>
+                <w:rFonts w:ascii="Times New Roman" w:hAnsi="Times New Roman" w:cs="Times New Roman"/>
+                <w:bCs/>
+                <w:sz w:val="24"/>
+                <w:szCs w:val="24"/>
+              </w:rPr>
+            </w:pPr>
+          </w:p>
+          <w:p>
+            <w:pPr>
+              <w:jc w:val="both"/>
+              <w:rPr>
+                <w:rFonts w:ascii="Times New Roman" w:hAnsi="Times New Roman" w:cs="Times New Roman"/>
+                <w:bCs/>
+                <w:sz w:val="24"/>
+                <w:szCs w:val="24"/>
+              </w:rPr>
+            </w:pPr>
+            <w:r>
+              <w:rPr>
+                <w:rFonts w:ascii="Times New Roman" w:hAnsi="Times New Roman" w:cs="Times New Roman"/>
+                <w:bCs/>
+                <w:sz w:val="24"/>
+                <w:szCs w:val="24"/>
+              </w:rPr>
+              <w:t>U</w:t>
+            </w:r>
+            <w:r>
+              <w:rPr>
+                <w:rFonts w:ascii="Times New Roman" w:hAnsi="Times New Roman" w:cs="Times New Roman"/>
+                <w:bCs/>
+                <w:sz w:val="24"/>
+                <w:szCs w:val="24"/>
+              </w:rPr>
+              <w:t>p to 2TB</w:t>
+            </w:r>
+          </w:p>
+        </w:tc>
+        <w:tc>
+          <w:tcPr>
+            <w:tcW w:w="1596" w:type="dxa"/>
+          </w:tcPr>
+          <w:p>
+            <w:pPr>
+              <w:jc w:val="both"/>
+              <w:rPr>
+                <w:rFonts w:ascii="Times New Roman" w:hAnsi="Times New Roman" w:cs="Times New Roman"/>
+                <w:bCs/>
+                <w:sz w:val="24"/>
+                <w:szCs w:val="24"/>
+              </w:rPr>
+            </w:pPr>
+          </w:p>
+          <w:p>
+            <w:pPr>
+              <w:jc w:val="both"/>
+              <w:rPr>
+                <w:rFonts w:ascii="Times New Roman" w:hAnsi="Times New Roman" w:cs="Times New Roman"/>
+                <w:bCs/>
+                <w:sz w:val="24"/>
+                <w:szCs w:val="24"/>
+              </w:rPr>
+            </w:pPr>
+          </w:p>
+          <w:p>
+            <w:pPr>
+              <w:jc w:val="both"/>
+              <w:rPr>
+                <w:rFonts w:ascii="Times New Roman" w:hAnsi="Times New Roman" w:cs="Times New Roman"/>
+                <w:bCs/>
+                <w:sz w:val="24"/>
+                <w:szCs w:val="24"/>
+              </w:rPr>
+            </w:pPr>
+            <w:r>
+              <w:rPr>
+                <w:rFonts w:ascii="Times New Roman" w:hAnsi="Times New Roman" w:cs="Times New Roman"/>
+                <w:bCs/>
+                <w:sz w:val="24"/>
+                <w:szCs w:val="24"/>
+              </w:rPr>
+              <w:t>NVMe SSD</w:t>
+            </w:r>
+          </w:p>
+        </w:tc>
+      </w:tr>
+      <w:tr>
+        <w:trPr>
+          <w:trHeight w:val="1205"/>
+        </w:trPr>
+        <w:tc>
+          <w:tcPr>
+            <w:tcW w:w="1596" w:type="dxa"/>
+          </w:tcPr>
+          <w:p>
+            <w:pPr>
+              <w:jc w:val="center"/>
+              <w:rPr>
+                <w:rFonts w:ascii="Times New Roman" w:hAnsi="Times New Roman" w:cs="Times New Roman"/>
+                <w:bCs/>
+                <w:sz w:val="24"/>
+                <w:szCs w:val="24"/>
+              </w:rPr>
+            </w:pPr>
+          </w:p>
+          <w:p>
+            <w:pPr>
+              <w:jc w:val="center"/>
+              <w:rPr>
+                <w:rFonts w:ascii="Times New Roman" w:hAnsi="Times New Roman" w:cs="Times New Roman"/>
+                <w:bCs/>
+                <w:sz w:val="24"/>
+                <w:szCs w:val="24"/>
+              </w:rPr>
+            </w:pPr>
+            <w:r>
+              <w:rPr>
+                <w:rFonts w:ascii="Times New Roman" w:hAnsi="Times New Roman" w:cs="Times New Roman"/>
+                <w:bCs/>
+                <w:sz w:val="24"/>
+                <w:szCs w:val="24"/>
+              </w:rPr>
+              <w:t>AMD-AI system(m1300A based)</w:t>
+            </w:r>
+          </w:p>
+        </w:tc>
+        <w:tc>
+          <w:tcPr>
+            <w:tcW w:w="1596" w:type="dxa"/>
+          </w:tcPr>
+          <w:p>
+            <w:pPr>
+              <w:jc w:val="center"/>
+              <w:rPr>
+                <w:rFonts w:ascii="Times New Roman" w:hAnsi="Times New Roman" w:cs="Times New Roman"/>
+                <w:bCs/>
+                <w:sz w:val="24"/>
+                <w:szCs w:val="24"/>
+              </w:rPr>
+            </w:pPr>
+          </w:p>
+          <w:p>
+            <w:pPr>
+              <w:jc w:val="center"/>
+              <w:rPr>
+                <w:rFonts w:ascii="Times New Roman" w:hAnsi="Times New Roman" w:cs="Times New Roman"/>
+                <w:bCs/>
+                <w:sz w:val="24"/>
+                <w:szCs w:val="24"/>
+              </w:rPr>
+            </w:pPr>
+            <w:r>
+              <w:rPr>
+                <w:rFonts w:ascii="Times New Roman" w:hAnsi="Times New Roman" w:cs="Times New Roman"/>
+                <w:bCs/>
+                <w:sz w:val="24"/>
+                <w:szCs w:val="24"/>
+              </w:rPr>
+              <w:t>Integrated</w:t>
+            </w:r>
+          </w:p>
+          <w:p>
+            <w:pPr>
+              <w:jc w:val="center"/>
+              <w:rPr>
+                <w:rFonts w:ascii="Times New Roman" w:hAnsi="Times New Roman" w:cs="Times New Roman"/>
+                <w:bCs/>
+                <w:sz w:val="24"/>
+                <w:szCs w:val="24"/>
+              </w:rPr>
+            </w:pPr>
+            <w:r>
+              <w:rPr>
+                <w:rFonts w:ascii="Times New Roman" w:hAnsi="Times New Roman" w:cs="Times New Roman"/>
+                <w:bCs/>
+                <w:sz w:val="24"/>
+                <w:szCs w:val="24"/>
+              </w:rPr>
+              <w:t>Zen-4 CPU</w:t>
+            </w:r>
+          </w:p>
+        </w:tc>
+        <w:tc>
+          <w:tcPr>
+            <w:tcW w:w="1596" w:type="dxa"/>
+          </w:tcPr>
+          <w:p>
+            <w:pPr>
+              <w:jc w:val="center"/>
+              <w:rPr>
+                <w:rFonts w:ascii="Times New Roman" w:hAnsi="Times New Roman" w:cs="Times New Roman"/>
+                <w:bCs/>
+                <w:sz w:val="24"/>
+                <w:szCs w:val="24"/>
+              </w:rPr>
+            </w:pPr>
+          </w:p>
+          <w:p>
+            <w:pPr>
+              <w:jc w:val="center"/>
+              <w:rPr>
+                <w:rFonts w:ascii="Times New Roman" w:hAnsi="Times New Roman" w:cs="Times New Roman"/>
+                <w:bCs/>
+                <w:sz w:val="24"/>
+                <w:szCs w:val="24"/>
+              </w:rPr>
+            </w:pPr>
+            <w:r>
+              <w:rPr>
+                <w:rFonts w:ascii="Times New Roman" w:hAnsi="Times New Roman" w:cs="Times New Roman"/>
+                <w:bCs/>
+                <w:sz w:val="24"/>
+                <w:szCs w:val="24"/>
+              </w:rPr>
+              <w:t>AI accelerators</w:t>
+            </w:r>
+          </w:p>
+        </w:tc>
+        <w:tc>
+          <w:tcPr>
+            <w:tcW w:w="1596" w:type="dxa"/>
+          </w:tcPr>
+          <w:p>
+            <w:pPr>
+              <w:jc w:val="both"/>
+              <w:rPr>
+                <w:rFonts w:ascii="Times New Roman" w:hAnsi="Times New Roman" w:cs="Times New Roman"/>
+                <w:bCs/>
+                <w:sz w:val="24"/>
+                <w:szCs w:val="24"/>
+              </w:rPr>
+            </w:pPr>
+          </w:p>
+          <w:p>
+            <w:pPr>
+              <w:jc w:val="both"/>
+              <w:rPr>
+                <w:rFonts w:ascii="Times New Roman" w:hAnsi="Times New Roman" w:cs="Times New Roman"/>
+                <w:bCs/>
+                <w:sz w:val="24"/>
+                <w:szCs w:val="24"/>
+              </w:rPr>
+            </w:pPr>
+          </w:p>
+          <w:p>
+            <w:pPr>
+              <w:jc w:val="both"/>
+              <w:rPr>
+                <w:rFonts w:ascii="Times New Roman" w:hAnsi="Times New Roman" w:cs="Times New Roman"/>
+                <w:bCs/>
+                <w:sz w:val="24"/>
+                <w:szCs w:val="24"/>
+              </w:rPr>
+            </w:pPr>
+            <w:r>
+              <w:rPr>
+                <w:rFonts w:ascii="Times New Roman" w:hAnsi="Times New Roman" w:cs="Times New Roman"/>
+                <w:bCs/>
+                <w:sz w:val="24"/>
+                <w:szCs w:val="24"/>
+              </w:rPr>
+              <w:t>128GB HBM</w:t>
+            </w:r>
+          </w:p>
+        </w:tc>
+        <w:tc>
+          <w:tcPr>
+            <w:tcW w:w="1596" w:type="dxa"/>
+          </w:tcPr>
+          <w:p>
+            <w:pPr>
+              <w:jc w:val="both"/>
+              <w:rPr>
+                <w:rFonts w:ascii="Times New Roman" w:hAnsi="Times New Roman" w:cs="Times New Roman"/>
+                <w:bCs/>
+                <w:sz w:val="24"/>
+                <w:szCs w:val="24"/>
+              </w:rPr>
+            </w:pPr>
+          </w:p>
+          <w:p>
+            <w:pPr>
+              <w:jc w:val="both"/>
+              <w:rPr>
+                <w:rFonts w:ascii="Times New Roman" w:hAnsi="Times New Roman" w:cs="Times New Roman"/>
+                <w:bCs/>
+                <w:sz w:val="24"/>
+                <w:szCs w:val="24"/>
+              </w:rPr>
+            </w:pPr>
+            <w:r>
+              <w:rPr>
+                <w:rFonts w:ascii="Times New Roman" w:hAnsi="Times New Roman" w:cs="Times New Roman"/>
+                <w:bCs/>
+                <w:sz w:val="24"/>
+                <w:szCs w:val="24"/>
+              </w:rPr>
+              <w:t>Large unified memory</w:t>
+            </w:r>
+          </w:p>
+        </w:tc>
+        <w:tc>
+          <w:tcPr>
+            <w:tcW w:w="1596" w:type="dxa"/>
+          </w:tcPr>
+          <w:p>
+            <w:pPr>
+              <w:jc w:val="both"/>
+              <w:rPr>
+                <w:rFonts w:ascii="Times New Roman" w:hAnsi="Times New Roman" w:cs="Times New Roman"/>
+                <w:bCs/>
+                <w:sz w:val="24"/>
+                <w:szCs w:val="24"/>
+              </w:rPr>
+            </w:pPr>
+          </w:p>
+          <w:p>
+            <w:pPr>
+              <w:jc w:val="both"/>
+              <w:rPr>
+                <w:rFonts w:ascii="Times New Roman" w:hAnsi="Times New Roman" w:cs="Times New Roman"/>
+                <w:bCs/>
+                <w:sz w:val="24"/>
+                <w:szCs w:val="24"/>
+              </w:rPr>
+            </w:pPr>
+          </w:p>
+          <w:p>
+            <w:pPr>
+              <w:jc w:val="both"/>
+              <w:rPr>
+                <w:rFonts w:ascii="Times New Roman" w:hAnsi="Times New Roman" w:cs="Times New Roman"/>
+                <w:bCs/>
+                <w:sz w:val="24"/>
+                <w:szCs w:val="24"/>
+              </w:rPr>
+            </w:pPr>
+            <w:r>
+              <w:rPr>
+                <w:rFonts w:ascii="Times New Roman" w:hAnsi="Times New Roman" w:cs="Times New Roman"/>
+                <w:bCs/>
+                <w:sz w:val="24"/>
+                <w:szCs w:val="24"/>
+              </w:rPr>
+              <w:t>NVMe SSD</w:t>
+            </w:r>
+          </w:p>
+        </w:tc>
+      </w:tr>
+    </w:tbl>
+    <w:p>
+      <w:pPr>
+        <w:jc w:val="both"/>
+        <w:rPr>
+          <w:rFonts w:ascii="Times New Roman" w:hAnsi="Times New Roman" w:cs="Times New Roman"/>
+          <w:bCs/>
+          <w:sz w:val="24"/>
+          <w:szCs w:val="24"/>
+        </w:rPr>
+      </w:pPr>
+    </w:p>
+    <w:p>
+      <w:pPr>
+        <w:jc w:val="both"/>
+        <w:rPr>
+          <w:rFonts w:ascii="Times New Roman" w:hAnsi="Times New Roman" w:cs="Times New Roman"/>
+          <w:b/>
+          <w:bCs/>
+          <w:sz w:val="24"/>
+          <w:szCs w:val="24"/>
+        </w:rPr>
+      </w:pPr>
+    </w:p>
+    <w:p>
+      <w:pPr>
+        <w:jc w:val="both"/>
+        <w:rPr>
+          <w:rFonts w:ascii="Times New Roman" w:hAnsi="Times New Roman" w:cs="Times New Roman"/>
+          <w:b/>
+          <w:sz w:val="28"/>
+          <w:szCs w:val="28"/>
+          <w:u w:val="single"/>
+        </w:rPr>
+      </w:pPr>
+      <w:r>
+        <w:rPr>
+          <w:rFonts w:ascii="Times New Roman" w:hAnsi="Times New Roman" w:cs="Times New Roman"/>
+          <w:b/>
+          <w:sz w:val="28"/>
+          <w:szCs w:val="28"/>
+          <w:u w:val="single"/>
+        </w:rPr>
+        <w:t>Report</w:t>
+      </w:r>
+      <w:r>
+        <w:rPr>
+          <w:rFonts w:ascii="Times New Roman" w:hAnsi="Times New Roman" w:cs="Times New Roman"/>
+          <w:b/>
+          <w:sz w:val="28"/>
+          <w:szCs w:val="28"/>
+          <w:u w:val="single"/>
+        </w:rPr>
+        <w:t>-How these specifications support AI applications</w:t>
+      </w:r>
+    </w:p>
+    <w:p>
+      <w:pPr>
+        <w:pStyle w:val="ListParagraph"/>
+        <w:numPr>
+          <w:ilvl w:val="0"/>
+          <w:numId w:val="8"/>
+        </w:numPr>
+        <w:jc w:val="both"/>
+        <w:rPr>
+          <w:rFonts w:ascii="Times New Roman" w:hAnsi="Times New Roman" w:cs="Times New Roman"/>
+          <w:b/>
+          <w:sz w:val="28"/>
+          <w:szCs w:val="28"/>
+          <w:u w:val="single"/>
+        </w:rPr>
+      </w:pPr>
+      <w:r>
+        <w:rPr>
+          <w:rFonts w:ascii="Times New Roman" w:hAnsi="Times New Roman" w:cs="Times New Roman"/>
+          <w:b/>
+          <w:noProof/>
+          <w:sz w:val="28"/>
+          <w:szCs w:val="28"/>
+          <w:u w:val="single"/>
+        </w:rPr>
+        <w:drawing>
+          <wp:anchor distT="0" distB="0" distL="114300" distR="114300" simplePos="0" relativeHeight="251669504" behindDoc="0" locked="0" layoutInCell="1" allowOverlap="1" wp14:anchorId="453AEC86" wp14:editId="73D956FD">
+            <wp:simplePos x="0" y="0"/>
+            <wp:positionH relativeFrom="column">
+              <wp:posOffset>1525270</wp:posOffset>
+            </wp:positionH>
+            <wp:positionV relativeFrom="paragraph">
+              <wp:posOffset>356870</wp:posOffset>
+            </wp:positionV>
+            <wp:extent cx="2651760" cy="1490345"/>
+            <wp:effectExtent l="0" t="0" r="0" b="0"/>
+            <wp:wrapTopAndBottom/>
+            <wp:docPr id="1" name="Picture 1"/>
+            <wp:cNvGraphicFramePr>
+              <a:graphicFrameLocks xmlns:a="http://schemas.openxmlformats.org/drawingml/2006/main" noChangeAspect="1"/>
+            </wp:cNvGraphicFramePr>
+            <a:graphic xmlns:a="http://schemas.openxmlformats.org/drawingml/2006/main">
+              <a:graphicData uri="http://schemas.openxmlformats.org/drawingml/2006/picture">
+                <pic:pic xmlns:pic="http://schemas.openxmlformats.org/drawingml/2006/picture">
+                  <pic:nvPicPr>
+                    <pic:cNvPr id="0" name="232290711CThreadripper7000Series_4K.jpg"/>
+                    <pic:cNvPicPr/>
+                  </pic:nvPicPr>
+                  <pic:blipFill>
+                    <a:blip r:embed="rId16" cstate="print">
+                      <a:extLst>
+                        <a:ext uri="{28A0092B-C50C-407E-A947-70E740481C1C}">
+                          <a14:useLocalDpi xmlns:a14="http://schemas.microsoft.com/office/drawing/2010/main" val="0"/>
+                        </a:ext>
+                      </a:extLst>
+                    </a:blip>
+                    <a:stretch>
+                      <a:fillRect/>
+                    </a:stretch>
+                  </pic:blipFill>
+                  <pic:spPr>
+                    <a:xfrm>
+                      <a:off x="0" y="0"/>
+                      <a:ext cx="2651760" cy="1490345"/>
+                    </a:xfrm>
+                    <a:prstGeom prst="rect">
+                      <a:avLst/>
+                    </a:prstGeom>
+                  </pic:spPr>
+                </pic:pic>
+              </a:graphicData>
+            </a:graphic>
+            <wp14:sizeRelH relativeFrom="margin">
+              <wp14:pctWidth>0</wp14:pctWidth>
+            </wp14:sizeRelH>
+            <wp14:sizeRelV relativeFrom="margin">
+              <wp14:pctHeight>0</wp14:pctHeight>
+            </wp14:sizeRelV>
+          </wp:anchor>
+        </w:drawing>
+      </w:r>
+      <w:r>
+        <w:rPr>
+          <w:rFonts w:ascii="Times New Roman" w:hAnsi="Times New Roman" w:cs="Times New Roman"/>
+          <w:b/>
+          <w:sz w:val="24"/>
+          <w:szCs w:val="28"/>
+          <w:u w:val="single"/>
+        </w:rPr>
+        <w:t>High-core CPUs</w:t>
+      </w:r>
+    </w:p>
+    <w:p>
+      <w:pPr>
+        <w:pStyle w:val="ListParagraph"/>
+        <w:ind w:left="360"/>
+        <w:jc w:val="both"/>
+        <w:rPr>
+          <w:rFonts w:ascii="Times New Roman" w:hAnsi="Times New Roman" w:cs="Times New Roman"/>
+          <w:b/>
+          <w:sz w:val="28"/>
+          <w:szCs w:val="28"/>
+          <w:u w:val="single"/>
+        </w:rPr>
+      </w:pPr>
+    </w:p>
+    <w:p>
+      <w:pPr>
+        <w:ind w:left="360"/>
+        <w:jc w:val="both"/>
+        <w:rPr>
+          <w:rFonts w:ascii="Times New Roman" w:hAnsi="Times New Roman" w:cs="Times New Roman"/>
+          <w:sz w:val="24"/>
+          <w:szCs w:val="28"/>
+        </w:rPr>
+      </w:pPr>
+      <w:r>
+        <w:rPr>
+          <w:rFonts w:ascii="Times New Roman" w:hAnsi="Times New Roman" w:cs="Times New Roman"/>
+          <w:sz w:val="24"/>
+          <w:szCs w:val="28"/>
+        </w:rPr>
+        <w:t>High-core CPUs improves parallel processing and task scheduling during AI training.</w:t>
+      </w:r>
+      <w:r>
+        <w:rPr>
+          <w:rFonts w:ascii="Times New Roman" w:hAnsi="Times New Roman" w:cs="Times New Roman"/>
+          <w:sz w:val="24"/>
+          <w:szCs w:val="28"/>
+        </w:rPr>
+        <w:t xml:space="preserve"> </w:t>
+      </w:r>
+      <w:r>
+        <w:rPr>
+          <w:rFonts w:ascii="Times New Roman" w:hAnsi="Times New Roman" w:cs="Times New Roman"/>
+          <w:sz w:val="24"/>
+          <w:szCs w:val="28"/>
+        </w:rPr>
+        <w:t xml:space="preserve">GPUs with thousands CUDA cored perform </w:t>
+      </w:r>
+      <w:r>
+        <w:rPr>
+          <w:rFonts w:ascii="Times New Roman" w:hAnsi="Times New Roman" w:cs="Times New Roman"/>
+          <w:sz w:val="24"/>
+          <w:szCs w:val="28"/>
+        </w:rPr>
+        <w:t>large matrix and vector operations required in neural networks, which significantly reduces training and inference time.</w:t>
+      </w:r>
+    </w:p>
+    <w:p>
+      <w:pPr>
+        <w:pStyle w:val="ListParagraph"/>
+        <w:numPr>
+          <w:ilvl w:val="0"/>
+          <w:numId w:val="8"/>
+        </w:numPr>
+        <w:jc w:val="both"/>
+        <w:rPr>
+          <w:rFonts w:ascii="Times New Roman" w:hAnsi="Times New Roman" w:cs="Times New Roman"/>
+          <w:b/>
+          <w:bCs/>
+          <w:sz w:val="24"/>
+          <w:szCs w:val="28"/>
+          <w:u w:val="single"/>
+        </w:rPr>
+      </w:pPr>
+      <w:r>
+        <w:rPr>
+          <w:rFonts w:ascii="Times New Roman" w:hAnsi="Times New Roman" w:cs="Times New Roman"/>
+          <w:b/>
+          <w:bCs/>
+          <w:sz w:val="24"/>
+          <w:szCs w:val="28"/>
+          <w:u w:val="single"/>
+        </w:rPr>
+        <w:t>High-Capacity RAM</w:t>
+      </w:r>
+    </w:p>
+    <w:p>
+      <w:pPr>
+        <w:pStyle w:val="ListParagraph"/>
+        <w:ind w:left="360"/>
+        <w:jc w:val="both"/>
+        <w:rPr>
+          <w:rFonts w:ascii="Times New Roman" w:hAnsi="Times New Roman" w:cs="Times New Roman"/>
+          <w:b/>
+          <w:bCs/>
+          <w:sz w:val="24"/>
+          <w:szCs w:val="28"/>
+          <w:u w:val="single"/>
+        </w:rPr>
+      </w:pPr>
+      <w:r>
+        <w:rPr>
+          <w:rFonts w:ascii="Times New Roman" w:hAnsi="Times New Roman" w:cs="Times New Roman"/>
+          <w:b/>
+          <w:bCs/>
+          <w:noProof/>
+          <w:sz w:val="24"/>
+          <w:szCs w:val="28"/>
+          <w:u w:val="single"/>
+        </w:rPr>
+        <w:drawing>
+          <wp:anchor distT="0" distB="0" distL="114300" distR="114300" simplePos="0" relativeHeight="251663360" behindDoc="1" locked="0" layoutInCell="1" allowOverlap="1" wp14:anchorId="358D1820" wp14:editId="1EFCB765">
+            <wp:simplePos x="0" y="0"/>
+            <wp:positionH relativeFrom="column">
+              <wp:posOffset>1761600</wp:posOffset>
+            </wp:positionH>
+            <wp:positionV relativeFrom="paragraph">
+              <wp:posOffset>123163</wp:posOffset>
+            </wp:positionV>
+            <wp:extent cx="2416810" cy="1449070"/>
+            <wp:effectExtent l="0" t="0" r="2540" b="0"/>
+            <wp:wrapTight wrapText="bothSides">
+              <wp:wrapPolygon edited="0">
+                <wp:start x="0" y="0"/>
+                <wp:lineTo x="0" y="21297"/>
+                <wp:lineTo x="21452" y="21297"/>
+                <wp:lineTo x="21452" y="0"/>
+                <wp:lineTo x="0" y="0"/>
+              </wp:wrapPolygon>
+            </wp:wrapTight>
+            <wp:docPr id="852304600" name="Picture 1"/>
+            <wp:cNvGraphicFramePr>
+              <a:graphicFrameLocks xmlns:a="http://schemas.openxmlformats.org/drawingml/2006/main" noChangeAspect="1"/>
+            </wp:cNvGraphicFramePr>
+            <a:graphic xmlns:a="http://schemas.openxmlformats.org/drawingml/2006/main">
+              <a:graphicData uri="http://schemas.openxmlformats.org/drawingml/2006/picture">
+                <pic:pic xmlns:pic="http://schemas.openxmlformats.org/drawingml/2006/picture">
+                  <pic:nvPicPr>
+                    <pic:cNvPr id="852304600" name="Picture 852304600"/>
+                    <pic:cNvPicPr/>
+                  </pic:nvPicPr>
+                  <pic:blipFill>
+                    <a:blip r:embed="rId17" cstate="print">
+                      <a:extLst>
+                        <a:ext uri="{28A0092B-C50C-407E-A947-70E740481C1C}">
+                          <a14:useLocalDpi xmlns:a14="http://schemas.microsoft.com/office/drawing/2010/main" val="0"/>
+                        </a:ext>
+                      </a:extLst>
+                    </a:blip>
+                    <a:stretch>
+                      <a:fillRect/>
+                    </a:stretch>
+                  </pic:blipFill>
+                  <pic:spPr>
+                    <a:xfrm>
+                      <a:off x="0" y="0"/>
+                      <a:ext cx="2416810" cy="1449070"/>
+                    </a:xfrm>
+                    <a:prstGeom prst="rect">
+                      <a:avLst/>
+                    </a:prstGeom>
+                  </pic:spPr>
+                </pic:pic>
+              </a:graphicData>
+            </a:graphic>
+            <wp14:sizeRelH relativeFrom="margin">
+              <wp14:pctWidth>0</wp14:pctWidth>
+            </wp14:sizeRelH>
+            <wp14:sizeRelV relativeFrom="margin">
+              <wp14:pctHeight>0</wp14:pctHeight>
+            </wp14:sizeRelV>
+          </wp:anchor>
+        </w:drawing>
+      </w:r>
+    </w:p>
+    <w:p>
+      <w:pPr>
+        <w:pStyle w:val="ListParagraph"/>
+        <w:ind w:left="360"/>
+        <w:jc w:val="both"/>
+        <w:rPr>
+          <w:rFonts w:ascii="Times New Roman" w:hAnsi="Times New Roman" w:cs="Times New Roman"/>
+          <w:sz w:val="24"/>
+          <w:szCs w:val="28"/>
+        </w:rPr>
+      </w:pPr>
+    </w:p>
+    <w:p>
+      <w:pPr>
+        <w:pStyle w:val="ListParagraph"/>
+        <w:ind w:left="360"/>
+        <w:jc w:val="both"/>
+        <w:rPr>
+          <w:rFonts w:ascii="Times New Roman" w:hAnsi="Times New Roman" w:cs="Times New Roman"/>
+          <w:sz w:val="24"/>
+          <w:szCs w:val="28"/>
+        </w:rPr>
+      </w:pPr>
+    </w:p>
+    <w:p>
+      <w:pPr>
+        <w:pStyle w:val="ListParagraph"/>
+        <w:ind w:left="360"/>
+        <w:jc w:val="both"/>
+        <w:rPr>
+          <w:rFonts w:ascii="Times New Roman" w:hAnsi="Times New Roman" w:cs="Times New Roman"/>
+          <w:sz w:val="24"/>
+          <w:szCs w:val="28"/>
+        </w:rPr>
+      </w:pPr>
+    </w:p>
+    <w:p>
+      <w:pPr>
+        <w:pStyle w:val="ListParagraph"/>
+        <w:ind w:left="360"/>
+        <w:jc w:val="both"/>
+        <w:rPr>
+          <w:rFonts w:ascii="Times New Roman" w:hAnsi="Times New Roman" w:cs="Times New Roman"/>
+          <w:sz w:val="24"/>
+          <w:szCs w:val="28"/>
+        </w:rPr>
+      </w:pPr>
+      <w:r>
+        <w:rPr>
+          <w:rFonts w:ascii="Times New Roman" w:hAnsi="Times New Roman" w:cs="Times New Roman"/>
+          <w:sz w:val="24"/>
+          <w:szCs w:val="28"/>
+        </w:rPr>
+        <w:lastRenderedPageBreak/>
+        <w:t xml:space="preserve">Allows large datasets and intermediate model data to be stored in memory without frequent disk access. Large GPU memory enables training of bigger batch sizes. </w:t>
+      </w:r>
+    </w:p>
+    <w:p>
+      <w:pPr>
+        <w:pStyle w:val="ListParagraph"/>
+        <w:ind w:left="360"/>
+        <w:jc w:val="both"/>
+        <w:rPr>
+          <w:rFonts w:ascii="Times New Roman" w:hAnsi="Times New Roman" w:cs="Times New Roman"/>
+          <w:sz w:val="24"/>
+          <w:szCs w:val="28"/>
+        </w:rPr>
+      </w:pPr>
+    </w:p>
+    <w:p>
+      <w:pPr>
+        <w:pStyle w:val="ListParagraph"/>
+        <w:ind w:left="360"/>
+        <w:jc w:val="both"/>
+        <w:rPr>
+          <w:rFonts w:ascii="Times New Roman" w:hAnsi="Times New Roman" w:cs="Times New Roman"/>
+          <w:b/>
+          <w:bCs/>
+          <w:sz w:val="28"/>
+          <w:szCs w:val="32"/>
+          <w:u w:val="single"/>
+        </w:rPr>
+      </w:pPr>
+      <w:r>
+        <w:rPr>
+          <w:rFonts w:ascii="Times New Roman" w:hAnsi="Times New Roman" w:cs="Times New Roman"/>
+          <w:b/>
+          <w:bCs/>
+          <w:sz w:val="28"/>
+          <w:szCs w:val="32"/>
+          <w:u w:val="single"/>
+        </w:rPr>
+        <w:t>NVMe SSD</w:t>
+      </w:r>
+    </w:p>
+    <w:p>
+      <w:pPr>
+        <w:pStyle w:val="ListParagraph"/>
+        <w:ind w:left="360"/>
+        <w:jc w:val="both"/>
+        <w:rPr>
+          <w:rFonts w:ascii="Times New Roman" w:hAnsi="Times New Roman" w:cs="Times New Roman"/>
+          <w:sz w:val="24"/>
+          <w:szCs w:val="28"/>
+        </w:rPr>
+      </w:pPr>
+    </w:p>
+    <w:p>
+      <w:pPr>
+        <w:pStyle w:val="ListParagraph"/>
+        <w:ind w:left="360"/>
+        <w:jc w:val="both"/>
+        <w:rPr>
+          <w:rFonts w:ascii="Times New Roman" w:hAnsi="Times New Roman" w:cs="Times New Roman"/>
+          <w:sz w:val="24"/>
+          <w:szCs w:val="28"/>
+        </w:rPr>
+      </w:pPr>
+    </w:p>
+    <w:p>
+      <w:pPr>
+        <w:pStyle w:val="ListParagraph"/>
+        <w:ind w:left="360"/>
+        <w:jc w:val="both"/>
+        <w:rPr>
+          <w:rFonts w:ascii="Times New Roman" w:hAnsi="Times New Roman" w:cs="Times New Roman"/>
+          <w:sz w:val="24"/>
+          <w:szCs w:val="28"/>
+        </w:rPr>
+      </w:pPr>
+    </w:p>
+    <w:p>
+      <w:pPr>
+        <w:pStyle w:val="ListParagraph"/>
+        <w:ind w:left="360"/>
+        <w:jc w:val="both"/>
+        <w:rPr>
+          <w:rFonts w:ascii="Times New Roman" w:hAnsi="Times New Roman" w:cs="Times New Roman"/>
+          <w:sz w:val="24"/>
+          <w:szCs w:val="28"/>
+        </w:rPr>
+      </w:pPr>
+    </w:p>
+    <w:p>
+      <w:pPr>
+        <w:pStyle w:val="ListParagraph"/>
+        <w:ind w:left="360"/>
+        <w:jc w:val="both"/>
+        <w:rPr>
+          <w:rFonts w:ascii="Times New Roman" w:hAnsi="Times New Roman" w:cs="Times New Roman"/>
+          <w:sz w:val="24"/>
+          <w:szCs w:val="28"/>
+        </w:rPr>
+      </w:pPr>
+    </w:p>
     <w:sectPr>
       <w:pgSz w:w="12240" w:h="15840"/>
       <w:pgMar w:top="1440" w:right="1440" w:bottom="1440" w:left="1440" w:header="720" w:footer="720" w:gutter="0"/>
@@ -1581,6 +3804,232 @@
 <file path=word/numbering.xml><?xml version="1.0" encoding="utf-8"?>
 <w:numbering xmlns:wpc="http://schemas.microsoft.com/office/word/2010/wordprocessingCanvas" xmlns:cx="http://schemas.microsoft.com/office/drawing/2014/chartex" xmlns:cx1="http://schemas.microsoft.com/office/drawing/2015/9/8/chartex" xmlns:cx2="http://schemas.microsoft.com/office/drawing/2015/10/21/chartex" xmlns:cx3="http://schemas.microsoft.com/office/drawing/2016/5/9/chartex" xmlns:cx4="http://schemas.microsoft.com/office/drawing/2016/5/10/chartex" xmlns:cx5="http://schemas.microsoft.com/office/drawing/2016/5/11/chartex" xmlns:cx6="http://schemas.microsoft.com/office/drawing/2016/5/12/chartex" xmlns:cx7="http://schemas.microsoft.com/office/drawing/2016/5/13/chartex" xmlns:cx8="http://schemas.microsoft.com/office/drawing/2016/5/14/chartex" xmlns:mc="http://schemas.openxmlformats.org/markup-compatibility/2006" xmlns:aink="http://schemas.microsoft.com/office/drawing/2016/ink" xmlns:am3d="http://schemas.microsoft.com/office/drawing/2017/model3d" xmlns:o="urn:schemas-microsoft-com:office:office" xmlns:oel="http://schemas.microsoft.com/office/2019/extlst" xmlns:r="http://schemas.openxmlformats.org/officeDocument/2006/relationships" xmlns:m="http://schemas.openxmlformats.org/officeDocument/2006/math" xmlns:v="urn:schemas-microsoft-com:vml" xmlns:wp14="http://schemas.microsoft.com/office/word/2010/wordprocessingDrawing" xmlns:wp="http://schemas.openxmlformats.org/drawingml/2006/wordprocessingDrawing" xmlns:w10="urn:schemas-microsoft-com:office:word" xmlns:w="http://schemas.openxmlformats.org/wordprocessingml/2006/main" xmlns:w14="http://schemas.microsoft.com/office/word/2010/wordml" xmlns:w15="http://schemas.microsoft.com/office/word/2012/wordml" xmlns:w16cex="http://schemas.microsoft.com/office/word/2018/wordml/cex" xmlns:w16cid="http://schemas.microsoft.com/office/word/2016/wordml/cid" xmlns:w16="http://schemas.microsoft.com/office/word/2018/wordml" xmlns:w16du="http://schemas.microsoft.com/office/word/2023/wordml/word16du" xmlns:w16sdtdh="http://schemas.microsoft.com/office/word/2020/wordml/sdtdatahash" xmlns:w16se="http://schemas.microsoft.com/office/word/2015/wordml/symex" xmlns:wpg="http://schemas.microsoft.com/office/word/2010/wordprocessingGroup" xmlns:wpi="http://schemas.microsoft.com/office/word/2010/wordprocessingInk" xmlns:wne="http://schemas.microsoft.com/office/word/2006/wordml" xmlns:wps="http://schemas.microsoft.com/office/word/2010/wordprocessingShape" mc:Ignorable="w14 w15 w16se w16cid w16 w16cex w16sdtdh w16du wp14">
   <w:abstractNum w:abstractNumId="0" w15:restartNumberingAfterBreak="0">
+    <w:nsid w:val="02E10E44"/>
+    <w:multiLevelType w:val="hybridMultilevel"/>
+    <w:tmpl w:val="06E4B8CC"/>
+    <w:lvl w:ilvl="0" w:tplc="04090001">
+      <w:start w:val="1"/>
+      <w:numFmt w:val="bullet"/>
+      <w:lvlText w:val=""/>
+      <w:lvlJc w:val="left"/>
+      <w:pPr>
+        <w:ind w:left="720" w:hanging="360"/>
+      </w:pPr>
+      <w:rPr>
+        <w:rFonts w:ascii="Symbol" w:hAnsi="Symbol" w:hint="default"/>
+      </w:rPr>
+    </w:lvl>
+    <w:lvl w:ilvl="1" w:tplc="04090003" w:tentative="1">
+      <w:start w:val="1"/>
+      <w:numFmt w:val="bullet"/>
+      <w:lvlText w:val="o"/>
+      <w:lvlJc w:val="left"/>
+      <w:pPr>
+        <w:ind w:left="1440" w:hanging="360"/>
+      </w:pPr>
+      <w:rPr>
+        <w:rFonts w:ascii="Courier New" w:hAnsi="Courier New" w:cs="Courier New" w:hint="default"/>
+      </w:rPr>
+    </w:lvl>
+    <w:lvl w:ilvl="2" w:tplc="04090005" w:tentative="1">
+      <w:start w:val="1"/>
+      <w:numFmt w:val="bullet"/>
+      <w:lvlText w:val=""/>
+      <w:lvlJc w:val="left"/>
+      <w:pPr>
+        <w:ind w:left="2160" w:hanging="360"/>
+      </w:pPr>
+      <w:rPr>
+        <w:rFonts w:ascii="Wingdings" w:hAnsi="Wingdings" w:hint="default"/>
+      </w:rPr>
+    </w:lvl>
+    <w:lvl w:ilvl="3" w:tplc="04090001" w:tentative="1">
+      <w:start w:val="1"/>
+      <w:numFmt w:val="bullet"/>
+      <w:lvlText w:val=""/>
+      <w:lvlJc w:val="left"/>
+      <w:pPr>
+        <w:ind w:left="2880" w:hanging="360"/>
+      </w:pPr>
+      <w:rPr>
+        <w:rFonts w:ascii="Symbol" w:hAnsi="Symbol" w:hint="default"/>
+      </w:rPr>
+    </w:lvl>
+    <w:lvl w:ilvl="4" w:tplc="04090003" w:tentative="1">
+      <w:start w:val="1"/>
+      <w:numFmt w:val="bullet"/>
+      <w:lvlText w:val="o"/>
+      <w:lvlJc w:val="left"/>
+      <w:pPr>
+        <w:ind w:left="3600" w:hanging="360"/>
+      </w:pPr>
+      <w:rPr>
+        <w:rFonts w:ascii="Courier New" w:hAnsi="Courier New" w:cs="Courier New" w:hint="default"/>
+      </w:rPr>
+    </w:lvl>
+    <w:lvl w:ilvl="5" w:tplc="04090005" w:tentative="1">
+      <w:start w:val="1"/>
+      <w:numFmt w:val="bullet"/>
+      <w:lvlText w:val=""/>
+      <w:lvlJc w:val="left"/>
+      <w:pPr>
+        <w:ind w:left="4320" w:hanging="360"/>
+      </w:pPr>
+      <w:rPr>
+        <w:rFonts w:ascii="Wingdings" w:hAnsi="Wingdings" w:hint="default"/>
+      </w:rPr>
+    </w:lvl>
+    <w:lvl w:ilvl="6" w:tplc="04090001" w:tentative="1">
+      <w:start w:val="1"/>
+      <w:numFmt w:val="bullet"/>
+      <w:lvlText w:val=""/>
+      <w:lvlJc w:val="left"/>
+      <w:pPr>
+        <w:ind w:left="5040" w:hanging="360"/>
+      </w:pPr>
+      <w:rPr>
+        <w:rFonts w:ascii="Symbol" w:hAnsi="Symbol" w:hint="default"/>
+      </w:rPr>
+    </w:lvl>
+    <w:lvl w:ilvl="7" w:tplc="04090003" w:tentative="1">
+      <w:start w:val="1"/>
+      <w:numFmt w:val="bullet"/>
+      <w:lvlText w:val="o"/>
+      <w:lvlJc w:val="left"/>
+      <w:pPr>
+        <w:ind w:left="5760" w:hanging="360"/>
+      </w:pPr>
+      <w:rPr>
+        <w:rFonts w:ascii="Courier New" w:hAnsi="Courier New" w:cs="Courier New" w:hint="default"/>
+      </w:rPr>
+    </w:lvl>
+    <w:lvl w:ilvl="8" w:tplc="04090005" w:tentative="1">
+      <w:start w:val="1"/>
+      <w:numFmt w:val="bullet"/>
+      <w:lvlText w:val=""/>
+      <w:lvlJc w:val="left"/>
+      <w:pPr>
+        <w:ind w:left="6480" w:hanging="360"/>
+      </w:pPr>
+      <w:rPr>
+        <w:rFonts w:ascii="Wingdings" w:hAnsi="Wingdings" w:hint="default"/>
+      </w:rPr>
+    </w:lvl>
+  </w:abstractNum>
+  <w:abstractNum w:abstractNumId="1" w15:restartNumberingAfterBreak="0">
+    <w:nsid w:val="174C7756"/>
+    <w:multiLevelType w:val="hybridMultilevel"/>
+    <w:tmpl w:val="EA6609CC"/>
+    <w:lvl w:ilvl="0" w:tplc="04090001">
+      <w:start w:val="1"/>
+      <w:numFmt w:val="bullet"/>
+      <w:lvlText w:val=""/>
+      <w:lvlJc w:val="left"/>
+      <w:pPr>
+        <w:ind w:left="720" w:hanging="360"/>
+      </w:pPr>
+      <w:rPr>
+        <w:rFonts w:ascii="Symbol" w:hAnsi="Symbol" w:hint="default"/>
+      </w:rPr>
+    </w:lvl>
+    <w:lvl w:ilvl="1" w:tplc="04090003" w:tentative="1">
+      <w:start w:val="1"/>
+      <w:numFmt w:val="bullet"/>
+      <w:lvlText w:val="o"/>
+      <w:lvlJc w:val="left"/>
+      <w:pPr>
+        <w:ind w:left="1440" w:hanging="360"/>
+      </w:pPr>
+      <w:rPr>
+        <w:rFonts w:ascii="Courier New" w:hAnsi="Courier New" w:cs="Courier New" w:hint="default"/>
+      </w:rPr>
+    </w:lvl>
+    <w:lvl w:ilvl="2" w:tplc="04090005" w:tentative="1">
+      <w:start w:val="1"/>
+      <w:numFmt w:val="bullet"/>
+      <w:lvlText w:val=""/>
+      <w:lvlJc w:val="left"/>
+      <w:pPr>
+        <w:ind w:left="2160" w:hanging="360"/>
+      </w:pPr>
+      <w:rPr>
+        <w:rFonts w:ascii="Wingdings" w:hAnsi="Wingdings" w:hint="default"/>
+      </w:rPr>
+    </w:lvl>
+    <w:lvl w:ilvl="3" w:tplc="04090001" w:tentative="1">
+      <w:start w:val="1"/>
+      <w:numFmt w:val="bullet"/>
+      <w:lvlText w:val=""/>
+      <w:lvlJc w:val="left"/>
+      <w:pPr>
+        <w:ind w:left="2880" w:hanging="360"/>
+      </w:pPr>
+      <w:rPr>
+        <w:rFonts w:ascii="Symbol" w:hAnsi="Symbol" w:hint="default"/>
+      </w:rPr>
+    </w:lvl>
+    <w:lvl w:ilvl="4" w:tplc="04090003" w:tentative="1">
+      <w:start w:val="1"/>
+      <w:numFmt w:val="bullet"/>
+      <w:lvlText w:val="o"/>
+      <w:lvlJc w:val="left"/>
+      <w:pPr>
+        <w:ind w:left="3600" w:hanging="360"/>
+      </w:pPr>
+      <w:rPr>
+        <w:rFonts w:ascii="Courier New" w:hAnsi="Courier New" w:cs="Courier New" w:hint="default"/>
+      </w:rPr>
+    </w:lvl>
+    <w:lvl w:ilvl="5" w:tplc="04090005" w:tentative="1">
+      <w:start w:val="1"/>
+      <w:numFmt w:val="bullet"/>
+      <w:lvlText w:val=""/>
+      <w:lvlJc w:val="left"/>
+      <w:pPr>
+        <w:ind w:left="4320" w:hanging="360"/>
+      </w:pPr>
+      <w:rPr>
+        <w:rFonts w:ascii="Wingdings" w:hAnsi="Wingdings" w:hint="default"/>
+      </w:rPr>
+    </w:lvl>
+    <w:lvl w:ilvl="6" w:tplc="04090001" w:tentative="1">
+      <w:start w:val="1"/>
+      <w:numFmt w:val="bullet"/>
+      <w:lvlText w:val=""/>
+      <w:lvlJc w:val="left"/>
+      <w:pPr>
+        <w:ind w:left="5040" w:hanging="360"/>
+      </w:pPr>
+      <w:rPr>
+        <w:rFonts w:ascii="Symbol" w:hAnsi="Symbol" w:hint="default"/>
+      </w:rPr>
+    </w:lvl>
+    <w:lvl w:ilvl="7" w:tplc="04090003" w:tentative="1">
+      <w:start w:val="1"/>
+      <w:numFmt w:val="bullet"/>
+      <w:lvlText w:val="o"/>
+      <w:lvlJc w:val="left"/>
+      <w:pPr>
+        <w:ind w:left="5760" w:hanging="360"/>
+      </w:pPr>
+      <w:rPr>
+        <w:rFonts w:ascii="Courier New" w:hAnsi="Courier New" w:cs="Courier New" w:hint="default"/>
+      </w:rPr>
+    </w:lvl>
+    <w:lvl w:ilvl="8" w:tplc="04090005" w:tentative="1">
+      <w:start w:val="1"/>
+      <w:numFmt w:val="bullet"/>
+      <w:lvlText w:val=""/>
+      <w:lvlJc w:val="left"/>
+      <w:pPr>
+        <w:ind w:left="6480" w:hanging="360"/>
+      </w:pPr>
+      <w:rPr>
+        <w:rFonts w:ascii="Wingdings" w:hAnsi="Wingdings" w:hint="default"/>
+      </w:rPr>
+    </w:lvl>
+  </w:abstractNum>
+  <w:abstractNum w:abstractNumId="2" w15:restartNumberingAfterBreak="0">
     <w:nsid w:val="216A2794"/>
     <w:multiLevelType w:val="hybridMultilevel"/>
     <w:tmpl w:val="33FA4AE4"/>
@@ -1666,7 +4115,7 @@
       </w:pPr>
     </w:lvl>
   </w:abstractNum>
-  <w:abstractNum w:abstractNumId="1" w15:restartNumberingAfterBreak="0">
+  <w:abstractNum w:abstractNumId="3" w15:restartNumberingAfterBreak="0">
     <w:nsid w:val="25FC7347"/>
     <w:multiLevelType w:val="hybridMultilevel"/>
     <w:tmpl w:val="4B068000"/>
@@ -1779,7 +4228,93 @@
       </w:rPr>
     </w:lvl>
   </w:abstractNum>
-  <w:abstractNum w:abstractNumId="2" w15:restartNumberingAfterBreak="0">
+  <w:abstractNum w:abstractNumId="4" w15:restartNumberingAfterBreak="0">
+    <w:nsid w:val="32A10CD0"/>
+    <w:multiLevelType w:val="multilevel"/>
+    <w:tmpl w:val="0409001F"/>
+    <w:lvl w:ilvl="0">
+      <w:start w:val="1"/>
+      <w:numFmt w:val="decimal"/>
+      <w:lvlText w:val="%1."/>
+      <w:lvlJc w:val="left"/>
+      <w:pPr>
+        <w:ind w:left="360" w:hanging="360"/>
+      </w:pPr>
+    </w:lvl>
+    <w:lvl w:ilvl="1">
+      <w:start w:val="1"/>
+      <w:numFmt w:val="decimal"/>
+      <w:lvlText w:val="%1.%2."/>
+      <w:lvlJc w:val="left"/>
+      <w:pPr>
+        <w:ind w:left="792" w:hanging="432"/>
+      </w:pPr>
+    </w:lvl>
+    <w:lvl w:ilvl="2">
+      <w:start w:val="1"/>
+      <w:numFmt w:val="decimal"/>
+      <w:lvlText w:val="%1.%2.%3."/>
+      <w:lvlJc w:val="left"/>
+      <w:pPr>
+        <w:ind w:left="1224" w:hanging="504"/>
+      </w:pPr>
+    </w:lvl>
+    <w:lvl w:ilvl="3">
+      <w:start w:val="1"/>
+      <w:numFmt w:val="decimal"/>
+      <w:lvlText w:val="%1.%2.%3.%4."/>
+      <w:lvlJc w:val="left"/>
+      <w:pPr>
+        <w:ind w:left="1728" w:hanging="648"/>
+      </w:pPr>
+    </w:lvl>
+    <w:lvl w:ilvl="4">
+      <w:start w:val="1"/>
+      <w:numFmt w:val="decimal"/>
+      <w:lvlText w:val="%1.%2.%3.%4.%5."/>
+      <w:lvlJc w:val="left"/>
+      <w:pPr>
+        <w:ind w:left="2232" w:hanging="792"/>
+      </w:pPr>
+    </w:lvl>
+    <w:lvl w:ilvl="5">
+      <w:start w:val="1"/>
+      <w:numFmt w:val="decimal"/>
+      <w:lvlText w:val="%1.%2.%3.%4.%5.%6."/>
+      <w:lvlJc w:val="left"/>
+      <w:pPr>
+        <w:ind w:left="2736" w:hanging="936"/>
+      </w:pPr>
+    </w:lvl>
+    <w:lvl w:ilvl="6">
+      <w:start w:val="1"/>
+      <w:numFmt w:val="decimal"/>
+      <w:lvlText w:val="%1.%2.%3.%4.%5.%6.%7."/>
+      <w:lvlJc w:val="left"/>
+      <w:pPr>
+        <w:ind w:left="3240" w:hanging="1080"/>
+      </w:pPr>
+    </w:lvl>
+    <w:lvl w:ilvl="7">
+      <w:start w:val="1"/>
+      <w:numFmt w:val="decimal"/>
+      <w:lvlText w:val="%1.%2.%3.%4.%5.%6.%7.%8."/>
+      <w:lvlJc w:val="left"/>
+      <w:pPr>
+        <w:ind w:left="3744" w:hanging="1224"/>
+      </w:pPr>
+    </w:lvl>
+    <w:lvl w:ilvl="8">
+      <w:start w:val="1"/>
+      <w:numFmt w:val="decimal"/>
+      <w:lvlText w:val="%1.%2.%3.%4.%5.%6.%7.%8.%9."/>
+      <w:lvlJc w:val="left"/>
+      <w:pPr>
+        <w:ind w:left="4320" w:hanging="1440"/>
+      </w:pPr>
+    </w:lvl>
+  </w:abstractNum>
+  <w:abstractNum w:abstractNumId="5" w15:restartNumberingAfterBreak="0">
     <w:nsid w:val="32F1033A"/>
     <w:multiLevelType w:val="hybridMultilevel"/>
     <w:tmpl w:val="8518930A"/>
@@ -1865,7 +4400,97 @@
       </w:pPr>
     </w:lvl>
   </w:abstractNum>
-  <w:abstractNum w:abstractNumId="3" w15:restartNumberingAfterBreak="0">
+  <w:abstractNum w:abstractNumId="6" w15:restartNumberingAfterBreak="0">
+    <w:nsid w:val="5317621D"/>
+    <w:multiLevelType w:val="multilevel"/>
+    <w:tmpl w:val="93C436D4"/>
+    <w:lvl w:ilvl="0">
+      <w:start w:val="1"/>
+      <w:numFmt w:val="decimal"/>
+      <w:lvlText w:val="%1."/>
+      <w:lvlJc w:val="left"/>
+      <w:pPr>
+        <w:ind w:left="360" w:hanging="360"/>
+      </w:pPr>
+      <w:rPr>
+        <w:b/>
+        <w:bCs/>
+      </w:rPr>
+    </w:lvl>
+    <w:lvl w:ilvl="1">
+      <w:start w:val="1"/>
+      <w:numFmt w:val="decimal"/>
+      <w:lvlText w:val="%1.%2."/>
+      <w:lvlJc w:val="left"/>
+      <w:pPr>
+        <w:ind w:left="792" w:hanging="432"/>
+      </w:pPr>
+    </w:lvl>
+    <w:lvl w:ilvl="2">
+      <w:start w:val="1"/>
+      <w:numFmt w:val="decimal"/>
+      <w:lvlText w:val="%1.%2.%3."/>
+      <w:lvlJc w:val="left"/>
+      <w:pPr>
+        <w:ind w:left="1224" w:hanging="504"/>
+      </w:pPr>
+    </w:lvl>
+    <w:lvl w:ilvl="3">
+      <w:start w:val="1"/>
+      <w:numFmt w:val="decimal"/>
+      <w:lvlText w:val="%1.%2.%3.%4."/>
+      <w:lvlJc w:val="left"/>
+      <w:pPr>
+        <w:ind w:left="1728" w:hanging="648"/>
+      </w:pPr>
+    </w:lvl>
+    <w:lvl w:ilvl="4">
+      <w:start w:val="1"/>
+      <w:numFmt w:val="decimal"/>
+      <w:lvlText w:val="%1.%2.%3.%4.%5."/>
+      <w:lvlJc w:val="left"/>
+      <w:pPr>
+        <w:ind w:left="2232" w:hanging="792"/>
+      </w:pPr>
+    </w:lvl>
+    <w:lvl w:ilvl="5">
+      <w:start w:val="1"/>
+      <w:numFmt w:val="decimal"/>
+      <w:lvlText w:val="%1.%2.%3.%4.%5.%6."/>
+      <w:lvlJc w:val="left"/>
+      <w:pPr>
+        <w:ind w:left="2736" w:hanging="936"/>
+      </w:pPr>
+    </w:lvl>
+    <w:lvl w:ilvl="6">
+      <w:start w:val="1"/>
+      <w:numFmt w:val="decimal"/>
+      <w:lvlText w:val="%1.%2.%3.%4.%5.%6.%7."/>
+      <w:lvlJc w:val="left"/>
+      <w:pPr>
+        <w:ind w:left="3240" w:hanging="1080"/>
+      </w:pPr>
+    </w:lvl>
+    <w:lvl w:ilvl="7">
+      <w:start w:val="1"/>
+      <w:numFmt w:val="decimal"/>
+      <w:lvlText w:val="%1.%2.%3.%4.%5.%6.%7.%8."/>
+      <w:lvlJc w:val="left"/>
+      <w:pPr>
+        <w:ind w:left="3744" w:hanging="1224"/>
+      </w:pPr>
+    </w:lvl>
+    <w:lvl w:ilvl="8">
+      <w:start w:val="1"/>
+      <w:numFmt w:val="decimal"/>
+      <w:lvlText w:val="%1.%2.%3.%4.%5.%6.%7.%8.%9."/>
+      <w:lvlJc w:val="left"/>
+      <w:pPr>
+        <w:ind w:left="4320" w:hanging="1440"/>
+      </w:pPr>
+    </w:lvl>
+  </w:abstractNum>
+  <w:abstractNum w:abstractNumId="7" w15:restartNumberingAfterBreak="0">
     <w:nsid w:val="7BEB28A7"/>
     <w:multiLevelType w:val="hybridMultilevel"/>
     <w:tmpl w:val="8B5EF57A"/>
@@ -1951,17 +4576,29 @@
       </w:pPr>
     </w:lvl>
   </w:abstractNum>
-  <w:num w:numId="1" w16cid:durableId="478418986">
+  <w:num w:numId="1" w16cid:durableId="1300114645">
+    <w:abstractNumId w:val="5"/>
+  </w:num>
+  <w:num w:numId="2" w16cid:durableId="1019038994">
+    <w:abstractNumId w:val="3"/>
+  </w:num>
+  <w:num w:numId="3" w16cid:durableId="1405685795">
     <w:abstractNumId w:val="2"/>
   </w:num>
-  <w:num w:numId="2" w16cid:durableId="1342855851">
+  <w:num w:numId="4" w16cid:durableId="1655375419">
+    <w:abstractNumId w:val="7"/>
+  </w:num>
+  <w:num w:numId="5" w16cid:durableId="1131753584">
+    <w:abstractNumId w:val="0"/>
+  </w:num>
+  <w:num w:numId="6" w16cid:durableId="1856767630">
+    <w:abstractNumId w:val="4"/>
+  </w:num>
+  <w:num w:numId="7" w16cid:durableId="1458257904">
     <w:abstractNumId w:val="1"/>
   </w:num>
-  <w:num w:numId="3" w16cid:durableId="1925868825">
-    <w:abstractNumId w:val="0"/>
-  </w:num>
-  <w:num w:numId="4" w16cid:durableId="377700889">
-    <w:abstractNumId w:val="3"/>
+  <w:num w:numId="8" w16cid:durableId="473646337">
+    <w:abstractNumId w:val="6"/>
   </w:num>
 </w:numbering>
 </file>
@@ -2366,6 +5003,7 @@
   <w:style w:type="paragraph" w:default="1" w:styleId="Normal">
     <w:name w:val="Normal"/>
     <w:qFormat/>
+    <w:rsid w:val="00CE20CF"/>
   </w:style>
   <w:style w:type="paragraph" w:styleId="Heading1">
     <w:name w:val="heading 1"/>
@@ -2391,6 +5029,7 @@
   <w:style w:type="character" w:default="1" w:styleId="DefaultParagraphFont">
     <w:name w:val="Default Paragraph Font"/>
     <w:uiPriority w:val="1"/>
+    <w:semiHidden/>
     <w:unhideWhenUsed/>
   </w:style>
   <w:style w:type="table" w:default="1" w:styleId="TableNormal">
@@ -2502,6 +5141,151 @@
       <w:rFonts w:eastAsiaTheme="minorEastAsia"/>
       <w:color w:val="5A5A5A" w:themeColor="text1" w:themeTint="A5"/>
       <w:spacing w:val="15"/>
+    </w:rPr>
+  </w:style>
+  <w:style w:type="table" w:styleId="TableGrid">
+    <w:name w:val="Table Grid"/>
+    <w:basedOn w:val="TableNormal"/>
+    <w:uiPriority w:val="59"/>
+    <w:rsid w:val="00EF0D1A"/>
+    <w:pPr>
+      <w:spacing w:after="0" w:line="240" w:lineRule="auto"/>
+    </w:pPr>
+    <w:tblPr>
+      <w:tblBorders>
+        <w:top w:val="single" w:sz="4" w:space="0" w:color="auto"/>
+        <w:left w:val="single" w:sz="4" w:space="0" w:color="auto"/>
+        <w:bottom w:val="single" w:sz="4" w:space="0" w:color="auto"/>
+        <w:right w:val="single" w:sz="4" w:space="0" w:color="auto"/>
+        <w:insideH w:val="single" w:sz="4" w:space="0" w:color="auto"/>
+        <w:insideV w:val="single" w:sz="4" w:space="0" w:color="auto"/>
+      </w:tblBorders>
+    </w:tblPr>
+  </w:style>
+  <w:style w:type="table" w:styleId="LightShading">
+    <w:name w:val="Light Shading"/>
+    <w:basedOn w:val="TableNormal"/>
+    <w:uiPriority w:val="60"/>
+    <w:rsid w:val="00EF0D1A"/>
+    <w:pPr>
+      <w:spacing w:after="0" w:line="240" w:lineRule="auto"/>
+    </w:pPr>
+    <w:rPr>
+      <w:color w:val="000000" w:themeColor="text1" w:themeShade="BF"/>
+    </w:rPr>
+    <w:tblPr>
+      <w:tblStyleRowBandSize w:val="1"/>
+      <w:tblStyleColBandSize w:val="1"/>
+      <w:tblBorders>
+        <w:top w:val="single" w:sz="8" w:space="0" w:color="000000" w:themeColor="text1"/>
+        <w:bottom w:val="single" w:sz="8" w:space="0" w:color="000000" w:themeColor="text1"/>
+      </w:tblBorders>
+    </w:tblPr>
+    <w:tblStylePr w:type="firstRow">
+      <w:pPr>
+        <w:spacing w:before="0" w:after="0" w:line="240" w:lineRule="auto"/>
+      </w:pPr>
+      <w:rPr>
+        <w:b/>
+        <w:bCs/>
+      </w:rPr>
+      <w:tblPr/>
+      <w:tcPr>
+        <w:tcBorders>
+          <w:top w:val="single" w:sz="8" w:space="0" w:color="000000" w:themeColor="text1"/>
+          <w:left w:val="nil"/>
+          <w:bottom w:val="single" w:sz="8" w:space="0" w:color="000000" w:themeColor="text1"/>
+          <w:right w:val="nil"/>
+          <w:insideH w:val="nil"/>
+          <w:insideV w:val="nil"/>
+        </w:tcBorders>
+      </w:tcPr>
+    </w:tblStylePr>
+    <w:tblStylePr w:type="lastRow">
+      <w:pPr>
+        <w:spacing w:before="0" w:after="0" w:line="240" w:lineRule="auto"/>
+      </w:pPr>
+      <w:rPr>
+        <w:b/>
+        <w:bCs/>
+      </w:rPr>
+      <w:tblPr/>
+      <w:tcPr>
+        <w:tcBorders>
+          <w:top w:val="single" w:sz="8" w:space="0" w:color="000000" w:themeColor="text1"/>
+          <w:left w:val="nil"/>
+          <w:bottom w:val="single" w:sz="8" w:space="0" w:color="000000" w:themeColor="text1"/>
+          <w:right w:val="nil"/>
+          <w:insideH w:val="nil"/>
+          <w:insideV w:val="nil"/>
+        </w:tcBorders>
+      </w:tcPr>
+    </w:tblStylePr>
+    <w:tblStylePr w:type="firstCol">
+      <w:rPr>
+        <w:b/>
+        <w:bCs/>
+      </w:rPr>
+    </w:tblStylePr>
+    <w:tblStylePr w:type="lastCol">
+      <w:rPr>
+        <w:b/>
+        <w:bCs/>
+      </w:rPr>
+    </w:tblStylePr>
+    <w:tblStylePr w:type="band1Vert">
+      <w:tblPr/>
+      <w:tcPr>
+        <w:tcBorders>
+          <w:left w:val="nil"/>
+          <w:right w:val="nil"/>
+          <w:insideH w:val="nil"/>
+          <w:insideV w:val="nil"/>
+        </w:tcBorders>
+        <w:shd w:val="clear" w:color="auto" w:fill="C0C0C0" w:themeFill="text1" w:themeFillTint="3F"/>
+      </w:tcPr>
+    </w:tblStylePr>
+    <w:tblStylePr w:type="band1Horz">
+      <w:tblPr/>
+      <w:tcPr>
+        <w:tcBorders>
+          <w:left w:val="nil"/>
+          <w:right w:val="nil"/>
+          <w:insideH w:val="nil"/>
+          <w:insideV w:val="nil"/>
+        </w:tcBorders>
+        <w:shd w:val="clear" w:color="auto" w:fill="C0C0C0" w:themeFill="text1" w:themeFillTint="3F"/>
+      </w:tcPr>
+    </w:tblStylePr>
+  </w:style>
+  <w:style w:type="paragraph" w:styleId="BalloonText">
+    <w:name w:val="Balloon Text"/>
+    <w:basedOn w:val="Normal"/>
+    <w:link w:val="BalloonTextChar"/>
+    <w:uiPriority w:val="99"/>
+    <w:semiHidden/>
+    <w:unhideWhenUsed/>
+    <w:rsid w:val="0071788E"/>
+    <w:pPr>
+      <w:spacing w:after="0" w:line="240" w:lineRule="auto"/>
+    </w:pPr>
+    <w:rPr>
+      <w:rFonts w:ascii="Tahoma" w:hAnsi="Tahoma" w:cs="Tahoma"/>
+      <w:sz w:val="16"/>
+      <w:szCs w:val="16"/>
+    </w:rPr>
+  </w:style>
+  <w:style w:type="character" w:customStyle="1" w:styleId="BalloonTextChar">
+    <w:name w:val="Balloon Text Char"/>
+    <w:basedOn w:val="DefaultParagraphFont"/>
+    <w:link w:val="BalloonText"/>
+    <w:uiPriority w:val="99"/>
+    <w:semiHidden/>
+    <w:rsid w:val="0071788E"/>
+    <w:rPr>
+      <w:rFonts w:ascii="Tahoma" w:hAnsi="Tahoma" w:cs="Tahoma"/>
+      <w:sz w:val="16"/>
+      <w:szCs w:val="16"/>
     </w:rPr>
   </w:style>
 </w:styles>
@@ -2797,7 +5581,7 @@
 </file>
 
 <file path=customXml/itemProps1.xml><?xml version="1.0" encoding="utf-8"?>
-<ds:datastoreItem xmlns:ds="http://schemas.openxmlformats.org/officeDocument/2006/customXml" ds:itemID="{CCF1F8EF-F31F-4AA8-8802-DC7F3930740B}">
+<ds:datastoreItem xmlns:ds="http://schemas.openxmlformats.org/officeDocument/2006/customXml" ds:itemID="{52359BD4-D1B3-412B-B0DE-F2B68E841944}">
   <ds:schemaRefs>
     <ds:schemaRef ds:uri="http://schemas.openxmlformats.org/officeDocument/2006/bibliography"/>
   </ds:schemaRefs>

--- a/Sem2/Vc/Cycle1-co1.docx
+++ b/Sem2/Vc/Cycle1-co1.docx
@@ -144,7 +144,7 @@
           <w:u w:val="single"/>
         </w:rPr>
         <w:drawing>
-          <wp:anchor distT="0" distB="0" distL="114300" distR="114300" simplePos="0" relativeHeight="251659264" behindDoc="0" locked="0" layoutInCell="1" allowOverlap="1" wp14:anchorId="687C94E5" wp14:editId="60146014">
+          <wp:anchor distT="0" distB="0" distL="114300" distR="114300" simplePos="0" relativeHeight="251652608" behindDoc="0" locked="0" layoutInCell="1" allowOverlap="1" wp14:anchorId="687C94E5" wp14:editId="7EE63D5E">
             <wp:simplePos x="0" y="0"/>
             <wp:positionH relativeFrom="column">
               <wp:posOffset>2571750</wp:posOffset>
@@ -208,7 +208,7 @@
           <w:u w:val="single"/>
         </w:rPr>
         <w:drawing>
-          <wp:anchor distT="0" distB="0" distL="114300" distR="114300" simplePos="0" relativeHeight="251658240" behindDoc="0" locked="0" layoutInCell="1" allowOverlap="1" wp14:anchorId="06685677" wp14:editId="4EE35627">
+          <wp:anchor distT="0" distB="0" distL="114300" distR="114300" simplePos="0" relativeHeight="251651584" behindDoc="0" locked="0" layoutInCell="1" allowOverlap="1" wp14:anchorId="06685677" wp14:editId="40079B86">
             <wp:simplePos x="0" y="0"/>
             <wp:positionH relativeFrom="column">
               <wp:posOffset>607695</wp:posOffset>
@@ -452,7 +452,7 @@
           <w:szCs w:val="24"/>
         </w:rPr>
         <w:drawing>
-          <wp:anchor distT="0" distB="0" distL="114300" distR="114300" simplePos="0" relativeHeight="251660288" behindDoc="0" locked="0" layoutInCell="1" allowOverlap="1" wp14:anchorId="52A6DA1F" wp14:editId="30AB3CE2">
+          <wp:anchor distT="0" distB="0" distL="114300" distR="114300" simplePos="0" relativeHeight="251653632" behindDoc="0" locked="0" layoutInCell="1" allowOverlap="1" wp14:anchorId="52A6DA1F" wp14:editId="61CD293F">
             <wp:simplePos x="0" y="0"/>
             <wp:positionH relativeFrom="column">
               <wp:posOffset>2178685</wp:posOffset>
@@ -640,7 +640,7 @@
           <w:u w:val="single"/>
         </w:rPr>
         <w:drawing>
-          <wp:anchor distT="0" distB="0" distL="114300" distR="114300" simplePos="0" relativeHeight="251661312" behindDoc="0" locked="0" layoutInCell="1" allowOverlap="1" wp14:anchorId="6CB41765" wp14:editId="512FE1B2">
+          <wp:anchor distT="0" distB="0" distL="114300" distR="114300" simplePos="0" relativeHeight="251654656" behindDoc="0" locked="0" layoutInCell="1" allowOverlap="1" wp14:anchorId="6CB41765" wp14:editId="16B43785">
             <wp:simplePos x="0" y="0"/>
             <wp:positionH relativeFrom="column">
               <wp:posOffset>2022475</wp:posOffset>
@@ -836,7 +836,7 @@
           <w:szCs w:val="24"/>
         </w:rPr>
         <w:drawing>
-          <wp:anchor distT="0" distB="0" distL="114300" distR="114300" simplePos="0" relativeHeight="251664384" behindDoc="0" locked="0" layoutInCell="1" allowOverlap="1" wp14:anchorId="17A05937" wp14:editId="4DCD5A39">
+          <wp:anchor distT="0" distB="0" distL="114300" distR="114300" simplePos="0" relativeHeight="251657728" behindDoc="0" locked="0" layoutInCell="1" allowOverlap="1" wp14:anchorId="17A05937" wp14:editId="724A0F51">
             <wp:simplePos x="0" y="0"/>
             <wp:positionH relativeFrom="column">
               <wp:posOffset>2699385</wp:posOffset>
@@ -908,7 +908,7 @@
           <w:szCs w:val="24"/>
         </w:rPr>
         <w:drawing>
-          <wp:anchor distT="0" distB="0" distL="114300" distR="114300" simplePos="0" relativeHeight="251663360" behindDoc="0" locked="0" layoutInCell="1" allowOverlap="1" wp14:anchorId="0A7DCD0F" wp14:editId="1487D25D">
+          <wp:anchor distT="0" distB="0" distL="114300" distR="114300" simplePos="0" relativeHeight="251656704" behindDoc="0" locked="0" layoutInCell="1" allowOverlap="1" wp14:anchorId="0A7DCD0F" wp14:editId="3AEB5C8B">
             <wp:simplePos x="0" y="0"/>
             <wp:positionH relativeFrom="column">
               <wp:posOffset>795020</wp:posOffset>
@@ -1088,7 +1088,7 @@
           <w:szCs w:val="24"/>
         </w:rPr>
         <w:drawing>
-          <wp:anchor distT="0" distB="0" distL="114300" distR="114300" simplePos="0" relativeHeight="251665408" behindDoc="0" locked="0" layoutInCell="1" allowOverlap="1" wp14:anchorId="6D5AE801" wp14:editId="53856700">
+          <wp:anchor distT="0" distB="0" distL="114300" distR="114300" simplePos="0" relativeHeight="251658752" behindDoc="0" locked="0" layoutInCell="1" allowOverlap="1" wp14:anchorId="6D5AE801" wp14:editId="1E3A99ED">
             <wp:simplePos x="0" y="0"/>
             <wp:positionH relativeFrom="page">
               <wp:posOffset>2615565</wp:posOffset>
@@ -1210,7 +1210,7 @@
           <w:u w:val="single"/>
         </w:rPr>
         <w:drawing>
-          <wp:anchor distT="0" distB="0" distL="114300" distR="114300" simplePos="0" relativeHeight="251667456" behindDoc="0" locked="0" layoutInCell="1" allowOverlap="1" wp14:anchorId="6DFC4022" wp14:editId="1CD3C8B4">
+          <wp:anchor distT="0" distB="0" distL="114300" distR="114300" simplePos="0" relativeHeight="251660800" behindDoc="0" locked="0" layoutInCell="1" allowOverlap="1" wp14:anchorId="6DFC4022" wp14:editId="4E45C158">
             <wp:simplePos x="0" y="0"/>
             <wp:positionH relativeFrom="margin">
               <wp:posOffset>2778760</wp:posOffset>
@@ -1306,7 +1306,7 @@
           <w:szCs w:val="24"/>
         </w:rPr>
         <w:drawing>
-          <wp:anchor distT="0" distB="0" distL="114300" distR="114300" simplePos="0" relativeHeight="251666432" behindDoc="0" locked="0" layoutInCell="1" allowOverlap="1" wp14:anchorId="30E5EE66" wp14:editId="1D6DEAC2">
+          <wp:anchor distT="0" distB="0" distL="114300" distR="114300" simplePos="0" relativeHeight="251659776" behindDoc="0" locked="0" layoutInCell="1" allowOverlap="1" wp14:anchorId="30E5EE66" wp14:editId="492FEA8B">
             <wp:simplePos x="0" y="0"/>
             <wp:positionH relativeFrom="column">
               <wp:posOffset>498285</wp:posOffset>
@@ -1448,7 +1448,7 @@
           <w:szCs w:val="24"/>
         </w:rPr>
         <w:drawing>
-          <wp:anchor distT="0" distB="0" distL="114300" distR="114300" simplePos="0" relativeHeight="251668480" behindDoc="0" locked="0" layoutInCell="1" allowOverlap="1" wp14:anchorId="70D92B95" wp14:editId="6C536025">
+          <wp:anchor distT="0" distB="0" distL="114300" distR="114300" simplePos="0" relativeHeight="251661824" behindDoc="0" locked="0" layoutInCell="1" allowOverlap="1" wp14:anchorId="70D92B95" wp14:editId="6517278E">
             <wp:simplePos x="0" y="0"/>
             <wp:positionH relativeFrom="column">
               <wp:posOffset>1733550</wp:posOffset>
@@ -1793,7 +1793,7 @@
         <w:pStyle w:val="ListParagraph"/>
         <w:numPr>
           <w:ilvl w:val="0"/>
-          <w:numId w:val="5"/>
+          <w:numId w:val="14"/>
         </w:numPr>
         <w:jc w:val="both"/>
         <w:rPr>
@@ -1806,11 +1806,20 @@
       <w:r>
         <w:rPr>
           <w:rFonts w:ascii="Times New Roman" w:hAnsi="Times New Roman" w:cs="Times New Roman"/>
-          <w:bCs/>
-          <w:sz w:val="24"/>
-          <w:szCs w:val="24"/>
-        </w:rPr>
-        <w:t>High-core CPU’s: Used for parallel processing and data preparation.</w:t>
+          <w:b/>
+          <w:sz w:val="24"/>
+          <w:szCs w:val="24"/>
+        </w:rPr>
+        <w:t xml:space="preserve">High-core CPU’s: </w:t>
+      </w:r>
+      <w:r>
+        <w:rPr>
+          <w:rFonts w:ascii="Times New Roman" w:hAnsi="Times New Roman" w:cs="Times New Roman"/>
+          <w:bCs/>
+          <w:sz w:val="24"/>
+          <w:szCs w:val="24"/>
+        </w:rPr>
+        <w:t>High-core CPUs are used for parallel processing of multiple tasks simultaneously. They help in data preparation, preprocessing, scheduling of AI tasks, and coordination between the CPU and GPU during training and inference.</w:t>
       </w:r>
     </w:p>
     <w:p>
@@ -1818,7 +1827,7 @@
         <w:pStyle w:val="ListParagraph"/>
         <w:numPr>
           <w:ilvl w:val="0"/>
-          <w:numId w:val="5"/>
+          <w:numId w:val="14"/>
         </w:numPr>
         <w:jc w:val="both"/>
         <w:rPr>
@@ -1831,11 +1840,38 @@
       <w:r>
         <w:rPr>
           <w:rFonts w:ascii="Times New Roman" w:hAnsi="Times New Roman" w:cs="Times New Roman"/>
-          <w:bCs/>
-          <w:sz w:val="24"/>
-          <w:szCs w:val="24"/>
-        </w:rPr>
-        <w:t>GPU’s with CUDA cores: Used to accelerate Machine Learning and Deep Learning algorithms.</w:t>
+          <w:b/>
+          <w:sz w:val="24"/>
+          <w:szCs w:val="24"/>
+        </w:rPr>
+        <w:t>GPU’s with CUDA cores:</w:t>
+      </w:r>
+      <w:r>
+        <w:rPr>
+          <w:rFonts w:ascii="Times New Roman" w:hAnsi="Times New Roman" w:cs="Times New Roman"/>
+          <w:bCs/>
+          <w:sz w:val="24"/>
+          <w:szCs w:val="24"/>
+        </w:rPr>
+        <w:t xml:space="preserve"> </w:t>
+      </w:r>
+      <w:r>
+        <w:rPr>
+          <w:rFonts w:ascii="Times New Roman" w:hAnsi="Times New Roman" w:cs="Times New Roman"/>
+          <w:bCs/>
+          <w:sz w:val="24"/>
+          <w:szCs w:val="24"/>
+        </w:rPr>
+        <w:t xml:space="preserve">GPUs with CUDA cores are used to accelerate Machine Learning and Deep Learning algorithms. They efficiently perform large-scale matrix and vector computations required in neural networks, significantly reducing training and inference </w:t>
+      </w:r>
+      <w:r>
+        <w:rPr>
+          <w:rFonts w:ascii="Times New Roman" w:hAnsi="Times New Roman" w:cs="Times New Roman"/>
+          <w:bCs/>
+          <w:sz w:val="24"/>
+          <w:szCs w:val="24"/>
+        </w:rPr>
+        <w:t xml:space="preserve">time. </w:t>
       </w:r>
     </w:p>
     <w:p>
@@ -1843,24 +1879,53 @@
         <w:pStyle w:val="ListParagraph"/>
         <w:numPr>
           <w:ilvl w:val="0"/>
-          <w:numId w:val="5"/>
+          <w:numId w:val="14"/>
         </w:numPr>
         <w:jc w:val="both"/>
         <w:rPr>
           <w:rFonts w:ascii="Times New Roman" w:hAnsi="Times New Roman" w:cs="Times New Roman"/>
-          <w:bCs/>
-          <w:sz w:val="24"/>
-          <w:szCs w:val="24"/>
-        </w:rPr>
-      </w:pPr>
-      <w:r>
-        <w:rPr>
-          <w:rFonts w:ascii="Times New Roman" w:hAnsi="Times New Roman" w:cs="Times New Roman"/>
-          <w:bCs/>
-          <w:sz w:val="24"/>
-          <w:szCs w:val="24"/>
-        </w:rPr>
-        <w:t>High capacity RAM: Used to handle large datasets and model date.</w:t>
+          <w:b/>
+          <w:bCs/>
+          <w:sz w:val="28"/>
+          <w:szCs w:val="24"/>
+          <w:u w:val="single"/>
+        </w:rPr>
+      </w:pPr>
+      <w:r>
+        <w:rPr>
+          <w:rFonts w:ascii="Times New Roman" w:hAnsi="Times New Roman" w:cs="Times New Roman"/>
+          <w:b/>
+          <w:sz w:val="24"/>
+          <w:szCs w:val="24"/>
+        </w:rPr>
+        <w:t>High-capacity</w:t>
+      </w:r>
+      <w:r>
+        <w:rPr>
+          <w:rFonts w:ascii="Times New Roman" w:hAnsi="Times New Roman" w:cs="Times New Roman"/>
+          <w:b/>
+          <w:sz w:val="24"/>
+          <w:szCs w:val="24"/>
+        </w:rPr>
+        <w:t xml:space="preserve"> RAM</w:t>
+      </w:r>
+      <w:r>
+        <w:rPr>
+          <w:rFonts w:ascii="Times New Roman" w:hAnsi="Times New Roman" w:cs="Times New Roman"/>
+          <w:bCs/>
+          <w:sz w:val="24"/>
+          <w:szCs w:val="24"/>
+        </w:rPr>
+        <w:t xml:space="preserve">: </w:t>
+      </w:r>
+      <w:r>
+        <w:rPr>
+          <w:rFonts w:ascii="Times New Roman" w:hAnsi="Times New Roman" w:cs="Times New Roman"/>
+          <w:bCs/>
+          <w:sz w:val="24"/>
+          <w:szCs w:val="24"/>
+        </w:rPr>
+        <w:t>High-capacity RAM is used to handle large datasets, model parameters, and intermediate computation results. It allows faster data access during training and prevents frequent data transfer from storage to memory, improving overall system performance.</w:t>
       </w:r>
     </w:p>
     <w:p>
@@ -1868,24 +1933,64 @@
         <w:pStyle w:val="ListParagraph"/>
         <w:numPr>
           <w:ilvl w:val="0"/>
-          <w:numId w:val="5"/>
+          <w:numId w:val="14"/>
         </w:numPr>
         <w:jc w:val="both"/>
         <w:rPr>
           <w:rFonts w:ascii="Times New Roman" w:hAnsi="Times New Roman" w:cs="Times New Roman"/>
-          <w:bCs/>
-          <w:sz w:val="24"/>
-          <w:szCs w:val="24"/>
-        </w:rPr>
-      </w:pPr>
-      <w:r>
-        <w:rPr>
-          <w:rFonts w:ascii="Times New Roman" w:hAnsi="Times New Roman" w:cs="Times New Roman"/>
-          <w:bCs/>
-          <w:sz w:val="24"/>
-          <w:szCs w:val="24"/>
-        </w:rPr>
-        <w:t>NVMe SSDs: Used for fast data access and storage.</w:t>
+          <w:b/>
+          <w:bCs/>
+          <w:sz w:val="28"/>
+          <w:szCs w:val="24"/>
+          <w:u w:val="single"/>
+        </w:rPr>
+      </w:pPr>
+      <w:r>
+        <w:rPr>
+          <w:rFonts w:ascii="Times New Roman" w:hAnsi="Times New Roman" w:cs="Times New Roman"/>
+          <w:b/>
+          <w:sz w:val="24"/>
+          <w:szCs w:val="24"/>
+        </w:rPr>
+        <w:t>NVMe SSDs</w:t>
+      </w:r>
+      <w:r>
+        <w:rPr>
+          <w:rFonts w:ascii="Times New Roman" w:hAnsi="Times New Roman" w:cs="Times New Roman"/>
+          <w:bCs/>
+          <w:sz w:val="24"/>
+          <w:szCs w:val="24"/>
+        </w:rPr>
+        <w:t xml:space="preserve">: </w:t>
+      </w:r>
+      <w:r>
+        <w:rPr>
+          <w:rFonts w:ascii="Times New Roman" w:hAnsi="Times New Roman" w:cs="Times New Roman"/>
+          <w:bCs/>
+          <w:sz w:val="24"/>
+          <w:szCs w:val="24"/>
+        </w:rPr>
+        <w:t xml:space="preserve">NVMe SSDs provide very high read and write speeds compared to traditional storage devices. They enable fast data access, quick loading of large datasets, and efficient saving of model checkpoints during AI </w:t>
+      </w:r>
+      <w:r>
+        <w:rPr>
+          <w:rFonts w:ascii="Times New Roman" w:hAnsi="Times New Roman" w:cs="Times New Roman"/>
+          <w:bCs/>
+          <w:sz w:val="24"/>
+          <w:szCs w:val="24"/>
+        </w:rPr>
+        <w:t>training.</w:t>
+      </w:r>
+      <w:r>
+        <w:rPr>
+          <w:rFonts w:ascii="Times New Roman" w:hAnsi="Times New Roman" w:cs="Times New Roman"/>
+          <w:b/>
+          <w:bCs/>
+          <w:sz w:val="28"/>
+          <w:szCs w:val="24"/>
+          <w:u w:val="single"/>
+        </w:rPr>
+        <w:t xml:space="preserve"> </w:t>
       </w:r>
     </w:p>
     <w:p>
@@ -2042,7 +2147,10 @@
           <w:u w:val="single"/>
         </w:rPr>
       </w:pPr>
-      <w:r>
+    </w:p>
+    <w:p>
+      <w:pPr>
+        <w:jc w:val="both"/>
         <w:rPr>
           <w:rFonts w:ascii="Times New Roman" w:hAnsi="Times New Roman" w:cs="Times New Roman"/>
           <w:b/>
@@ -2051,27 +2159,39 @@
           <w:szCs w:val="24"/>
           <w:u w:val="single"/>
         </w:rPr>
+      </w:pPr>
+    </w:p>
+    <w:p>
+      <w:pPr>
+        <w:jc w:val="both"/>
+        <w:rPr>
+          <w:rFonts w:ascii="Times New Roman" w:hAnsi="Times New Roman" w:cs="Times New Roman"/>
+          <w:b/>
+          <w:bCs/>
+          <w:sz w:val="28"/>
+          <w:szCs w:val="24"/>
+          <w:u w:val="single"/>
+        </w:rPr>
+      </w:pPr>
+      <w:r>
+        <w:rPr>
+          <w:rFonts w:ascii="Times New Roman" w:hAnsi="Times New Roman" w:cs="Times New Roman"/>
+          <w:b/>
+          <w:bCs/>
+          <w:sz w:val="28"/>
+          <w:szCs w:val="24"/>
+          <w:u w:val="single"/>
+        </w:rPr>
+        <w:lastRenderedPageBreak/>
         <w:t>Observation</w:t>
       </w:r>
     </w:p>
     <w:p>
       <w:pPr>
-        <w:jc w:val="both"/>
-        <w:rPr>
-          <w:rFonts w:ascii="Times New Roman" w:hAnsi="Times New Roman" w:cs="Times New Roman"/>
-          <w:bCs/>
-          <w:sz w:val="24"/>
-          <w:szCs w:val="24"/>
-        </w:rPr>
-      </w:pPr>
-      <w:r>
-        <w:rPr>
-          <w:rFonts w:ascii="Times New Roman" w:hAnsi="Times New Roman" w:cs="Times New Roman"/>
-          <w:bCs/>
-          <w:sz w:val="24"/>
-          <w:szCs w:val="24"/>
-        </w:rPr>
-        <w:t>For this study, AI powered systems from leading manufactures such as NVIDIA, Dell Technologies and AMD were considered.</w:t>
+        <w:pStyle w:val="NormalWeb"/>
+      </w:pPr>
+      <w:r>
+        <w:t>For this study, AI-powered desktop and server systems from leading manufacturers such as NVIDIA, Dell Technologies and AMD were considered. The hardware specifications including CPU cores, GPU capabilities, RAM capacity and storage options were observed and compared.</w:t>
       </w:r>
     </w:p>
     <w:p>
@@ -2099,10 +2219,7 @@
           <w:u w:val="single"/>
         </w:rPr>
       </w:pPr>
-    </w:p>
-    <w:p>
-      <w:pPr>
-        <w:jc w:val="both"/>
+      <w:r>
         <w:rPr>
           <w:rFonts w:ascii="Times New Roman" w:hAnsi="Times New Roman" w:cs="Times New Roman"/>
           <w:b/>
@@ -2111,43 +2228,6 @@
           <w:szCs w:val="24"/>
           <w:u w:val="single"/>
         </w:rPr>
-      </w:pPr>
-    </w:p>
-    <w:p>
-      <w:pPr>
-        <w:jc w:val="both"/>
-        <w:rPr>
-          <w:rFonts w:ascii="Times New Roman" w:hAnsi="Times New Roman" w:cs="Times New Roman"/>
-          <w:b/>
-          <w:bCs/>
-          <w:sz w:val="28"/>
-          <w:szCs w:val="24"/>
-          <w:u w:val="single"/>
-        </w:rPr>
-      </w:pPr>
-    </w:p>
-    <w:p>
-      <w:pPr>
-        <w:jc w:val="both"/>
-        <w:rPr>
-          <w:rFonts w:ascii="Times New Roman" w:hAnsi="Times New Roman" w:cs="Times New Roman"/>
-          <w:b/>
-          <w:bCs/>
-          <w:sz w:val="28"/>
-          <w:szCs w:val="24"/>
-          <w:u w:val="single"/>
-        </w:rPr>
-      </w:pPr>
-      <w:r>
-        <w:rPr>
-          <w:rFonts w:ascii="Times New Roman" w:hAnsi="Times New Roman" w:cs="Times New Roman"/>
-          <w:b/>
-          <w:bCs/>
-          <w:sz w:val="28"/>
-          <w:szCs w:val="24"/>
-          <w:u w:val="single"/>
-        </w:rPr>
-        <w:lastRenderedPageBreak/>
         <w:t>Comparison chart of hardware specifications</w:t>
       </w:r>
     </w:p>
@@ -3395,16 +3475,16 @@
           <w:u w:val="single"/>
         </w:rPr>
         <w:drawing>
-          <wp:anchor distT="0" distB="0" distL="114300" distR="114300" simplePos="0" relativeHeight="251669504" behindDoc="0" locked="0" layoutInCell="1" allowOverlap="1" wp14:anchorId="453AEC86" wp14:editId="73D956FD">
+          <wp:anchor distT="0" distB="0" distL="114300" distR="114300" simplePos="0" relativeHeight="251662848" behindDoc="0" locked="0" layoutInCell="1" allowOverlap="1" wp14:anchorId="453AEC86" wp14:editId="44556394">
             <wp:simplePos x="0" y="0"/>
             <wp:positionH relativeFrom="column">
-              <wp:posOffset>1525270</wp:posOffset>
+              <wp:posOffset>1526540</wp:posOffset>
             </wp:positionH>
             <wp:positionV relativeFrom="paragraph">
-              <wp:posOffset>356870</wp:posOffset>
+              <wp:posOffset>358140</wp:posOffset>
             </wp:positionV>
-            <wp:extent cx="2651760" cy="1490345"/>
-            <wp:effectExtent l="0" t="0" r="0" b="0"/>
+            <wp:extent cx="2026920" cy="1139190"/>
+            <wp:effectExtent l="0" t="0" r="0" b="3810"/>
             <wp:wrapTopAndBottom/>
             <wp:docPr id="1" name="Picture 1"/>
             <wp:cNvGraphicFramePr>
@@ -3432,7 +3512,7 @@
                   <pic:spPr>
                     <a:xfrm>
                       <a:off x="0" y="0"/>
-                      <a:ext cx="2651760" cy="1490345"/>
+                      <a:ext cx="2026920" cy="1139190"/>
                     </a:xfrm>
                     <a:prstGeom prst="rect">
                       <a:avLst/>
@@ -3544,6 +3624,7 @@
           <w:szCs w:val="28"/>
           <w:u w:val="single"/>
         </w:rPr>
+        <w:lastRenderedPageBreak/>
         <w:t>High-Capacity RAM</w:t>
       </w:r>
     </w:p>
@@ -3572,25 +3653,17 @@
           <w:u w:val="single"/>
         </w:rPr>
         <w:drawing>
-          <wp:anchor distT="0" distB="0" distL="114300" distR="114300" simplePos="0" relativeHeight="251663360" behindDoc="1" locked="0" layoutInCell="1" allowOverlap="1" wp14:anchorId="358D1820" wp14:editId="1EFCB765">
+          <wp:anchor distT="0" distB="0" distL="114300" distR="114300" simplePos="0" relativeHeight="251662848" behindDoc="1" locked="0" layoutInCell="1" allowOverlap="1" wp14:anchorId="358D1820" wp14:editId="1AC2B6CB">
             <wp:simplePos x="0" y="0"/>
             <wp:positionH relativeFrom="column">
-              <wp:posOffset>1761600</wp:posOffset>
+              <wp:posOffset>1767840</wp:posOffset>
             </wp:positionH>
             <wp:positionV relativeFrom="paragraph">
-              <wp:posOffset>123163</wp:posOffset>
+              <wp:posOffset>316230</wp:posOffset>
             </wp:positionV>
-            <wp:extent cx="2416810" cy="1449070"/>
-            <wp:effectExtent l="0" t="0" r="2540" b="0"/>
-            <wp:wrapTight wrapText="bothSides">
-              <wp:wrapPolygon edited="0">
-                <wp:start x="0" y="0"/>
-                <wp:lineTo x="0" y="21297"/>
-                <wp:lineTo x="21452" y="21297"/>
-                <wp:lineTo x="21452" y="0"/>
-                <wp:lineTo x="0" y="0"/>
-              </wp:wrapPolygon>
-            </wp:wrapTight>
+            <wp:extent cx="1923415" cy="1153160"/>
+            <wp:effectExtent l="0" t="0" r="635" b="8890"/>
+            <wp:wrapTopAndBottom/>
             <wp:docPr id="852304600" name="Picture 1"/>
             <wp:cNvGraphicFramePr>
               <a:graphicFrameLocks xmlns:a="http://schemas.openxmlformats.org/drawingml/2006/main" noChangeAspect="1"/>
@@ -3617,7 +3690,7 @@
                   <pic:spPr>
                     <a:xfrm>
                       <a:off x="0" y="0"/>
-                      <a:ext cx="2416810" cy="1449070"/>
+                      <a:ext cx="1923415" cy="1153160"/>
                     </a:xfrm>
                     <a:prstGeom prst="rect">
                       <a:avLst/>
@@ -3689,7 +3762,6 @@
           <w:sz w:val="24"/>
           <w:szCs w:val="28"/>
         </w:rPr>
-        <w:lastRenderedPageBreak/>
         <w:t xml:space="preserve">Allows large datasets and intermediate model data to be stored in memory without frequent disk access. Large GPU memory enables training of bigger batch sizes. </w:t>
       </w:r>
     </w:p>
@@ -3708,24 +3780,84 @@
     <w:p>
       <w:pPr>
         <w:pStyle w:val="ListParagraph"/>
-        <w:ind w:left="360"/>
-        <w:jc w:val="both"/>
-        <w:rPr>
-          <w:rFonts w:ascii="Times New Roman" w:hAnsi="Times New Roman" w:cs="Times New Roman"/>
-          <w:b/>
-          <w:bCs/>
-          <w:sz w:val="28"/>
-          <w:szCs w:val="32"/>
-          <w:u w:val="single"/>
-        </w:rPr>
-      </w:pPr>
-      <w:r>
-        <w:rPr>
-          <w:rFonts w:ascii="Times New Roman" w:hAnsi="Times New Roman" w:cs="Times New Roman"/>
-          <w:b/>
-          <w:bCs/>
-          <w:sz w:val="28"/>
-          <w:szCs w:val="32"/>
+        <w:numPr>
+          <w:ilvl w:val="0"/>
+          <w:numId w:val="8"/>
+        </w:numPr>
+        <w:jc w:val="both"/>
+        <w:rPr>
+          <w:rFonts w:ascii="Times New Roman" w:hAnsi="Times New Roman" w:cs="Times New Roman"/>
+          <w:sz w:val="24"/>
+          <w:szCs w:val="28"/>
+        </w:rPr>
+      </w:pPr>
+      <w:r>
+        <w:rPr>
+          <w:rFonts w:ascii="Times New Roman" w:hAnsi="Times New Roman" w:cs="Times New Roman"/>
+          <w:noProof/>
+          <w:sz w:val="24"/>
+          <w:szCs w:val="28"/>
+        </w:rPr>
+        <w:drawing>
+          <wp:anchor distT="0" distB="0" distL="114300" distR="114300" simplePos="0" relativeHeight="251665920" behindDoc="0" locked="0" layoutInCell="1" allowOverlap="1" wp14:anchorId="669513F8" wp14:editId="1AD9FB4F">
+            <wp:simplePos x="0" y="0"/>
+            <wp:positionH relativeFrom="column">
+              <wp:posOffset>2082662</wp:posOffset>
+            </wp:positionH>
+            <wp:positionV relativeFrom="paragraph">
+              <wp:posOffset>343784</wp:posOffset>
+            </wp:positionV>
+            <wp:extent cx="1772920" cy="1438910"/>
+            <wp:effectExtent l="0" t="0" r="0" b="8890"/>
+            <wp:wrapTopAndBottom/>
+            <wp:docPr id="1556839090" name="Picture 2"/>
+            <wp:cNvGraphicFramePr>
+              <a:graphicFrameLocks xmlns:a="http://schemas.openxmlformats.org/drawingml/2006/main" noChangeAspect="1"/>
+            </wp:cNvGraphicFramePr>
+            <a:graphic xmlns:a="http://schemas.openxmlformats.org/drawingml/2006/main">
+              <a:graphicData uri="http://schemas.openxmlformats.org/drawingml/2006/picture">
+                <pic:pic xmlns:pic="http://schemas.openxmlformats.org/drawingml/2006/picture">
+                  <pic:nvPicPr>
+                    <pic:cNvPr id="1556839090" name="Picture 1556839090"/>
+                    <pic:cNvPicPr/>
+                  </pic:nvPicPr>
+                  <pic:blipFill>
+                    <a:blip r:embed="rId18" cstate="print">
+                      <a:extLst>
+                        <a:ext uri="{28A0092B-C50C-407E-A947-70E740481C1C}">
+                          <a14:useLocalDpi xmlns:a14="http://schemas.microsoft.com/office/drawing/2010/main" val="0"/>
+                        </a:ext>
+                      </a:extLst>
+                    </a:blip>
+                    <a:stretch>
+                      <a:fillRect/>
+                    </a:stretch>
+                  </pic:blipFill>
+                  <pic:spPr>
+                    <a:xfrm>
+                      <a:off x="0" y="0"/>
+                      <a:ext cx="1772920" cy="1438910"/>
+                    </a:xfrm>
+                    <a:prstGeom prst="rect">
+                      <a:avLst/>
+                    </a:prstGeom>
+                  </pic:spPr>
+                </pic:pic>
+              </a:graphicData>
+            </a:graphic>
+            <wp14:sizeRelH relativeFrom="margin">
+              <wp14:pctWidth>0</wp14:pctWidth>
+            </wp14:sizeRelH>
+          </wp:anchor>
+        </w:drawing>
+      </w:r>
+      <w:r>
+        <w:rPr>
+          <w:rFonts w:ascii="Times New Roman" w:hAnsi="Times New Roman" w:cs="Times New Roman"/>
+          <w:b/>
+          <w:bCs/>
+          <w:sz w:val="24"/>
+          <w:szCs w:val="28"/>
           <w:u w:val="single"/>
         </w:rPr>
         <w:t>NVMe SSD</w:t>
@@ -3745,7 +3877,6 @@
     </w:p>
     <w:p>
       <w:pPr>
-        <w:pStyle w:val="ListParagraph"/>
         <w:ind w:left="360"/>
         <w:jc w:val="both"/>
         <w:rPr>
@@ -3754,10 +3885,17 @@
           <w:szCs w:val="28"/>
         </w:rPr>
       </w:pPr>
-    </w:p>
-    <w:p>
-      <w:pPr>
-        <w:pStyle w:val="ListParagraph"/>
+      <w:r>
+        <w:rPr>
+          <w:rFonts w:ascii="Times New Roman" w:hAnsi="Times New Roman" w:cs="Times New Roman"/>
+          <w:sz w:val="24"/>
+          <w:szCs w:val="28"/>
+        </w:rPr>
+        <w:t>NVMe SSD storage provides very high data transfer speeds, which reduces dataset loading time and improves checkpoint saving during long AI training runs.</w:t>
+      </w:r>
+    </w:p>
+    <w:p>
+      <w:pPr>
         <w:ind w:left="360"/>
         <w:jc w:val="both"/>
         <w:rPr>
@@ -3766,22 +3904,73 @@
           <w:szCs w:val="28"/>
         </w:rPr>
       </w:pPr>
-    </w:p>
-    <w:p>
-      <w:pPr>
-        <w:pStyle w:val="ListParagraph"/>
+      <w:r>
+        <w:rPr>
+          <w:rFonts w:ascii="Times New Roman" w:hAnsi="Times New Roman" w:cs="Times New Roman"/>
+          <w:sz w:val="24"/>
+          <w:szCs w:val="24"/>
+        </w:rPr>
+        <w:t>Therefore, the combination of multi-core CPUs, powerful GPUs, large memory and fast NVMe storage makes modern computers suitable for AI and machine-learning workloads</w:t>
+      </w:r>
+      <w:r>
+        <w:t>.</w:t>
+      </w:r>
+    </w:p>
+    <w:p>
+      <w:pPr>
+        <w:pStyle w:val="NormalWeb"/>
         <w:ind w:left="360"/>
-        <w:jc w:val="both"/>
-        <w:rPr>
-          <w:rFonts w:ascii="Times New Roman" w:hAnsi="Times New Roman" w:cs="Times New Roman"/>
-          <w:sz w:val="24"/>
+      </w:pPr>
+    </w:p>
+    <w:p>
+      <w:pPr>
+        <w:pStyle w:val="NormalWeb"/>
+        <w:ind w:left="360"/>
+        <w:rPr>
+          <w:b/>
+          <w:bCs/>
+          <w:sz w:val="28"/>
           <w:szCs w:val="28"/>
-        </w:rPr>
-      </w:pPr>
-    </w:p>
-    <w:p>
-      <w:pPr>
-        <w:pStyle w:val="ListParagraph"/>
+          <w:u w:val="single"/>
+        </w:rPr>
+      </w:pPr>
+      <w:r>
+        <w:rPr>
+          <w:b/>
+          <w:bCs/>
+          <w:sz w:val="28"/>
+          <w:szCs w:val="28"/>
+          <w:u w:val="single"/>
+        </w:rPr>
+        <w:t>Expected Outcome</w:t>
+      </w:r>
+    </w:p>
+    <w:p>
+      <w:pPr>
+        <w:pStyle w:val="NormalWeb"/>
+        <w:numPr>
+          <w:ilvl w:val="0"/>
+          <w:numId w:val="13"/>
+        </w:numPr>
+      </w:pPr>
+      <w:r>
+        <w:t>A comparison chart of hardware specifications of AI-powered computers was prepared.</w:t>
+      </w:r>
+    </w:p>
+    <w:p>
+      <w:pPr>
+        <w:pStyle w:val="NormalWeb"/>
+        <w:numPr>
+          <w:ilvl w:val="0"/>
+          <w:numId w:val="13"/>
+        </w:numPr>
+      </w:pPr>
+      <w:r>
+        <w:t>It was observed that high-core CPUs, powerful GPUs, large memory and fast NVMe storage significantly enhance AI and machine-learning applications.</w:t>
+      </w:r>
+    </w:p>
+    <w:p>
+      <w:pPr>
         <w:ind w:left="360"/>
         <w:jc w:val="both"/>
         <w:rPr>
@@ -3804,119 +3993,408 @@
 <file path=word/numbering.xml><?xml version="1.0" encoding="utf-8"?>
 <w:numbering xmlns:wpc="http://schemas.microsoft.com/office/word/2010/wordprocessingCanvas" xmlns:cx="http://schemas.microsoft.com/office/drawing/2014/chartex" xmlns:cx1="http://schemas.microsoft.com/office/drawing/2015/9/8/chartex" xmlns:cx2="http://schemas.microsoft.com/office/drawing/2015/10/21/chartex" xmlns:cx3="http://schemas.microsoft.com/office/drawing/2016/5/9/chartex" xmlns:cx4="http://schemas.microsoft.com/office/drawing/2016/5/10/chartex" xmlns:cx5="http://schemas.microsoft.com/office/drawing/2016/5/11/chartex" xmlns:cx6="http://schemas.microsoft.com/office/drawing/2016/5/12/chartex" xmlns:cx7="http://schemas.microsoft.com/office/drawing/2016/5/13/chartex" xmlns:cx8="http://schemas.microsoft.com/office/drawing/2016/5/14/chartex" xmlns:mc="http://schemas.openxmlformats.org/markup-compatibility/2006" xmlns:aink="http://schemas.microsoft.com/office/drawing/2016/ink" xmlns:am3d="http://schemas.microsoft.com/office/drawing/2017/model3d" xmlns:o="urn:schemas-microsoft-com:office:office" xmlns:oel="http://schemas.microsoft.com/office/2019/extlst" xmlns:r="http://schemas.openxmlformats.org/officeDocument/2006/relationships" xmlns:m="http://schemas.openxmlformats.org/officeDocument/2006/math" xmlns:v="urn:schemas-microsoft-com:vml" xmlns:wp14="http://schemas.microsoft.com/office/word/2010/wordprocessingDrawing" xmlns:wp="http://schemas.openxmlformats.org/drawingml/2006/wordprocessingDrawing" xmlns:w10="urn:schemas-microsoft-com:office:word" xmlns:w="http://schemas.openxmlformats.org/wordprocessingml/2006/main" xmlns:w14="http://schemas.microsoft.com/office/word/2010/wordml" xmlns:w15="http://schemas.microsoft.com/office/word/2012/wordml" xmlns:w16cex="http://schemas.microsoft.com/office/word/2018/wordml/cex" xmlns:w16cid="http://schemas.microsoft.com/office/word/2016/wordml/cid" xmlns:w16="http://schemas.microsoft.com/office/word/2018/wordml" xmlns:w16du="http://schemas.microsoft.com/office/word/2023/wordml/word16du" xmlns:w16sdtdh="http://schemas.microsoft.com/office/word/2020/wordml/sdtdatahash" xmlns:w16se="http://schemas.microsoft.com/office/word/2015/wordml/symex" xmlns:wpg="http://schemas.microsoft.com/office/word/2010/wordprocessingGroup" xmlns:wpi="http://schemas.microsoft.com/office/word/2010/wordprocessingInk" xmlns:wne="http://schemas.microsoft.com/office/word/2006/wordml" xmlns:wps="http://schemas.microsoft.com/office/word/2010/wordprocessingShape" mc:Ignorable="w14 w15 w16se w16cid w16 w16cex w16sdtdh w16du wp14">
   <w:abstractNum w:abstractNumId="0" w15:restartNumberingAfterBreak="0">
+    <w:nsid w:val="02A2209D"/>
+    <w:multiLevelType w:val="multilevel"/>
+    <w:tmpl w:val="0409001F"/>
+    <w:lvl w:ilvl="0">
+      <w:start w:val="1"/>
+      <w:numFmt w:val="decimal"/>
+      <w:lvlText w:val="%1."/>
+      <w:lvlJc w:val="left"/>
+      <w:pPr>
+        <w:ind w:left="360" w:hanging="360"/>
+      </w:pPr>
+    </w:lvl>
+    <w:lvl w:ilvl="1">
+      <w:start w:val="1"/>
+      <w:numFmt w:val="decimal"/>
+      <w:lvlText w:val="%1.%2."/>
+      <w:lvlJc w:val="left"/>
+      <w:pPr>
+        <w:ind w:left="792" w:hanging="432"/>
+      </w:pPr>
+    </w:lvl>
+    <w:lvl w:ilvl="2">
+      <w:start w:val="1"/>
+      <w:numFmt w:val="decimal"/>
+      <w:lvlText w:val="%1.%2.%3."/>
+      <w:lvlJc w:val="left"/>
+      <w:pPr>
+        <w:ind w:left="1224" w:hanging="504"/>
+      </w:pPr>
+    </w:lvl>
+    <w:lvl w:ilvl="3">
+      <w:start w:val="1"/>
+      <w:numFmt w:val="decimal"/>
+      <w:lvlText w:val="%1.%2.%3.%4."/>
+      <w:lvlJc w:val="left"/>
+      <w:pPr>
+        <w:ind w:left="1728" w:hanging="648"/>
+      </w:pPr>
+    </w:lvl>
+    <w:lvl w:ilvl="4">
+      <w:start w:val="1"/>
+      <w:numFmt w:val="decimal"/>
+      <w:lvlText w:val="%1.%2.%3.%4.%5."/>
+      <w:lvlJc w:val="left"/>
+      <w:pPr>
+        <w:ind w:left="2232" w:hanging="792"/>
+      </w:pPr>
+    </w:lvl>
+    <w:lvl w:ilvl="5">
+      <w:start w:val="1"/>
+      <w:numFmt w:val="decimal"/>
+      <w:lvlText w:val="%1.%2.%3.%4.%5.%6."/>
+      <w:lvlJc w:val="left"/>
+      <w:pPr>
+        <w:ind w:left="2736" w:hanging="936"/>
+      </w:pPr>
+    </w:lvl>
+    <w:lvl w:ilvl="6">
+      <w:start w:val="1"/>
+      <w:numFmt w:val="decimal"/>
+      <w:lvlText w:val="%1.%2.%3.%4.%5.%6.%7."/>
+      <w:lvlJc w:val="left"/>
+      <w:pPr>
+        <w:ind w:left="3240" w:hanging="1080"/>
+      </w:pPr>
+    </w:lvl>
+    <w:lvl w:ilvl="7">
+      <w:start w:val="1"/>
+      <w:numFmt w:val="decimal"/>
+      <w:lvlText w:val="%1.%2.%3.%4.%5.%6.%7.%8."/>
+      <w:lvlJc w:val="left"/>
+      <w:pPr>
+        <w:ind w:left="3744" w:hanging="1224"/>
+      </w:pPr>
+    </w:lvl>
+    <w:lvl w:ilvl="8">
+      <w:start w:val="1"/>
+      <w:numFmt w:val="decimal"/>
+      <w:lvlText w:val="%1.%2.%3.%4.%5.%6.%7.%8.%9."/>
+      <w:lvlJc w:val="left"/>
+      <w:pPr>
+        <w:ind w:left="4320" w:hanging="1440"/>
+      </w:pPr>
+    </w:lvl>
+  </w:abstractNum>
+  <w:abstractNum w:abstractNumId="1" w15:restartNumberingAfterBreak="0">
     <w:nsid w:val="02E10E44"/>
     <w:multiLevelType w:val="hybridMultilevel"/>
-    <w:tmpl w:val="06E4B8CC"/>
-    <w:lvl w:ilvl="0" w:tplc="04090001">
+    <w:tmpl w:val="D9AE7BF8"/>
+    <w:lvl w:ilvl="0" w:tplc="7AC67428">
       <w:start w:val="1"/>
       <w:numFmt w:val="bullet"/>
       <w:lvlText w:val=""/>
       <w:lvlJc w:val="left"/>
       <w:pPr>
         <w:ind w:left="720" w:hanging="360"/>
+      </w:pPr>
+      <w:rPr>
+        <w:rFonts w:ascii="Symbol" w:hAnsi="Symbol" w:hint="default"/>
+        <w:b w:val="0"/>
+        <w:bCs/>
+      </w:rPr>
+    </w:lvl>
+    <w:lvl w:ilvl="1" w:tplc="04090003" w:tentative="1">
+      <w:start w:val="1"/>
+      <w:numFmt w:val="bullet"/>
+      <w:lvlText w:val="o"/>
+      <w:lvlJc w:val="left"/>
+      <w:pPr>
+        <w:ind w:left="1440" w:hanging="360"/>
+      </w:pPr>
+      <w:rPr>
+        <w:rFonts w:ascii="Courier New" w:hAnsi="Courier New" w:cs="Courier New" w:hint="default"/>
+      </w:rPr>
+    </w:lvl>
+    <w:lvl w:ilvl="2" w:tplc="04090005" w:tentative="1">
+      <w:start w:val="1"/>
+      <w:numFmt w:val="bullet"/>
+      <w:lvlText w:val=""/>
+      <w:lvlJc w:val="left"/>
+      <w:pPr>
+        <w:ind w:left="2160" w:hanging="360"/>
+      </w:pPr>
+      <w:rPr>
+        <w:rFonts w:ascii="Wingdings" w:hAnsi="Wingdings" w:hint="default"/>
+      </w:rPr>
+    </w:lvl>
+    <w:lvl w:ilvl="3" w:tplc="04090001" w:tentative="1">
+      <w:start w:val="1"/>
+      <w:numFmt w:val="bullet"/>
+      <w:lvlText w:val=""/>
+      <w:lvlJc w:val="left"/>
+      <w:pPr>
+        <w:ind w:left="2880" w:hanging="360"/>
       </w:pPr>
       <w:rPr>
         <w:rFonts w:ascii="Symbol" w:hAnsi="Symbol" w:hint="default"/>
       </w:rPr>
     </w:lvl>
-    <w:lvl w:ilvl="1" w:tplc="04090003" w:tentative="1">
+    <w:lvl w:ilvl="4" w:tplc="04090003" w:tentative="1">
       <w:start w:val="1"/>
       <w:numFmt w:val="bullet"/>
       <w:lvlText w:val="o"/>
       <w:lvlJc w:val="left"/>
       <w:pPr>
-        <w:ind w:left="1440" w:hanging="360"/>
+        <w:ind w:left="3600" w:hanging="360"/>
       </w:pPr>
       <w:rPr>
         <w:rFonts w:ascii="Courier New" w:hAnsi="Courier New" w:cs="Courier New" w:hint="default"/>
       </w:rPr>
     </w:lvl>
-    <w:lvl w:ilvl="2" w:tplc="04090005" w:tentative="1">
+    <w:lvl w:ilvl="5" w:tplc="04090005" w:tentative="1">
       <w:start w:val="1"/>
       <w:numFmt w:val="bullet"/>
       <w:lvlText w:val=""/>
       <w:lvlJc w:val="left"/>
       <w:pPr>
-        <w:ind w:left="2160" w:hanging="360"/>
+        <w:ind w:left="4320" w:hanging="360"/>
       </w:pPr>
       <w:rPr>
         <w:rFonts w:ascii="Wingdings" w:hAnsi="Wingdings" w:hint="default"/>
       </w:rPr>
     </w:lvl>
-    <w:lvl w:ilvl="3" w:tplc="04090001" w:tentative="1">
+    <w:lvl w:ilvl="6" w:tplc="04090001" w:tentative="1">
       <w:start w:val="1"/>
       <w:numFmt w:val="bullet"/>
       <w:lvlText w:val=""/>
       <w:lvlJc w:val="left"/>
       <w:pPr>
-        <w:ind w:left="2880" w:hanging="360"/>
+        <w:ind w:left="5040" w:hanging="360"/>
       </w:pPr>
       <w:rPr>
         <w:rFonts w:ascii="Symbol" w:hAnsi="Symbol" w:hint="default"/>
       </w:rPr>
     </w:lvl>
-    <w:lvl w:ilvl="4" w:tplc="04090003" w:tentative="1">
+    <w:lvl w:ilvl="7" w:tplc="04090003" w:tentative="1">
       <w:start w:val="1"/>
       <w:numFmt w:val="bullet"/>
       <w:lvlText w:val="o"/>
       <w:lvlJc w:val="left"/>
       <w:pPr>
-        <w:ind w:left="3600" w:hanging="360"/>
+        <w:ind w:left="5760" w:hanging="360"/>
       </w:pPr>
       <w:rPr>
         <w:rFonts w:ascii="Courier New" w:hAnsi="Courier New" w:cs="Courier New" w:hint="default"/>
       </w:rPr>
     </w:lvl>
-    <w:lvl w:ilvl="5" w:tplc="04090005" w:tentative="1">
+    <w:lvl w:ilvl="8" w:tplc="04090005" w:tentative="1">
       <w:start w:val="1"/>
       <w:numFmt w:val="bullet"/>
       <w:lvlText w:val=""/>
       <w:lvlJc w:val="left"/>
       <w:pPr>
-        <w:ind w:left="4320" w:hanging="360"/>
+        <w:ind w:left="6480" w:hanging="360"/>
       </w:pPr>
       <w:rPr>
         <w:rFonts w:ascii="Wingdings" w:hAnsi="Wingdings" w:hint="default"/>
       </w:rPr>
     </w:lvl>
-    <w:lvl w:ilvl="6" w:tplc="04090001" w:tentative="1">
+  </w:abstractNum>
+  <w:abstractNum w:abstractNumId="2" w15:restartNumberingAfterBreak="0">
+    <w:nsid w:val="03FA3F42"/>
+    <w:multiLevelType w:val="hybridMultilevel"/>
+    <w:tmpl w:val="605C0A76"/>
+    <w:lvl w:ilvl="0" w:tplc="04090003">
+      <w:start w:val="1"/>
+      <w:numFmt w:val="bullet"/>
+      <w:lvlText w:val="o"/>
+      <w:lvlJc w:val="left"/>
+      <w:pPr>
+        <w:ind w:left="720" w:hanging="360"/>
+      </w:pPr>
+      <w:rPr>
+        <w:rFonts w:ascii="Courier New" w:hAnsi="Courier New" w:cs="Courier New" w:hint="default"/>
+        <w:b w:val="0"/>
+        <w:bCs/>
+      </w:rPr>
+    </w:lvl>
+    <w:lvl w:ilvl="1" w:tplc="FFFFFFFF" w:tentative="1">
+      <w:start w:val="1"/>
+      <w:numFmt w:val="bullet"/>
+      <w:lvlText w:val="o"/>
+      <w:lvlJc w:val="left"/>
+      <w:pPr>
+        <w:ind w:left="1440" w:hanging="360"/>
+      </w:pPr>
+      <w:rPr>
+        <w:rFonts w:ascii="Courier New" w:hAnsi="Courier New" w:cs="Courier New" w:hint="default"/>
+      </w:rPr>
+    </w:lvl>
+    <w:lvl w:ilvl="2" w:tplc="FFFFFFFF" w:tentative="1">
+      <w:start w:val="1"/>
+      <w:numFmt w:val="bullet"/>
+      <w:lvlText w:val=""/>
+      <w:lvlJc w:val="left"/>
+      <w:pPr>
+        <w:ind w:left="2160" w:hanging="360"/>
+      </w:pPr>
+      <w:rPr>
+        <w:rFonts w:ascii="Wingdings" w:hAnsi="Wingdings" w:hint="default"/>
+      </w:rPr>
+    </w:lvl>
+    <w:lvl w:ilvl="3" w:tplc="FFFFFFFF" w:tentative="1">
       <w:start w:val="1"/>
       <w:numFmt w:val="bullet"/>
       <w:lvlText w:val=""/>
       <w:lvlJc w:val="left"/>
       <w:pPr>
-        <w:ind w:left="5040" w:hanging="360"/>
+        <w:ind w:left="2880" w:hanging="360"/>
       </w:pPr>
       <w:rPr>
         <w:rFonts w:ascii="Symbol" w:hAnsi="Symbol" w:hint="default"/>
       </w:rPr>
     </w:lvl>
-    <w:lvl w:ilvl="7" w:tplc="04090003" w:tentative="1">
+    <w:lvl w:ilvl="4" w:tplc="FFFFFFFF" w:tentative="1">
       <w:start w:val="1"/>
       <w:numFmt w:val="bullet"/>
       <w:lvlText w:val="o"/>
       <w:lvlJc w:val="left"/>
       <w:pPr>
-        <w:ind w:left="5760" w:hanging="360"/>
+        <w:ind w:left="3600" w:hanging="360"/>
       </w:pPr>
       <w:rPr>
         <w:rFonts w:ascii="Courier New" w:hAnsi="Courier New" w:cs="Courier New" w:hint="default"/>
       </w:rPr>
     </w:lvl>
-    <w:lvl w:ilvl="8" w:tplc="04090005" w:tentative="1">
+    <w:lvl w:ilvl="5" w:tplc="FFFFFFFF" w:tentative="1">
       <w:start w:val="1"/>
       <w:numFmt w:val="bullet"/>
       <w:lvlText w:val=""/>
       <w:lvlJc w:val="left"/>
       <w:pPr>
-        <w:ind w:left="6480" w:hanging="360"/>
+        <w:ind w:left="4320" w:hanging="360"/>
       </w:pPr>
       <w:rPr>
         <w:rFonts w:ascii="Wingdings" w:hAnsi="Wingdings" w:hint="default"/>
       </w:rPr>
     </w:lvl>
+    <w:lvl w:ilvl="6" w:tplc="FFFFFFFF" w:tentative="1">
+      <w:start w:val="1"/>
+      <w:numFmt w:val="bullet"/>
+      <w:lvlText w:val=""/>
+      <w:lvlJc w:val="left"/>
+      <w:pPr>
+        <w:ind w:left="5040" w:hanging="360"/>
+      </w:pPr>
+      <w:rPr>
+        <w:rFonts w:ascii="Symbol" w:hAnsi="Symbol" w:hint="default"/>
+      </w:rPr>
+    </w:lvl>
+    <w:lvl w:ilvl="7" w:tplc="FFFFFFFF" w:tentative="1">
+      <w:start w:val="1"/>
+      <w:numFmt w:val="bullet"/>
+      <w:lvlText w:val="o"/>
+      <w:lvlJc w:val="left"/>
+      <w:pPr>
+        <w:ind w:left="5760" w:hanging="360"/>
+      </w:pPr>
+      <w:rPr>
+        <w:rFonts w:ascii="Courier New" w:hAnsi="Courier New" w:cs="Courier New" w:hint="default"/>
+      </w:rPr>
+    </w:lvl>
+    <w:lvl w:ilvl="8" w:tplc="FFFFFFFF" w:tentative="1">
+      <w:start w:val="1"/>
+      <w:numFmt w:val="bullet"/>
+      <w:lvlText w:val=""/>
+      <w:lvlJc w:val="left"/>
+      <w:pPr>
+        <w:ind w:left="6480" w:hanging="360"/>
+      </w:pPr>
+      <w:rPr>
+        <w:rFonts w:ascii="Wingdings" w:hAnsi="Wingdings" w:hint="default"/>
+      </w:rPr>
+    </w:lvl>
   </w:abstractNum>
-  <w:abstractNum w:abstractNumId="1" w15:restartNumberingAfterBreak="0">
+  <w:abstractNum w:abstractNumId="3" w15:restartNumberingAfterBreak="0">
+    <w:nsid w:val="096515CE"/>
+    <w:multiLevelType w:val="multilevel"/>
+    <w:tmpl w:val="0409001F"/>
+    <w:lvl w:ilvl="0">
+      <w:start w:val="1"/>
+      <w:numFmt w:val="decimal"/>
+      <w:lvlText w:val="%1."/>
+      <w:lvlJc w:val="left"/>
+      <w:pPr>
+        <w:ind w:left="360" w:hanging="360"/>
+      </w:pPr>
+    </w:lvl>
+    <w:lvl w:ilvl="1">
+      <w:start w:val="1"/>
+      <w:numFmt w:val="decimal"/>
+      <w:lvlText w:val="%1.%2."/>
+      <w:lvlJc w:val="left"/>
+      <w:pPr>
+        <w:ind w:left="792" w:hanging="432"/>
+      </w:pPr>
+    </w:lvl>
+    <w:lvl w:ilvl="2">
+      <w:start w:val="1"/>
+      <w:numFmt w:val="decimal"/>
+      <w:lvlText w:val="%1.%2.%3."/>
+      <w:lvlJc w:val="left"/>
+      <w:pPr>
+        <w:ind w:left="1224" w:hanging="504"/>
+      </w:pPr>
+    </w:lvl>
+    <w:lvl w:ilvl="3">
+      <w:start w:val="1"/>
+      <w:numFmt w:val="decimal"/>
+      <w:lvlText w:val="%1.%2.%3.%4."/>
+      <w:lvlJc w:val="left"/>
+      <w:pPr>
+        <w:ind w:left="1728" w:hanging="648"/>
+      </w:pPr>
+    </w:lvl>
+    <w:lvl w:ilvl="4">
+      <w:start w:val="1"/>
+      <w:numFmt w:val="decimal"/>
+      <w:lvlText w:val="%1.%2.%3.%4.%5."/>
+      <w:lvlJc w:val="left"/>
+      <w:pPr>
+        <w:ind w:left="2232" w:hanging="792"/>
+      </w:pPr>
+    </w:lvl>
+    <w:lvl w:ilvl="5">
+      <w:start w:val="1"/>
+      <w:numFmt w:val="decimal"/>
+      <w:lvlText w:val="%1.%2.%3.%4.%5.%6."/>
+      <w:lvlJc w:val="left"/>
+      <w:pPr>
+        <w:ind w:left="2736" w:hanging="936"/>
+      </w:pPr>
+    </w:lvl>
+    <w:lvl w:ilvl="6">
+      <w:start w:val="1"/>
+      <w:numFmt w:val="decimal"/>
+      <w:lvlText w:val="%1.%2.%3.%4.%5.%6.%7."/>
+      <w:lvlJc w:val="left"/>
+      <w:pPr>
+        <w:ind w:left="3240" w:hanging="1080"/>
+      </w:pPr>
+    </w:lvl>
+    <w:lvl w:ilvl="7">
+      <w:start w:val="1"/>
+      <w:numFmt w:val="decimal"/>
+      <w:lvlText w:val="%1.%2.%3.%4.%5.%6.%7.%8."/>
+      <w:lvlJc w:val="left"/>
+      <w:pPr>
+        <w:ind w:left="3744" w:hanging="1224"/>
+      </w:pPr>
+    </w:lvl>
+    <w:lvl w:ilvl="8">
+      <w:start w:val="1"/>
+      <w:numFmt w:val="decimal"/>
+      <w:lvlText w:val="%1.%2.%3.%4.%5.%6.%7.%8.%9."/>
+      <w:lvlJc w:val="left"/>
+      <w:pPr>
+        <w:ind w:left="4320" w:hanging="1440"/>
+      </w:pPr>
+    </w:lvl>
+  </w:abstractNum>
+  <w:abstractNum w:abstractNumId="4" w15:restartNumberingAfterBreak="0">
     <w:nsid w:val="174C7756"/>
     <w:multiLevelType w:val="hybridMultilevel"/>
     <w:tmpl w:val="EA6609CC"/>
@@ -4029,7 +4507,7 @@
       </w:rPr>
     </w:lvl>
   </w:abstractNum>
-  <w:abstractNum w:abstractNumId="2" w15:restartNumberingAfterBreak="0">
+  <w:abstractNum w:abstractNumId="5" w15:restartNumberingAfterBreak="0">
     <w:nsid w:val="216A2794"/>
     <w:multiLevelType w:val="hybridMultilevel"/>
     <w:tmpl w:val="33FA4AE4"/>
@@ -4115,7 +4593,7 @@
       </w:pPr>
     </w:lvl>
   </w:abstractNum>
-  <w:abstractNum w:abstractNumId="3" w15:restartNumberingAfterBreak="0">
+  <w:abstractNum w:abstractNumId="6" w15:restartNumberingAfterBreak="0">
     <w:nsid w:val="25FC7347"/>
     <w:multiLevelType w:val="hybridMultilevel"/>
     <w:tmpl w:val="4B068000"/>
@@ -4228,7 +4706,93 @@
       </w:rPr>
     </w:lvl>
   </w:abstractNum>
-  <w:abstractNum w:abstractNumId="4" w15:restartNumberingAfterBreak="0">
+  <w:abstractNum w:abstractNumId="7" w15:restartNumberingAfterBreak="0">
+    <w:nsid w:val="2E9E2D90"/>
+    <w:multiLevelType w:val="multilevel"/>
+    <w:tmpl w:val="0409001F"/>
+    <w:lvl w:ilvl="0">
+      <w:start w:val="1"/>
+      <w:numFmt w:val="decimal"/>
+      <w:lvlText w:val="%1."/>
+      <w:lvlJc w:val="left"/>
+      <w:pPr>
+        <w:ind w:left="360" w:hanging="360"/>
+      </w:pPr>
+    </w:lvl>
+    <w:lvl w:ilvl="1">
+      <w:start w:val="1"/>
+      <w:numFmt w:val="decimal"/>
+      <w:lvlText w:val="%1.%2."/>
+      <w:lvlJc w:val="left"/>
+      <w:pPr>
+        <w:ind w:left="792" w:hanging="432"/>
+      </w:pPr>
+    </w:lvl>
+    <w:lvl w:ilvl="2">
+      <w:start w:val="1"/>
+      <w:numFmt w:val="decimal"/>
+      <w:lvlText w:val="%1.%2.%3."/>
+      <w:lvlJc w:val="left"/>
+      <w:pPr>
+        <w:ind w:left="1224" w:hanging="504"/>
+      </w:pPr>
+    </w:lvl>
+    <w:lvl w:ilvl="3">
+      <w:start w:val="1"/>
+      <w:numFmt w:val="decimal"/>
+      <w:lvlText w:val="%1.%2.%3.%4."/>
+      <w:lvlJc w:val="left"/>
+      <w:pPr>
+        <w:ind w:left="1728" w:hanging="648"/>
+      </w:pPr>
+    </w:lvl>
+    <w:lvl w:ilvl="4">
+      <w:start w:val="1"/>
+      <w:numFmt w:val="decimal"/>
+      <w:lvlText w:val="%1.%2.%3.%4.%5."/>
+      <w:lvlJc w:val="left"/>
+      <w:pPr>
+        <w:ind w:left="2232" w:hanging="792"/>
+      </w:pPr>
+    </w:lvl>
+    <w:lvl w:ilvl="5">
+      <w:start w:val="1"/>
+      <w:numFmt w:val="decimal"/>
+      <w:lvlText w:val="%1.%2.%3.%4.%5.%6."/>
+      <w:lvlJc w:val="left"/>
+      <w:pPr>
+        <w:ind w:left="2736" w:hanging="936"/>
+      </w:pPr>
+    </w:lvl>
+    <w:lvl w:ilvl="6">
+      <w:start w:val="1"/>
+      <w:numFmt w:val="decimal"/>
+      <w:lvlText w:val="%1.%2.%3.%4.%5.%6.%7."/>
+      <w:lvlJc w:val="left"/>
+      <w:pPr>
+        <w:ind w:left="3240" w:hanging="1080"/>
+      </w:pPr>
+    </w:lvl>
+    <w:lvl w:ilvl="7">
+      <w:start w:val="1"/>
+      <w:numFmt w:val="decimal"/>
+      <w:lvlText w:val="%1.%2.%3.%4.%5.%6.%7.%8."/>
+      <w:lvlJc w:val="left"/>
+      <w:pPr>
+        <w:ind w:left="3744" w:hanging="1224"/>
+      </w:pPr>
+    </w:lvl>
+    <w:lvl w:ilvl="8">
+      <w:start w:val="1"/>
+      <w:numFmt w:val="decimal"/>
+      <w:lvlText w:val="%1.%2.%3.%4.%5.%6.%7.%8.%9."/>
+      <w:lvlJc w:val="left"/>
+      <w:pPr>
+        <w:ind w:left="4320" w:hanging="1440"/>
+      </w:pPr>
+    </w:lvl>
+  </w:abstractNum>
+  <w:abstractNum w:abstractNumId="8" w15:restartNumberingAfterBreak="0">
     <w:nsid w:val="32A10CD0"/>
     <w:multiLevelType w:val="multilevel"/>
     <w:tmpl w:val="0409001F"/>
@@ -4314,10 +4878,10 @@
       </w:pPr>
     </w:lvl>
   </w:abstractNum>
-  <w:abstractNum w:abstractNumId="5" w15:restartNumberingAfterBreak="0">
+  <w:abstractNum w:abstractNumId="9" w15:restartNumberingAfterBreak="0">
     <w:nsid w:val="32F1033A"/>
     <w:multiLevelType w:val="hybridMultilevel"/>
-    <w:tmpl w:val="8518930A"/>
+    <w:tmpl w:val="B76E9894"/>
     <w:lvl w:ilvl="0" w:tplc="0409000F">
       <w:start w:val="1"/>
       <w:numFmt w:val="decimal"/>
@@ -4400,7 +4964,7 @@
       </w:pPr>
     </w:lvl>
   </w:abstractNum>
-  <w:abstractNum w:abstractNumId="6" w15:restartNumberingAfterBreak="0">
+  <w:abstractNum w:abstractNumId="10" w15:restartNumberingAfterBreak="0">
     <w:nsid w:val="5317621D"/>
     <w:multiLevelType w:val="multilevel"/>
     <w:tmpl w:val="93C436D4"/>
@@ -4490,7 +5054,206 @@
       </w:pPr>
     </w:lvl>
   </w:abstractNum>
-  <w:abstractNum w:abstractNumId="7" w15:restartNumberingAfterBreak="0">
+  <w:abstractNum w:abstractNumId="11" w15:restartNumberingAfterBreak="0">
+    <w:nsid w:val="5AED7154"/>
+    <w:multiLevelType w:val="hybridMultilevel"/>
+    <w:tmpl w:val="B76E9894"/>
+    <w:lvl w:ilvl="0" w:tplc="FFFFFFFF">
+      <w:start w:val="1"/>
+      <w:numFmt w:val="decimal"/>
+      <w:lvlText w:val="%1."/>
+      <w:lvlJc w:val="left"/>
+      <w:pPr>
+        <w:ind w:left="720" w:hanging="360"/>
+      </w:pPr>
+    </w:lvl>
+    <w:lvl w:ilvl="1" w:tplc="FFFFFFFF">
+      <w:start w:val="1"/>
+      <w:numFmt w:val="lowerRoman"/>
+      <w:lvlText w:val="%2."/>
+      <w:lvlJc w:val="right"/>
+      <w:pPr>
+        <w:ind w:left="1440" w:hanging="360"/>
+      </w:pPr>
+    </w:lvl>
+    <w:lvl w:ilvl="2" w:tplc="FFFFFFFF">
+      <w:start w:val="1"/>
+      <w:numFmt w:val="lowerRoman"/>
+      <w:lvlText w:val="%3."/>
+      <w:lvlJc w:val="right"/>
+      <w:pPr>
+        <w:ind w:left="2160" w:hanging="180"/>
+      </w:pPr>
+    </w:lvl>
+    <w:lvl w:ilvl="3" w:tplc="FFFFFFFF">
+      <w:start w:val="1"/>
+      <w:numFmt w:val="decimal"/>
+      <w:lvlText w:val="%4."/>
+      <w:lvlJc w:val="left"/>
+      <w:pPr>
+        <w:ind w:left="2880" w:hanging="360"/>
+      </w:pPr>
+    </w:lvl>
+    <w:lvl w:ilvl="4" w:tplc="FFFFFFFF" w:tentative="1">
+      <w:start w:val="1"/>
+      <w:numFmt w:val="lowerLetter"/>
+      <w:lvlText w:val="%5."/>
+      <w:lvlJc w:val="left"/>
+      <w:pPr>
+        <w:ind w:left="3600" w:hanging="360"/>
+      </w:pPr>
+    </w:lvl>
+    <w:lvl w:ilvl="5" w:tplc="FFFFFFFF" w:tentative="1">
+      <w:start w:val="1"/>
+      <w:numFmt w:val="lowerRoman"/>
+      <w:lvlText w:val="%6."/>
+      <w:lvlJc w:val="right"/>
+      <w:pPr>
+        <w:ind w:left="4320" w:hanging="180"/>
+      </w:pPr>
+    </w:lvl>
+    <w:lvl w:ilvl="6" w:tplc="FFFFFFFF" w:tentative="1">
+      <w:start w:val="1"/>
+      <w:numFmt w:val="decimal"/>
+      <w:lvlText w:val="%7."/>
+      <w:lvlJc w:val="left"/>
+      <w:pPr>
+        <w:ind w:left="5040" w:hanging="360"/>
+      </w:pPr>
+    </w:lvl>
+    <w:lvl w:ilvl="7" w:tplc="FFFFFFFF" w:tentative="1">
+      <w:start w:val="1"/>
+      <w:numFmt w:val="lowerLetter"/>
+      <w:lvlText w:val="%8."/>
+      <w:lvlJc w:val="left"/>
+      <w:pPr>
+        <w:ind w:left="5760" w:hanging="360"/>
+      </w:pPr>
+    </w:lvl>
+    <w:lvl w:ilvl="8" w:tplc="FFFFFFFF" w:tentative="1">
+      <w:start w:val="1"/>
+      <w:numFmt w:val="lowerRoman"/>
+      <w:lvlText w:val="%9."/>
+      <w:lvlJc w:val="right"/>
+      <w:pPr>
+        <w:ind w:left="6480" w:hanging="180"/>
+      </w:pPr>
+    </w:lvl>
+  </w:abstractNum>
+  <w:abstractNum w:abstractNumId="12" w15:restartNumberingAfterBreak="0">
+    <w:nsid w:val="7A556F88"/>
+    <w:multiLevelType w:val="hybridMultilevel"/>
+    <w:tmpl w:val="FB9424C0"/>
+    <w:lvl w:ilvl="0" w:tplc="04090001">
+      <w:start w:val="1"/>
+      <w:numFmt w:val="bullet"/>
+      <w:lvlText w:val=""/>
+      <w:lvlJc w:val="left"/>
+      <w:pPr>
+        <w:ind w:left="720" w:hanging="360"/>
+      </w:pPr>
+      <w:rPr>
+        <w:rFonts w:ascii="Symbol" w:hAnsi="Symbol" w:hint="default"/>
+      </w:rPr>
+    </w:lvl>
+    <w:lvl w:ilvl="1" w:tplc="04090003" w:tentative="1">
+      <w:start w:val="1"/>
+      <w:numFmt w:val="bullet"/>
+      <w:lvlText w:val="o"/>
+      <w:lvlJc w:val="left"/>
+      <w:pPr>
+        <w:ind w:left="1440" w:hanging="360"/>
+      </w:pPr>
+      <w:rPr>
+        <w:rFonts w:ascii="Courier New" w:hAnsi="Courier New" w:cs="Courier New" w:hint="default"/>
+      </w:rPr>
+    </w:lvl>
+    <w:lvl w:ilvl="2" w:tplc="04090005" w:tentative="1">
+      <w:start w:val="1"/>
+      <w:numFmt w:val="bullet"/>
+      <w:lvlText w:val=""/>
+      <w:lvlJc w:val="left"/>
+      <w:pPr>
+        <w:ind w:left="2160" w:hanging="360"/>
+      </w:pPr>
+      <w:rPr>
+        <w:rFonts w:ascii="Wingdings" w:hAnsi="Wingdings" w:hint="default"/>
+      </w:rPr>
+    </w:lvl>
+    <w:lvl w:ilvl="3" w:tplc="04090001" w:tentative="1">
+      <w:start w:val="1"/>
+      <w:numFmt w:val="bullet"/>
+      <w:lvlText w:val=""/>
+      <w:lvlJc w:val="left"/>
+      <w:pPr>
+        <w:ind w:left="2880" w:hanging="360"/>
+      </w:pPr>
+      <w:rPr>
+        <w:rFonts w:ascii="Symbol" w:hAnsi="Symbol" w:hint="default"/>
+      </w:rPr>
+    </w:lvl>
+    <w:lvl w:ilvl="4" w:tplc="04090003" w:tentative="1">
+      <w:start w:val="1"/>
+      <w:numFmt w:val="bullet"/>
+      <w:lvlText w:val="o"/>
+      <w:lvlJc w:val="left"/>
+      <w:pPr>
+        <w:ind w:left="3600" w:hanging="360"/>
+      </w:pPr>
+      <w:rPr>
+        <w:rFonts w:ascii="Courier New" w:hAnsi="Courier New" w:cs="Courier New" w:hint="default"/>
+      </w:rPr>
+    </w:lvl>
+    <w:lvl w:ilvl="5" w:tplc="04090005" w:tentative="1">
+      <w:start w:val="1"/>
+      <w:numFmt w:val="bullet"/>
+      <w:lvlText w:val=""/>
+      <w:lvlJc w:val="left"/>
+      <w:pPr>
+        <w:ind w:left="4320" w:hanging="360"/>
+      </w:pPr>
+      <w:rPr>
+        <w:rFonts w:ascii="Wingdings" w:hAnsi="Wingdings" w:hint="default"/>
+      </w:rPr>
+    </w:lvl>
+    <w:lvl w:ilvl="6" w:tplc="04090001" w:tentative="1">
+      <w:start w:val="1"/>
+      <w:numFmt w:val="bullet"/>
+      <w:lvlText w:val=""/>
+      <w:lvlJc w:val="left"/>
+      <w:pPr>
+        <w:ind w:left="5040" w:hanging="360"/>
+      </w:pPr>
+      <w:rPr>
+        <w:rFonts w:ascii="Symbol" w:hAnsi="Symbol" w:hint="default"/>
+      </w:rPr>
+    </w:lvl>
+    <w:lvl w:ilvl="7" w:tplc="04090003" w:tentative="1">
+      <w:start w:val="1"/>
+      <w:numFmt w:val="bullet"/>
+      <w:lvlText w:val="o"/>
+      <w:lvlJc w:val="left"/>
+      <w:pPr>
+        <w:ind w:left="5760" w:hanging="360"/>
+      </w:pPr>
+      <w:rPr>
+        <w:rFonts w:ascii="Courier New" w:hAnsi="Courier New" w:cs="Courier New" w:hint="default"/>
+      </w:rPr>
+    </w:lvl>
+    <w:lvl w:ilvl="8" w:tplc="04090005" w:tentative="1">
+      <w:start w:val="1"/>
+      <w:numFmt w:val="bullet"/>
+      <w:lvlText w:val=""/>
+      <w:lvlJc w:val="left"/>
+      <w:pPr>
+        <w:ind w:left="6480" w:hanging="360"/>
+      </w:pPr>
+      <w:rPr>
+        <w:rFonts w:ascii="Wingdings" w:hAnsi="Wingdings" w:hint="default"/>
+      </w:rPr>
+    </w:lvl>
+  </w:abstractNum>
+  <w:abstractNum w:abstractNumId="13" w15:restartNumberingAfterBreak="0">
     <w:nsid w:val="7BEB28A7"/>
     <w:multiLevelType w:val="hybridMultilevel"/>
     <w:tmpl w:val="8B5EF57A"/>
@@ -4577,28 +5340,46 @@
     </w:lvl>
   </w:abstractNum>
   <w:num w:numId="1" w16cid:durableId="1300114645">
+    <w:abstractNumId w:val="9"/>
+  </w:num>
+  <w:num w:numId="2" w16cid:durableId="1019038994">
+    <w:abstractNumId w:val="6"/>
+  </w:num>
+  <w:num w:numId="3" w16cid:durableId="1405685795">
     <w:abstractNumId w:val="5"/>
   </w:num>
-  <w:num w:numId="2" w16cid:durableId="1019038994">
+  <w:num w:numId="4" w16cid:durableId="1655375419">
+    <w:abstractNumId w:val="13"/>
+  </w:num>
+  <w:num w:numId="5" w16cid:durableId="1131753584">
+    <w:abstractNumId w:val="1"/>
+  </w:num>
+  <w:num w:numId="6" w16cid:durableId="1856767630">
+    <w:abstractNumId w:val="8"/>
+  </w:num>
+  <w:num w:numId="7" w16cid:durableId="1458257904">
+    <w:abstractNumId w:val="4"/>
+  </w:num>
+  <w:num w:numId="8" w16cid:durableId="473646337">
+    <w:abstractNumId w:val="10"/>
+  </w:num>
+  <w:num w:numId="9" w16cid:durableId="26612499">
+    <w:abstractNumId w:val="11"/>
+  </w:num>
+  <w:num w:numId="10" w16cid:durableId="1485197855">
+    <w:abstractNumId w:val="7"/>
+  </w:num>
+  <w:num w:numId="11" w16cid:durableId="1170636548">
     <w:abstractNumId w:val="3"/>
   </w:num>
-  <w:num w:numId="3" w16cid:durableId="1405685795">
-    <w:abstractNumId w:val="2"/>
-  </w:num>
-  <w:num w:numId="4" w16cid:durableId="1655375419">
-    <w:abstractNumId w:val="7"/>
-  </w:num>
-  <w:num w:numId="5" w16cid:durableId="1131753584">
+  <w:num w:numId="12" w16cid:durableId="566300592">
     <w:abstractNumId w:val="0"/>
   </w:num>
-  <w:num w:numId="6" w16cid:durableId="1856767630">
-    <w:abstractNumId w:val="4"/>
+  <w:num w:numId="13" w16cid:durableId="563832401">
+    <w:abstractNumId w:val="12"/>
   </w:num>
-  <w:num w:numId="7" w16cid:durableId="1458257904">
-    <w:abstractNumId w:val="1"/>
-  </w:num>
-  <w:num w:numId="8" w16cid:durableId="473646337">
-    <w:abstractNumId w:val="6"/>
+  <w:num w:numId="14" w16cid:durableId="240264121">
+    <w:abstractNumId w:val="2"/>
   </w:num>
 </w:numbering>
 </file>
@@ -5026,6 +5807,29 @@
       <w:szCs w:val="32"/>
     </w:rPr>
   </w:style>
+  <w:style w:type="paragraph" w:styleId="Heading2">
+    <w:name w:val="heading 2"/>
+    <w:basedOn w:val="Normal"/>
+    <w:next w:val="Normal"/>
+    <w:link w:val="Heading2Char"/>
+    <w:uiPriority w:val="9"/>
+    <w:semiHidden/>
+    <w:unhideWhenUsed/>
+    <w:qFormat/>
+    <w:rsid w:val="005B4C91"/>
+    <w:pPr>
+      <w:keepNext/>
+      <w:keepLines/>
+      <w:spacing w:before="40" w:after="0"/>
+      <w:outlineLvl w:val="1"/>
+    </w:pPr>
+    <w:rPr>
+      <w:rFonts w:asciiTheme="majorHAnsi" w:eastAsiaTheme="majorEastAsia" w:hAnsiTheme="majorHAnsi" w:cstheme="majorBidi"/>
+      <w:color w:val="365F91" w:themeColor="accent1" w:themeShade="BF"/>
+      <w:sz w:val="26"/>
+      <w:szCs w:val="26"/>
+    </w:rPr>
+  </w:style>
   <w:style w:type="character" w:default="1" w:styleId="DefaultParagraphFont">
     <w:name w:val="Default Paragraph Font"/>
     <w:uiPriority w:val="1"/>
@@ -5286,6 +6090,37 @@
       <w:rFonts w:ascii="Tahoma" w:hAnsi="Tahoma" w:cs="Tahoma"/>
       <w:sz w:val="16"/>
       <w:szCs w:val="16"/>
+    </w:rPr>
+  </w:style>
+  <w:style w:type="paragraph" w:styleId="NormalWeb">
+    <w:name w:val="Normal (Web)"/>
+    <w:basedOn w:val="Normal"/>
+    <w:uiPriority w:val="99"/>
+    <w:unhideWhenUsed/>
+    <w:rsid w:val="005B4C91"/>
+    <w:pPr>
+      <w:spacing w:before="100" w:beforeAutospacing="1" w:after="100" w:afterAutospacing="1" w:line="240" w:lineRule="auto"/>
+    </w:pPr>
+    <w:rPr>
+      <w:rFonts w:ascii="Times New Roman" w:eastAsia="Times New Roman" w:hAnsi="Times New Roman" w:cs="Times New Roman"/>
+      <w:kern w:val="0"/>
+      <w:sz w:val="24"/>
+      <w:szCs w:val="24"/>
+      <w14:ligatures w14:val="none"/>
+    </w:rPr>
+  </w:style>
+  <w:style w:type="character" w:customStyle="1" w:styleId="Heading2Char">
+    <w:name w:val="Heading 2 Char"/>
+    <w:basedOn w:val="DefaultParagraphFont"/>
+    <w:link w:val="Heading2"/>
+    <w:uiPriority w:val="9"/>
+    <w:semiHidden/>
+    <w:rsid w:val="005B4C91"/>
+    <w:rPr>
+      <w:rFonts w:asciiTheme="majorHAnsi" w:eastAsiaTheme="majorEastAsia" w:hAnsiTheme="majorHAnsi" w:cstheme="majorBidi"/>
+      <w:color w:val="365F91" w:themeColor="accent1" w:themeShade="BF"/>
+      <w:sz w:val="26"/>
+      <w:szCs w:val="26"/>
     </w:rPr>
   </w:style>
 </w:styles>
